--- a/Infosys AudioBook Generator Project.docx
+++ b/Infosys AudioBook Generator Project.docx
@@ -4,8 +4,16 @@
   <w:body>
     <w:p>
       <w:pPr>
-        <w:spacing w:after="0" w:line="240" w:lineRule="auto"/>
         <w:jc w:val="center"/>
+        <w:rPr>
+          <w:rFonts w:ascii="Times New Roman" w:hAnsi="Times New Roman" w:cs="Times New Roman"/>
+          <w:b/>
+          <w:bCs/>
+          <w:sz w:val="28"/>
+          <w:szCs w:val="28"/>
+        </w:rPr>
+      </w:pPr>
+      <w:r>
         <w:rPr>
           <w:rFonts w:ascii="Times New Roman" w:hAnsi="Times New Roman" w:cs="Times New Roman"/>
           <w:b/>
@@ -13,7 +21,9 @@
           <w:sz w:val="32"/>
           <w:szCs w:val="32"/>
         </w:rPr>
-      </w:pPr>
+        <w:t xml:space="preserve">Project Report: Smart </w:t>
+      </w:r>
+      <w:proofErr w:type="spellStart"/>
       <w:r>
         <w:rPr>
           <w:rFonts w:ascii="Times New Roman" w:hAnsi="Times New Roman" w:cs="Times New Roman"/>
@@ -22,9 +32,9 @@
           <w:sz w:val="32"/>
           <w:szCs w:val="32"/>
         </w:rPr>
-        <w:t xml:space="preserve">Infosys </w:t>
-      </w:r>
-      <w:proofErr w:type="spellStart"/>
+        <w:t>AudioBook</w:t>
+      </w:r>
+      <w:proofErr w:type="spellEnd"/>
       <w:r>
         <w:rPr>
           <w:rFonts w:ascii="Times New Roman" w:hAnsi="Times New Roman" w:cs="Times New Roman"/>
@@ -33,61 +43,244 @@
           <w:sz w:val="32"/>
           <w:szCs w:val="32"/>
         </w:rPr>
+        <w:t xml:space="preserve"> Generator (v2.0)</w:t>
+      </w:r>
+    </w:p>
+    <w:p>
+      <w:pPr>
+        <w:rPr>
+          <w:rFonts w:ascii="Times New Roman" w:hAnsi="Times New Roman" w:cs="Times New Roman"/>
+          <w:sz w:val="28"/>
+          <w:szCs w:val="28"/>
+        </w:rPr>
+      </w:pPr>
+      <w:r>
+        <w:rPr>
+          <w:rFonts w:ascii="Times New Roman" w:hAnsi="Times New Roman" w:cs="Times New Roman"/>
+          <w:sz w:val="28"/>
+          <w:szCs w:val="28"/>
+        </w:rPr>
+        <w:t xml:space="preserve">Project Title: Enhanced Grammar-Correcting Multi-Language </w:t>
+      </w:r>
+      <w:proofErr w:type="spellStart"/>
+      <w:r>
+        <w:rPr>
+          <w:rFonts w:ascii="Times New Roman" w:hAnsi="Times New Roman" w:cs="Times New Roman"/>
+          <w:sz w:val="28"/>
+          <w:szCs w:val="28"/>
+        </w:rPr>
         <w:t>AudioBook</w:t>
       </w:r>
       <w:proofErr w:type="spellEnd"/>
       <w:r>
+        <w:rPr>
+          <w:rFonts w:ascii="Times New Roman" w:hAnsi="Times New Roman" w:cs="Times New Roman"/>
+          <w:sz w:val="28"/>
+          <w:szCs w:val="28"/>
+        </w:rPr>
+        <w:t xml:space="preserve"> Generator</w:t>
+      </w:r>
+    </w:p>
+    <w:p>
+      <w:pPr>
+        <w:rPr>
+          <w:rFonts w:ascii="Times New Roman" w:hAnsi="Times New Roman" w:cs="Times New Roman"/>
+          <w:sz w:val="28"/>
+          <w:szCs w:val="28"/>
+        </w:rPr>
+      </w:pPr>
+      <w:r>
+        <w:rPr>
+          <w:rFonts w:ascii="Times New Roman" w:hAnsi="Times New Roman" w:cs="Times New Roman"/>
+          <w:sz w:val="28"/>
+          <w:szCs w:val="28"/>
+        </w:rPr>
+        <w:t xml:space="preserve">Technology Stack: Python, </w:t>
+      </w:r>
+      <w:proofErr w:type="spellStart"/>
+      <w:r>
+        <w:rPr>
+          <w:rFonts w:ascii="Times New Roman" w:hAnsi="Times New Roman" w:cs="Times New Roman"/>
+          <w:sz w:val="28"/>
+          <w:szCs w:val="28"/>
+        </w:rPr>
+        <w:t>Streamlit</w:t>
+      </w:r>
+      <w:proofErr w:type="spellEnd"/>
+      <w:r>
+        <w:rPr>
+          <w:rFonts w:ascii="Times New Roman" w:hAnsi="Times New Roman" w:cs="Times New Roman"/>
+          <w:sz w:val="28"/>
+          <w:szCs w:val="28"/>
+        </w:rPr>
+        <w:t xml:space="preserve">, Google Gemini AI, </w:t>
+      </w:r>
+      <w:proofErr w:type="spellStart"/>
+      <w:r>
+        <w:rPr>
+          <w:rFonts w:ascii="Times New Roman" w:hAnsi="Times New Roman" w:cs="Times New Roman"/>
+          <w:sz w:val="28"/>
+          <w:szCs w:val="28"/>
+        </w:rPr>
+        <w:t>gTTS</w:t>
+      </w:r>
+      <w:proofErr w:type="spellEnd"/>
+      <w:r>
+        <w:rPr>
+          <w:rFonts w:ascii="Times New Roman" w:hAnsi="Times New Roman" w:cs="Times New Roman"/>
+          <w:sz w:val="28"/>
+          <w:szCs w:val="28"/>
+        </w:rPr>
+        <w:t xml:space="preserve">, </w:t>
+      </w:r>
+      <w:proofErr w:type="spellStart"/>
+      <w:r>
+        <w:rPr>
+          <w:rFonts w:ascii="Times New Roman" w:hAnsi="Times New Roman" w:cs="Times New Roman"/>
+          <w:sz w:val="28"/>
+          <w:szCs w:val="28"/>
+        </w:rPr>
+        <w:t>FFmpeg</w:t>
+      </w:r>
+      <w:proofErr w:type="spellEnd"/>
+    </w:p>
+    <w:p>
+      <w:pPr>
+        <w:rPr>
+          <w:rFonts w:ascii="Times New Roman" w:hAnsi="Times New Roman" w:cs="Times New Roman"/>
+          <w:sz w:val="28"/>
+          <w:szCs w:val="28"/>
+        </w:rPr>
+      </w:pPr>
+      <w:r>
+        <w:rPr>
+          <w:rFonts w:ascii="Times New Roman" w:hAnsi="Times New Roman" w:cs="Times New Roman"/>
+          <w:sz w:val="28"/>
+          <w:szCs w:val="28"/>
+        </w:rPr>
+        <w:t>Version: 2.0 (Enhanced Edition)</w:t>
+      </w:r>
+    </w:p>
+    <w:p>
+      <w:pPr>
+        <w:rPr>
+          <w:rFonts w:ascii="Times New Roman" w:hAnsi="Times New Roman" w:cs="Times New Roman"/>
+          <w:sz w:val="28"/>
+          <w:szCs w:val="28"/>
+        </w:rPr>
+      </w:pPr>
+    </w:p>
+    <w:p>
+      <w:pPr>
         <w:rPr>
           <w:rFonts w:ascii="Times New Roman" w:hAnsi="Times New Roman" w:cs="Times New Roman"/>
           <w:b/>
           <w:bCs/>
-          <w:sz w:val="32"/>
-          <w:szCs w:val="32"/>
-        </w:rPr>
-        <w:t xml:space="preserve"> Generator </w:t>
-      </w:r>
+          <w:sz w:val="28"/>
+          <w:szCs w:val="28"/>
+        </w:rPr>
+      </w:pPr>
       <w:r>
         <w:rPr>
           <w:rFonts w:ascii="Times New Roman" w:hAnsi="Times New Roman" w:cs="Times New Roman"/>
           <w:b/>
           <w:bCs/>
-          <w:sz w:val="32"/>
-          <w:szCs w:val="32"/>
-        </w:rPr>
-        <w:t>P</w:t>
-      </w:r>
-      <w:r>
+          <w:sz w:val="28"/>
+          <w:szCs w:val="28"/>
+        </w:rPr>
+        <w:t>1. Executive Summary</w:t>
+      </w:r>
+    </w:p>
+    <w:p>
+      <w:pPr>
+        <w:rPr>
+          <w:rFonts w:ascii="Times New Roman" w:hAnsi="Times New Roman" w:cs="Times New Roman"/>
+          <w:sz w:val="28"/>
+          <w:szCs w:val="28"/>
+        </w:rPr>
+      </w:pPr>
+      <w:r>
+        <w:rPr>
+          <w:rFonts w:ascii="Times New Roman" w:hAnsi="Times New Roman" w:cs="Times New Roman"/>
+          <w:sz w:val="28"/>
+          <w:szCs w:val="28"/>
+        </w:rPr>
+        <w:t xml:space="preserve">The Smart </w:t>
+      </w:r>
+      <w:proofErr w:type="spellStart"/>
+      <w:r>
+        <w:rPr>
+          <w:rFonts w:ascii="Times New Roman" w:hAnsi="Times New Roman" w:cs="Times New Roman"/>
+          <w:sz w:val="28"/>
+          <w:szCs w:val="28"/>
+        </w:rPr>
+        <w:t>AudioBook</w:t>
+      </w:r>
+      <w:proofErr w:type="spellEnd"/>
+      <w:r>
+        <w:rPr>
+          <w:rFonts w:ascii="Times New Roman" w:hAnsi="Times New Roman" w:cs="Times New Roman"/>
+          <w:sz w:val="28"/>
+          <w:szCs w:val="28"/>
+        </w:rPr>
+        <w:t xml:space="preserve"> Generator is an advanced web application that transforms static documents into high-quality, audible speech. Unlike standard Text-to-Speech (TTS) tools, this system leverages Generative AI (Google Gemini) to contextually understand, grammatically correct, and translate content before conversion.</w:t>
+      </w:r>
+    </w:p>
+    <w:p>
+      <w:pPr>
+        <w:rPr>
+          <w:rFonts w:ascii="Times New Roman" w:hAnsi="Times New Roman" w:cs="Times New Roman"/>
+          <w:sz w:val="28"/>
+          <w:szCs w:val="28"/>
+        </w:rPr>
+      </w:pPr>
+      <w:r>
+        <w:rPr>
+          <w:rFonts w:ascii="Times New Roman" w:hAnsi="Times New Roman" w:cs="Times New Roman"/>
+          <w:sz w:val="28"/>
+          <w:szCs w:val="28"/>
+        </w:rPr>
+        <w:t>Version 2.0 introduces enterprise-grade features, including support for presentation slides (.pptx), a built-in Quality Assurance (QA) module that mathematically verifies audio accuracy, and an interactive playback system with variable speed controls.</w:t>
+      </w:r>
+    </w:p>
+    <w:p>
+      <w:pPr>
+        <w:rPr>
+          <w:rFonts w:ascii="Times New Roman" w:hAnsi="Times New Roman" w:cs="Times New Roman"/>
+          <w:sz w:val="28"/>
+          <w:szCs w:val="28"/>
+        </w:rPr>
+      </w:pPr>
+    </w:p>
+    <w:p>
+      <w:pPr>
         <w:rPr>
           <w:rFonts w:ascii="Times New Roman" w:hAnsi="Times New Roman" w:cs="Times New Roman"/>
           <w:b/>
           <w:bCs/>
-          <w:sz w:val="32"/>
-          <w:szCs w:val="32"/>
-        </w:rPr>
-        <w:t>roject</w:t>
-      </w:r>
-    </w:p>
-    <w:p>
-      <w:pPr>
-        <w:spacing w:after="0" w:line="240" w:lineRule="auto"/>
+          <w:sz w:val="28"/>
+          <w:szCs w:val="28"/>
+        </w:rPr>
+      </w:pPr>
+      <w:r>
         <w:rPr>
           <w:rFonts w:ascii="Times New Roman" w:hAnsi="Times New Roman" w:cs="Times New Roman"/>
           <w:b/>
           <w:bCs/>
-          <w:sz w:val="24"/>
-          <w:szCs w:val="24"/>
-        </w:rPr>
-      </w:pPr>
-    </w:p>
-    <w:p>
-      <w:pPr>
-        <w:spacing w:after="0" w:line="240" w:lineRule="auto"/>
+          <w:sz w:val="28"/>
+          <w:szCs w:val="28"/>
+        </w:rPr>
+        <w:t>2. System Architecture &amp; Features</w:t>
+      </w:r>
+    </w:p>
+    <w:p>
+      <w:pPr>
         <w:rPr>
           <w:rFonts w:ascii="Times New Roman" w:hAnsi="Times New Roman" w:cs="Times New Roman"/>
           <w:b/>
           <w:bCs/>
-          <w:sz w:val="24"/>
-          <w:szCs w:val="24"/>
+          <w:sz w:val="28"/>
+          <w:szCs w:val="28"/>
         </w:rPr>
       </w:pPr>
       <w:r>
@@ -95,85 +288,151 @@
           <w:rFonts w:ascii="Times New Roman" w:hAnsi="Times New Roman" w:cs="Times New Roman"/>
           <w:b/>
           <w:bCs/>
-          <w:sz w:val="24"/>
-          <w:szCs w:val="24"/>
-        </w:rPr>
-        <w:t>1. Requirements Document</w:t>
-      </w:r>
-    </w:p>
-    <w:p>
-      <w:pPr>
-        <w:spacing w:after="0" w:line="240" w:lineRule="auto"/>
-        <w:rPr>
-          <w:rFonts w:ascii="Times New Roman" w:hAnsi="Times New Roman" w:cs="Times New Roman"/>
-          <w:sz w:val="24"/>
-          <w:szCs w:val="24"/>
-        </w:rPr>
-      </w:pPr>
-      <w:r>
-        <w:rPr>
-          <w:rFonts w:ascii="Times New Roman" w:hAnsi="Times New Roman" w:cs="Times New Roman"/>
-          <w:sz w:val="24"/>
-          <w:szCs w:val="24"/>
-        </w:rPr>
-        <w:t xml:space="preserve">Project Title: Grammar-Correcting Multi-Language </w:t>
-      </w:r>
-      <w:proofErr w:type="spellStart"/>
-      <w:r>
-        <w:rPr>
-          <w:rFonts w:ascii="Times New Roman" w:hAnsi="Times New Roman" w:cs="Times New Roman"/>
-          <w:sz w:val="24"/>
-          <w:szCs w:val="24"/>
-        </w:rPr>
-        <w:t>AudioBook</w:t>
-      </w:r>
-      <w:proofErr w:type="spellEnd"/>
-      <w:r>
-        <w:rPr>
-          <w:rFonts w:ascii="Times New Roman" w:hAnsi="Times New Roman" w:cs="Times New Roman"/>
-          <w:sz w:val="24"/>
-          <w:szCs w:val="24"/>
-        </w:rPr>
-        <w:t xml:space="preserve"> Generator</w:t>
-      </w:r>
-    </w:p>
-    <w:p>
-      <w:pPr>
-        <w:spacing w:after="0" w:line="240" w:lineRule="auto"/>
-        <w:rPr>
-          <w:rFonts w:ascii="Times New Roman" w:hAnsi="Times New Roman" w:cs="Times New Roman"/>
-          <w:sz w:val="24"/>
-          <w:szCs w:val="24"/>
-        </w:rPr>
-      </w:pPr>
-      <w:r>
-        <w:rPr>
-          <w:rFonts w:ascii="Times New Roman" w:hAnsi="Times New Roman" w:cs="Times New Roman"/>
-          <w:sz w:val="24"/>
-          <w:szCs w:val="24"/>
-        </w:rPr>
-        <w:t>Version: 1.0</w:t>
-      </w:r>
-    </w:p>
-    <w:p>
-      <w:pPr>
-        <w:spacing w:after="0" w:line="240" w:lineRule="auto"/>
-        <w:rPr>
-          <w:rFonts w:ascii="Times New Roman" w:hAnsi="Times New Roman" w:cs="Times New Roman"/>
-          <w:sz w:val="24"/>
-          <w:szCs w:val="24"/>
-        </w:rPr>
-      </w:pPr>
-    </w:p>
-    <w:p>
-      <w:pPr>
-        <w:spacing w:after="0" w:line="240" w:lineRule="auto"/>
+          <w:sz w:val="28"/>
+          <w:szCs w:val="28"/>
+        </w:rPr>
+        <w:t>2.1. Core Capabilities</w:t>
+      </w:r>
+    </w:p>
+    <w:p>
+      <w:pPr>
+        <w:rPr>
+          <w:rFonts w:ascii="Times New Roman" w:hAnsi="Times New Roman" w:cs="Times New Roman"/>
+          <w:sz w:val="28"/>
+          <w:szCs w:val="28"/>
+        </w:rPr>
+      </w:pPr>
+      <w:r>
+        <w:rPr>
+          <w:rFonts w:ascii="Times New Roman" w:hAnsi="Times New Roman" w:cs="Times New Roman"/>
+          <w:sz w:val="28"/>
+          <w:szCs w:val="28"/>
+        </w:rPr>
+        <w:t>The system has been expanded to support a wider range of input formats and output controls.</w:t>
+      </w:r>
+    </w:p>
+    <w:p>
+      <w:pPr>
+        <w:numPr>
+          <w:ilvl w:val="0"/>
+          <w:numId w:val="14"/>
+        </w:numPr>
+        <w:rPr>
+          <w:rFonts w:ascii="Times New Roman" w:hAnsi="Times New Roman" w:cs="Times New Roman"/>
+          <w:sz w:val="28"/>
+          <w:szCs w:val="28"/>
+        </w:rPr>
+      </w:pPr>
+      <w:r>
+        <w:rPr>
+          <w:rFonts w:ascii="Times New Roman" w:hAnsi="Times New Roman" w:cs="Times New Roman"/>
+          <w:sz w:val="28"/>
+          <w:szCs w:val="28"/>
+        </w:rPr>
+        <w:t>Multi-Format Ingestion: Now supports PDF, DOCX, TXT, and PowerPoint (.pptx).</w:t>
+      </w:r>
+    </w:p>
+    <w:p>
+      <w:pPr>
+        <w:numPr>
+          <w:ilvl w:val="0"/>
+          <w:numId w:val="14"/>
+        </w:numPr>
+        <w:rPr>
+          <w:rFonts w:ascii="Times New Roman" w:hAnsi="Times New Roman" w:cs="Times New Roman"/>
+          <w:sz w:val="28"/>
+          <w:szCs w:val="28"/>
+        </w:rPr>
+      </w:pPr>
+      <w:r>
+        <w:rPr>
+          <w:rFonts w:ascii="Times New Roman" w:hAnsi="Times New Roman" w:cs="Times New Roman"/>
+          <w:sz w:val="28"/>
+          <w:szCs w:val="28"/>
+        </w:rPr>
+        <w:t>AI-Powered Pre-processing:</w:t>
+      </w:r>
+    </w:p>
+    <w:p>
+      <w:pPr>
+        <w:numPr>
+          <w:ilvl w:val="1"/>
+          <w:numId w:val="14"/>
+        </w:numPr>
+        <w:rPr>
+          <w:rFonts w:ascii="Times New Roman" w:hAnsi="Times New Roman" w:cs="Times New Roman"/>
+          <w:sz w:val="28"/>
+          <w:szCs w:val="28"/>
+        </w:rPr>
+      </w:pPr>
+      <w:r>
+        <w:rPr>
+          <w:rFonts w:ascii="Times New Roman" w:hAnsi="Times New Roman" w:cs="Times New Roman"/>
+          <w:sz w:val="28"/>
+          <w:szCs w:val="28"/>
+        </w:rPr>
+        <w:t>Grammar Engine: Uses LLMs to fix syntax and flow without altering meaning.</w:t>
+      </w:r>
+    </w:p>
+    <w:p>
+      <w:pPr>
+        <w:numPr>
+          <w:ilvl w:val="1"/>
+          <w:numId w:val="14"/>
+        </w:numPr>
+        <w:rPr>
+          <w:rFonts w:ascii="Times New Roman" w:hAnsi="Times New Roman" w:cs="Times New Roman"/>
+          <w:sz w:val="28"/>
+          <w:szCs w:val="28"/>
+        </w:rPr>
+      </w:pPr>
+      <w:r>
+        <w:rPr>
+          <w:rFonts w:ascii="Times New Roman" w:hAnsi="Times New Roman" w:cs="Times New Roman"/>
+          <w:sz w:val="28"/>
+          <w:szCs w:val="28"/>
+        </w:rPr>
+        <w:t>Intelligent Translation: Adapts content into 12+ languages (English, Hindi, Spanish, French, etc.) while preserving context suitable for speech.</w:t>
+      </w:r>
+    </w:p>
+    <w:p>
+      <w:pPr>
+        <w:numPr>
+          <w:ilvl w:val="0"/>
+          <w:numId w:val="14"/>
+        </w:numPr>
+        <w:rPr>
+          <w:rFonts w:ascii="Times New Roman" w:hAnsi="Times New Roman" w:cs="Times New Roman"/>
+          <w:sz w:val="28"/>
+          <w:szCs w:val="28"/>
+        </w:rPr>
+      </w:pPr>
+      <w:r>
+        <w:rPr>
+          <w:rFonts w:ascii="Times New Roman" w:hAnsi="Times New Roman" w:cs="Times New Roman"/>
+          <w:sz w:val="28"/>
+          <w:szCs w:val="28"/>
+        </w:rPr>
+        <w:t>Number Normalization: Automatically converts digits (e.g., "10") into words ("ten") to ensure smooth reading.</w:t>
+      </w:r>
+    </w:p>
+    <w:p>
+      <w:pPr>
+        <w:rPr>
+          <w:rFonts w:ascii="Times New Roman" w:hAnsi="Times New Roman" w:cs="Times New Roman"/>
+          <w:sz w:val="28"/>
+          <w:szCs w:val="28"/>
+        </w:rPr>
+      </w:pPr>
+    </w:p>
+    <w:p>
+      <w:pPr>
         <w:rPr>
           <w:rFonts w:ascii="Times New Roman" w:hAnsi="Times New Roman" w:cs="Times New Roman"/>
           <w:b/>
           <w:bCs/>
-          <w:sz w:val="24"/>
-          <w:szCs w:val="24"/>
+          <w:sz w:val="28"/>
+          <w:szCs w:val="28"/>
         </w:rPr>
       </w:pPr>
       <w:r>
@@ -181,125 +440,372 @@
           <w:rFonts w:ascii="Times New Roman" w:hAnsi="Times New Roman" w:cs="Times New Roman"/>
           <w:b/>
           <w:bCs/>
-          <w:sz w:val="24"/>
-          <w:szCs w:val="24"/>
-        </w:rPr>
-        <w:t>1.1. Introduction</w:t>
-      </w:r>
-    </w:p>
-    <w:p>
-      <w:pPr>
-        <w:spacing w:after="0" w:line="240" w:lineRule="auto"/>
-        <w:rPr>
-          <w:rFonts w:ascii="Times New Roman" w:hAnsi="Times New Roman" w:cs="Times New Roman"/>
-          <w:sz w:val="24"/>
-          <w:szCs w:val="24"/>
-        </w:rPr>
-      </w:pPr>
-      <w:r>
-        <w:rPr>
-          <w:rFonts w:ascii="Times New Roman" w:hAnsi="Times New Roman" w:cs="Times New Roman"/>
-          <w:sz w:val="24"/>
-          <w:szCs w:val="24"/>
-        </w:rPr>
-        <w:t xml:space="preserve">The </w:t>
+          <w:sz w:val="28"/>
+          <w:szCs w:val="28"/>
+        </w:rPr>
+        <w:lastRenderedPageBreak/>
+        <w:t>2.2. New: Quality Assurance (QA) Module</w:t>
+      </w:r>
+    </w:p>
+    <w:p>
+      <w:pPr>
+        <w:rPr>
+          <w:rFonts w:ascii="Times New Roman" w:hAnsi="Times New Roman" w:cs="Times New Roman"/>
+          <w:sz w:val="28"/>
+          <w:szCs w:val="28"/>
+        </w:rPr>
+      </w:pPr>
+      <w:r>
+        <w:rPr>
+          <w:rFonts w:ascii="Times New Roman" w:hAnsi="Times New Roman" w:cs="Times New Roman"/>
+          <w:sz w:val="28"/>
+          <w:szCs w:val="28"/>
+        </w:rPr>
+        <w:t>A distinct feature of v2.0 is the self-evaluating metrics engine, designed to build trust in the generated audio.</w:t>
+      </w:r>
+    </w:p>
+    <w:p>
+      <w:pPr>
+        <w:numPr>
+          <w:ilvl w:val="0"/>
+          <w:numId w:val="15"/>
+        </w:numPr>
+        <w:rPr>
+          <w:rFonts w:ascii="Times New Roman" w:hAnsi="Times New Roman" w:cs="Times New Roman"/>
+          <w:sz w:val="28"/>
+          <w:szCs w:val="28"/>
+        </w:rPr>
+      </w:pPr>
+      <w:r>
+        <w:rPr>
+          <w:rFonts w:ascii="Times New Roman" w:hAnsi="Times New Roman" w:cs="Times New Roman"/>
+          <w:sz w:val="28"/>
+          <w:szCs w:val="28"/>
+        </w:rPr>
+        <w:t>Readability Scoring:</w:t>
+      </w:r>
+    </w:p>
+    <w:p>
+      <w:pPr>
+        <w:numPr>
+          <w:ilvl w:val="1"/>
+          <w:numId w:val="15"/>
+        </w:numPr>
+        <w:rPr>
+          <w:rFonts w:ascii="Times New Roman" w:hAnsi="Times New Roman" w:cs="Times New Roman"/>
+          <w:sz w:val="28"/>
+          <w:szCs w:val="28"/>
+        </w:rPr>
+      </w:pPr>
+      <w:r>
+        <w:rPr>
+          <w:rFonts w:ascii="Times New Roman" w:hAnsi="Times New Roman" w:cs="Times New Roman"/>
+          <w:sz w:val="28"/>
+          <w:szCs w:val="28"/>
+        </w:rPr>
+        <w:t>Calculates the Flesch Reading Ease score for both the raw input and the AI-corrected text.</w:t>
+      </w:r>
+    </w:p>
+    <w:p>
+      <w:pPr>
+        <w:numPr>
+          <w:ilvl w:val="1"/>
+          <w:numId w:val="15"/>
+        </w:numPr>
+        <w:rPr>
+          <w:rFonts w:ascii="Times New Roman" w:hAnsi="Times New Roman" w:cs="Times New Roman"/>
+          <w:sz w:val="28"/>
+          <w:szCs w:val="28"/>
+        </w:rPr>
+      </w:pPr>
+      <w:r>
+        <w:rPr>
+          <w:rFonts w:ascii="Times New Roman" w:hAnsi="Times New Roman" w:cs="Times New Roman"/>
+          <w:sz w:val="28"/>
+          <w:szCs w:val="28"/>
+        </w:rPr>
+        <w:t>Benefit: Quantifies how much the AI improved the text's clarity before speaking.</w:t>
+      </w:r>
+    </w:p>
+    <w:p>
+      <w:pPr>
+        <w:numPr>
+          <w:ilvl w:val="0"/>
+          <w:numId w:val="15"/>
+        </w:numPr>
+        <w:rPr>
+          <w:rFonts w:ascii="Times New Roman" w:hAnsi="Times New Roman" w:cs="Times New Roman"/>
+          <w:sz w:val="28"/>
+          <w:szCs w:val="28"/>
+        </w:rPr>
+      </w:pPr>
+      <w:r>
+        <w:rPr>
+          <w:rFonts w:ascii="Times New Roman" w:hAnsi="Times New Roman" w:cs="Times New Roman"/>
+          <w:sz w:val="28"/>
+          <w:szCs w:val="28"/>
+        </w:rPr>
+        <w:t>Audio Accuracy Verification (WER):</w:t>
+      </w:r>
+    </w:p>
+    <w:p>
+      <w:pPr>
+        <w:numPr>
+          <w:ilvl w:val="1"/>
+          <w:numId w:val="15"/>
+        </w:numPr>
+        <w:rPr>
+          <w:rFonts w:ascii="Times New Roman" w:hAnsi="Times New Roman" w:cs="Times New Roman"/>
+          <w:sz w:val="28"/>
+          <w:szCs w:val="28"/>
+        </w:rPr>
+      </w:pPr>
+      <w:r>
+        <w:rPr>
+          <w:rFonts w:ascii="Times New Roman" w:hAnsi="Times New Roman" w:cs="Times New Roman"/>
+          <w:sz w:val="28"/>
+          <w:szCs w:val="28"/>
+        </w:rPr>
+        <w:t>Process: The system "listens" to its own generated audio (using Speech-to-Text) and compares it against the source text.</w:t>
+      </w:r>
+    </w:p>
+    <w:p>
+      <w:pPr>
+        <w:numPr>
+          <w:ilvl w:val="1"/>
+          <w:numId w:val="15"/>
+        </w:numPr>
+        <w:rPr>
+          <w:rFonts w:ascii="Times New Roman" w:hAnsi="Times New Roman" w:cs="Times New Roman"/>
+          <w:sz w:val="28"/>
+          <w:szCs w:val="28"/>
+        </w:rPr>
+      </w:pPr>
+      <w:r>
+        <w:rPr>
+          <w:rFonts w:ascii="Times New Roman" w:hAnsi="Times New Roman" w:cs="Times New Roman"/>
+          <w:sz w:val="28"/>
+          <w:szCs w:val="28"/>
+        </w:rPr>
+        <w:t xml:space="preserve">Metric: Calculates the Word Error Rate (WER) using the </w:t>
       </w:r>
       <w:proofErr w:type="spellStart"/>
       <w:r>
         <w:rPr>
           <w:rFonts w:ascii="Times New Roman" w:hAnsi="Times New Roman" w:cs="Times New Roman"/>
-          <w:sz w:val="24"/>
-          <w:szCs w:val="24"/>
-        </w:rPr>
-        <w:t>AudioBook</w:t>
+          <w:sz w:val="28"/>
+          <w:szCs w:val="28"/>
+        </w:rPr>
+        <w:t>jiwer</w:t>
       </w:r>
       <w:proofErr w:type="spellEnd"/>
       <w:r>
         <w:rPr>
           <w:rFonts w:ascii="Times New Roman" w:hAnsi="Times New Roman" w:cs="Times New Roman"/>
-          <w:sz w:val="24"/>
-          <w:szCs w:val="24"/>
-        </w:rPr>
-        <w:t xml:space="preserve"> Generator is a web-based application designed to convert static text documents (PDF, DOCX, TXT) into audible speech. It differentiates itself by using Generative AI (Gemini) to correct grammar and translate content before conversion, ensuring the listening experience is fluid and accurate across multiple languages.</w:t>
-      </w:r>
-    </w:p>
-    <w:p>
-      <w:pPr>
-        <w:spacing w:after="0" w:line="240" w:lineRule="auto"/>
+          <w:sz w:val="28"/>
+          <w:szCs w:val="28"/>
+        </w:rPr>
+        <w:t xml:space="preserve"> library.</w:t>
+      </w:r>
+    </w:p>
+    <w:p>
+      <w:pPr>
+        <w:numPr>
+          <w:ilvl w:val="1"/>
+          <w:numId w:val="15"/>
+        </w:numPr>
+        <w:rPr>
+          <w:rFonts w:ascii="Times New Roman" w:hAnsi="Times New Roman" w:cs="Times New Roman"/>
+          <w:sz w:val="28"/>
+          <w:szCs w:val="28"/>
+        </w:rPr>
+      </w:pPr>
+      <w:r>
+        <w:rPr>
+          <w:rFonts w:ascii="Times New Roman" w:hAnsi="Times New Roman" w:cs="Times New Roman"/>
+          <w:sz w:val="28"/>
+          <w:szCs w:val="28"/>
+        </w:rPr>
+        <w:t>Text Normalization: Applies rigorous cleaning (lowercasing, punctuation removal) to prevent false negatives (e.g., "10 AM" vs. "10:00 a.m.").</w:t>
+      </w:r>
+    </w:p>
+    <w:p>
+      <w:pPr>
         <w:rPr>
           <w:rFonts w:ascii="Times New Roman" w:hAnsi="Times New Roman" w:cs="Times New Roman"/>
           <w:b/>
           <w:bCs/>
-          <w:sz w:val="24"/>
-          <w:szCs w:val="24"/>
-        </w:rPr>
-      </w:pPr>
-    </w:p>
-    <w:p>
-      <w:pPr>
-        <w:spacing w:after="0" w:line="240" w:lineRule="auto"/>
+          <w:sz w:val="28"/>
+          <w:szCs w:val="28"/>
+        </w:rPr>
+      </w:pPr>
+      <w:r>
         <w:rPr>
           <w:rFonts w:ascii="Times New Roman" w:hAnsi="Times New Roman" w:cs="Times New Roman"/>
           <w:b/>
           <w:bCs/>
-          <w:sz w:val="24"/>
-          <w:szCs w:val="24"/>
-        </w:rPr>
-      </w:pPr>
-      <w:r>
+          <w:sz w:val="28"/>
+          <w:szCs w:val="28"/>
+        </w:rPr>
+        <w:t>2.3. User Experience Enhancements</w:t>
+      </w:r>
+    </w:p>
+    <w:p>
+      <w:pPr>
+        <w:numPr>
+          <w:ilvl w:val="0"/>
+          <w:numId w:val="16"/>
+        </w:numPr>
+        <w:rPr>
+          <w:rFonts w:ascii="Times New Roman" w:hAnsi="Times New Roman" w:cs="Times New Roman"/>
+          <w:sz w:val="28"/>
+          <w:szCs w:val="28"/>
+        </w:rPr>
+      </w:pPr>
+      <w:r>
+        <w:rPr>
+          <w:rFonts w:ascii="Times New Roman" w:hAnsi="Times New Roman" w:cs="Times New Roman"/>
+          <w:sz w:val="28"/>
+          <w:szCs w:val="28"/>
+        </w:rPr>
+        <w:t>Custom HTML5 Audio Player: Replaces the standard browser player with a custom interface featuring Speed Controls (0.75x, 1.0x, 1.25x, 1.5x, 2.0x).</w:t>
+      </w:r>
+    </w:p>
+    <w:p>
+      <w:pPr>
+        <w:numPr>
+          <w:ilvl w:val="0"/>
+          <w:numId w:val="16"/>
+        </w:numPr>
+        <w:rPr>
+          <w:rFonts w:ascii="Times New Roman" w:hAnsi="Times New Roman" w:cs="Times New Roman"/>
+          <w:sz w:val="28"/>
+          <w:szCs w:val="28"/>
+        </w:rPr>
+      </w:pPr>
+      <w:r>
+        <w:rPr>
+          <w:rFonts w:ascii="Times New Roman" w:hAnsi="Times New Roman" w:cs="Times New Roman"/>
+          <w:sz w:val="28"/>
+          <w:szCs w:val="28"/>
+        </w:rPr>
+        <w:t>Transparent Metrics: Displays color-coded accuracy badges (e.g., "</w:t>
+      </w:r>
+      <w:r>
+        <w:rPr>
+          <w:rFonts w:ascii="Segoe UI Emoji" w:hAnsi="Segoe UI Emoji" w:cs="Segoe UI Emoji"/>
+          <w:sz w:val="28"/>
+          <w:szCs w:val="28"/>
+        </w:rPr>
+        <w:t>✅</w:t>
+      </w:r>
+      <w:r>
+        <w:rPr>
+          <w:rFonts w:ascii="Times New Roman" w:hAnsi="Times New Roman" w:cs="Times New Roman"/>
+          <w:sz w:val="28"/>
+          <w:szCs w:val="28"/>
+        </w:rPr>
+        <w:t xml:space="preserve"> Excellent Quality" vs. "</w:t>
+      </w:r>
+      <w:r>
+        <w:rPr>
+          <w:rFonts w:ascii="Segoe UI Emoji" w:hAnsi="Segoe UI Emoji" w:cs="Segoe UI Emoji"/>
+          <w:sz w:val="28"/>
+          <w:szCs w:val="28"/>
+        </w:rPr>
+        <w:t>❌</w:t>
+      </w:r>
+      <w:r>
+        <w:rPr>
+          <w:rFonts w:ascii="Times New Roman" w:hAnsi="Times New Roman" w:cs="Times New Roman"/>
+          <w:sz w:val="28"/>
+          <w:szCs w:val="28"/>
+        </w:rPr>
+        <w:t xml:space="preserve"> Low Intelligibility") with detailed tooltips explaining the data.</w:t>
+      </w:r>
+    </w:p>
+    <w:p>
+      <w:pPr>
+        <w:rPr>
+          <w:rFonts w:ascii="Times New Roman" w:hAnsi="Times New Roman" w:cs="Times New Roman"/>
+          <w:sz w:val="28"/>
+          <w:szCs w:val="28"/>
+        </w:rPr>
+      </w:pPr>
+    </w:p>
+    <w:p>
+      <w:pPr>
+        <w:rPr>
+          <w:rFonts w:ascii="Times New Roman" w:hAnsi="Times New Roman" w:cs="Times New Roman"/>
+          <w:sz w:val="28"/>
+          <w:szCs w:val="28"/>
+        </w:rPr>
+      </w:pPr>
+    </w:p>
+    <w:p>
+      <w:pPr>
+        <w:rPr>
+          <w:rFonts w:ascii="Times New Roman" w:hAnsi="Times New Roman" w:cs="Times New Roman"/>
+          <w:sz w:val="28"/>
+          <w:szCs w:val="28"/>
+        </w:rPr>
+      </w:pPr>
+    </w:p>
+    <w:p>
+      <w:pPr>
+        <w:rPr>
+          <w:rFonts w:ascii="Times New Roman" w:hAnsi="Times New Roman" w:cs="Times New Roman"/>
+          <w:sz w:val="28"/>
+          <w:szCs w:val="28"/>
+        </w:rPr>
+      </w:pPr>
+    </w:p>
+    <w:p>
+      <w:pPr>
+        <w:rPr>
+          <w:rFonts w:ascii="Times New Roman" w:hAnsi="Times New Roman" w:cs="Times New Roman"/>
+          <w:sz w:val="28"/>
+          <w:szCs w:val="28"/>
+        </w:rPr>
+      </w:pPr>
+    </w:p>
+    <w:p>
+      <w:pPr>
+        <w:rPr>
+          <w:rFonts w:ascii="Times New Roman" w:hAnsi="Times New Roman" w:cs="Times New Roman"/>
+          <w:sz w:val="28"/>
+          <w:szCs w:val="28"/>
+        </w:rPr>
+      </w:pPr>
+    </w:p>
+    <w:p>
+      <w:pPr>
+        <w:rPr>
+          <w:rFonts w:ascii="Times New Roman" w:hAnsi="Times New Roman" w:cs="Times New Roman"/>
+          <w:sz w:val="28"/>
+          <w:szCs w:val="28"/>
+        </w:rPr>
+      </w:pPr>
+    </w:p>
+    <w:p>
+      <w:pPr>
         <w:rPr>
           <w:rFonts w:ascii="Times New Roman" w:hAnsi="Times New Roman" w:cs="Times New Roman"/>
           <w:b/>
           <w:bCs/>
-          <w:sz w:val="24"/>
-          <w:szCs w:val="24"/>
-        </w:rPr>
-        <w:t>1.2. Functional Requirements</w:t>
-      </w:r>
-    </w:p>
-    <w:p>
-      <w:pPr>
-        <w:numPr>
-          <w:ilvl w:val="0"/>
-          <w:numId w:val="1"/>
-        </w:numPr>
-        <w:spacing w:after="0" w:line="240" w:lineRule="auto"/>
-        <w:rPr>
-          <w:rFonts w:ascii="Times New Roman" w:hAnsi="Times New Roman" w:cs="Times New Roman"/>
-          <w:sz w:val="24"/>
-          <w:szCs w:val="24"/>
-        </w:rPr>
-      </w:pPr>
-      <w:r>
+          <w:sz w:val="28"/>
+          <w:szCs w:val="28"/>
+        </w:rPr>
+      </w:pPr>
+    </w:p>
+    <w:p>
+      <w:pPr>
         <w:rPr>
           <w:rFonts w:ascii="Times New Roman" w:hAnsi="Times New Roman" w:cs="Times New Roman"/>
           <w:b/>
           <w:bCs/>
-          <w:sz w:val="24"/>
-          <w:szCs w:val="24"/>
-        </w:rPr>
-        <w:t>FR-01 Document Upload:</w:t>
-      </w:r>
-      <w:r>
-        <w:rPr>
-          <w:rFonts w:ascii="Times New Roman" w:hAnsi="Times New Roman" w:cs="Times New Roman"/>
-          <w:sz w:val="24"/>
-          <w:szCs w:val="24"/>
-        </w:rPr>
-        <w:t xml:space="preserve"> The system must allow users to upload files in .pdf, .docx, and .txt formats.</w:t>
-      </w:r>
-    </w:p>
-    <w:p>
-      <w:pPr>
-        <w:numPr>
-          <w:ilvl w:val="0"/>
-          <w:numId w:val="1"/>
-        </w:numPr>
-        <w:spacing w:after="0" w:line="240" w:lineRule="auto"/>
-        <w:rPr>
-          <w:rFonts w:ascii="Times New Roman" w:hAnsi="Times New Roman" w:cs="Times New Roman"/>
-          <w:sz w:val="24"/>
-          <w:szCs w:val="24"/>
+          <w:sz w:val="28"/>
+          <w:szCs w:val="28"/>
         </w:rPr>
       </w:pPr>
       <w:r>
@@ -307,55 +813,21 @@
           <w:rFonts w:ascii="Times New Roman" w:hAnsi="Times New Roman" w:cs="Times New Roman"/>
           <w:b/>
           <w:bCs/>
-          <w:sz w:val="24"/>
-          <w:szCs w:val="24"/>
-        </w:rPr>
-        <w:t>FR-02 Text Extraction:</w:t>
-      </w:r>
-      <w:r>
-        <w:rPr>
-          <w:rFonts w:ascii="Times New Roman" w:hAnsi="Times New Roman" w:cs="Times New Roman"/>
-          <w:sz w:val="24"/>
-          <w:szCs w:val="24"/>
-        </w:rPr>
-        <w:t xml:space="preserve"> The system must accurately extract text from the uploaded files, handling formatting nuances where possible.</w:t>
-      </w:r>
-    </w:p>
-    <w:p>
-      <w:pPr>
-        <w:numPr>
-          <w:ilvl w:val="0"/>
-          <w:numId w:val="1"/>
-        </w:numPr>
-        <w:spacing w:after="0" w:line="240" w:lineRule="auto"/>
-        <w:rPr>
-          <w:rFonts w:ascii="Times New Roman" w:hAnsi="Times New Roman" w:cs="Times New Roman"/>
-          <w:sz w:val="24"/>
-          <w:szCs w:val="24"/>
-        </w:rPr>
-      </w:pPr>
-      <w:r>
+          <w:sz w:val="28"/>
+          <w:szCs w:val="28"/>
+        </w:rPr>
+        <w:lastRenderedPageBreak/>
+        <w:t>3. Technical Implementation</w:t>
+      </w:r>
+    </w:p>
+    <w:p>
+      <w:pPr>
         <w:rPr>
           <w:rFonts w:ascii="Times New Roman" w:hAnsi="Times New Roman" w:cs="Times New Roman"/>
           <w:b/>
           <w:bCs/>
-          <w:sz w:val="24"/>
-          <w:szCs w:val="24"/>
-        </w:rPr>
-        <w:t>FR-03 AI Text Pre-processing:</w:t>
-      </w:r>
-    </w:p>
-    <w:p>
-      <w:pPr>
-        <w:numPr>
-          <w:ilvl w:val="1"/>
-          <w:numId w:val="1"/>
-        </w:numPr>
-        <w:spacing w:after="0" w:line="240" w:lineRule="auto"/>
-        <w:rPr>
-          <w:rFonts w:ascii="Times New Roman" w:hAnsi="Times New Roman" w:cs="Times New Roman"/>
-          <w:sz w:val="24"/>
-          <w:szCs w:val="24"/>
+          <w:sz w:val="28"/>
+          <w:szCs w:val="28"/>
         </w:rPr>
       </w:pPr>
       <w:r>
@@ -363,1389 +835,117 @@
           <w:rFonts w:ascii="Times New Roman" w:hAnsi="Times New Roman" w:cs="Times New Roman"/>
           <w:b/>
           <w:bCs/>
-          <w:sz w:val="24"/>
-          <w:szCs w:val="24"/>
-        </w:rPr>
-        <w:t>Grammar Correction:</w:t>
-      </w:r>
-      <w:r>
-        <w:rPr>
-          <w:rFonts w:ascii="Times New Roman" w:hAnsi="Times New Roman" w:cs="Times New Roman"/>
-          <w:sz w:val="24"/>
-          <w:szCs w:val="24"/>
-        </w:rPr>
-        <w:t xml:space="preserve"> The system must utilize an LLM (Gemini) to fix grammatical errors in the extracted text to ensure smooth speech synthesis.</w:t>
-      </w:r>
-    </w:p>
-    <w:p>
-      <w:pPr>
-        <w:numPr>
-          <w:ilvl w:val="1"/>
-          <w:numId w:val="1"/>
-        </w:numPr>
-        <w:spacing w:after="0" w:line="240" w:lineRule="auto"/>
-        <w:rPr>
-          <w:rFonts w:ascii="Times New Roman" w:hAnsi="Times New Roman" w:cs="Times New Roman"/>
-          <w:sz w:val="24"/>
-          <w:szCs w:val="24"/>
-        </w:rPr>
-      </w:pPr>
-      <w:r>
-        <w:rPr>
-          <w:rFonts w:ascii="Times New Roman" w:hAnsi="Times New Roman" w:cs="Times New Roman"/>
-          <w:b/>
-          <w:bCs/>
-          <w:sz w:val="24"/>
-          <w:szCs w:val="24"/>
-        </w:rPr>
-        <w:t>Translation:</w:t>
-      </w:r>
-      <w:r>
-        <w:rPr>
-          <w:rFonts w:ascii="Times New Roman" w:hAnsi="Times New Roman" w:cs="Times New Roman"/>
-          <w:sz w:val="24"/>
-          <w:szCs w:val="24"/>
-        </w:rPr>
-        <w:t xml:space="preserve"> The system must offer translation capabilities into 12 major languages (e.g., Hindi, Spanish, French) using an LLM.</w:t>
-      </w:r>
-    </w:p>
-    <w:p>
-      <w:pPr>
-        <w:numPr>
-          <w:ilvl w:val="0"/>
-          <w:numId w:val="1"/>
-        </w:numPr>
-        <w:spacing w:after="0" w:line="240" w:lineRule="auto"/>
-        <w:rPr>
-          <w:rFonts w:ascii="Times New Roman" w:hAnsi="Times New Roman" w:cs="Times New Roman"/>
-          <w:sz w:val="24"/>
-          <w:szCs w:val="24"/>
-        </w:rPr>
-      </w:pPr>
-      <w:r>
-        <w:rPr>
-          <w:rFonts w:ascii="Times New Roman" w:hAnsi="Times New Roman" w:cs="Times New Roman"/>
-          <w:b/>
-          <w:bCs/>
-          <w:sz w:val="24"/>
-          <w:szCs w:val="24"/>
-        </w:rPr>
-        <w:t>FR-04 Text-to-Speech (TTS):</w:t>
-      </w:r>
-      <w:r>
-        <w:rPr>
-          <w:rFonts w:ascii="Times New Roman" w:hAnsi="Times New Roman" w:cs="Times New Roman"/>
-          <w:sz w:val="24"/>
-          <w:szCs w:val="24"/>
-        </w:rPr>
-        <w:t xml:space="preserve"> The system must convert both the original (corrected) text and translated text into audio (.mp3) using </w:t>
-      </w:r>
-      <w:proofErr w:type="spellStart"/>
-      <w:r>
-        <w:rPr>
-          <w:rFonts w:ascii="Times New Roman" w:hAnsi="Times New Roman" w:cs="Times New Roman"/>
-          <w:sz w:val="24"/>
-          <w:szCs w:val="24"/>
-        </w:rPr>
-        <w:t>gTTS</w:t>
-      </w:r>
-      <w:proofErr w:type="spellEnd"/>
-      <w:r>
-        <w:rPr>
-          <w:rFonts w:ascii="Times New Roman" w:hAnsi="Times New Roman" w:cs="Times New Roman"/>
-          <w:sz w:val="24"/>
-          <w:szCs w:val="24"/>
-        </w:rPr>
-        <w:t>.</w:t>
-      </w:r>
-    </w:p>
-    <w:p>
-      <w:pPr>
-        <w:numPr>
-          <w:ilvl w:val="0"/>
-          <w:numId w:val="1"/>
-        </w:numPr>
-        <w:spacing w:after="0" w:line="240" w:lineRule="auto"/>
-        <w:rPr>
-          <w:rFonts w:ascii="Times New Roman" w:hAnsi="Times New Roman" w:cs="Times New Roman"/>
-          <w:sz w:val="24"/>
-          <w:szCs w:val="24"/>
-        </w:rPr>
-      </w:pPr>
-      <w:r>
-        <w:rPr>
-          <w:rFonts w:ascii="Times New Roman" w:hAnsi="Times New Roman" w:cs="Times New Roman"/>
-          <w:b/>
-          <w:bCs/>
-          <w:sz w:val="24"/>
-          <w:szCs w:val="24"/>
-        </w:rPr>
-        <w:t>FR-05 Number Handling:</w:t>
-      </w:r>
-      <w:r>
-        <w:rPr>
-          <w:rFonts w:ascii="Times New Roman" w:hAnsi="Times New Roman" w:cs="Times New Roman"/>
-          <w:sz w:val="24"/>
-          <w:szCs w:val="24"/>
-        </w:rPr>
-        <w:t xml:space="preserve"> The system must convert numerical digits (e.g., "10") into words (e.g., "ten") to prevent TTS engines from skipping or mispronouncing them.</w:t>
-      </w:r>
-    </w:p>
-    <w:p>
-      <w:pPr>
-        <w:numPr>
-          <w:ilvl w:val="0"/>
-          <w:numId w:val="1"/>
-        </w:numPr>
-        <w:spacing w:after="0" w:line="240" w:lineRule="auto"/>
-        <w:rPr>
-          <w:rFonts w:ascii="Times New Roman" w:hAnsi="Times New Roman" w:cs="Times New Roman"/>
-          <w:sz w:val="24"/>
-          <w:szCs w:val="24"/>
-        </w:rPr>
-      </w:pPr>
-      <w:r>
-        <w:rPr>
-          <w:rFonts w:ascii="Times New Roman" w:hAnsi="Times New Roman" w:cs="Times New Roman"/>
-          <w:b/>
-          <w:bCs/>
-          <w:sz w:val="24"/>
-          <w:szCs w:val="24"/>
-        </w:rPr>
-        <w:t>FR-06 User Interface:</w:t>
-      </w:r>
-      <w:r>
-        <w:rPr>
-          <w:rFonts w:ascii="Times New Roman" w:hAnsi="Times New Roman" w:cs="Times New Roman"/>
-          <w:sz w:val="24"/>
-          <w:szCs w:val="24"/>
-        </w:rPr>
-        <w:t xml:space="preserve"> A </w:t>
-      </w:r>
-      <w:proofErr w:type="spellStart"/>
-      <w:r>
-        <w:rPr>
-          <w:rFonts w:ascii="Times New Roman" w:hAnsi="Times New Roman" w:cs="Times New Roman"/>
-          <w:sz w:val="24"/>
-          <w:szCs w:val="24"/>
-        </w:rPr>
-        <w:t>Streamlit</w:t>
-      </w:r>
-      <w:proofErr w:type="spellEnd"/>
-      <w:r>
-        <w:rPr>
-          <w:rFonts w:ascii="Times New Roman" w:hAnsi="Times New Roman" w:cs="Times New Roman"/>
-          <w:sz w:val="24"/>
-          <w:szCs w:val="24"/>
-        </w:rPr>
-        <w:t>-based interface must provide feedback (spinners/progress bars) during processing and buttons for downloading audio.</w:t>
-      </w:r>
-    </w:p>
-    <w:p>
-      <w:pPr>
-        <w:spacing w:after="0" w:line="240" w:lineRule="auto"/>
-        <w:ind w:left="720"/>
-        <w:rPr>
-          <w:rFonts w:ascii="Times New Roman" w:hAnsi="Times New Roman" w:cs="Times New Roman"/>
-          <w:sz w:val="24"/>
-          <w:szCs w:val="24"/>
-        </w:rPr>
-      </w:pPr>
-    </w:p>
-    <w:p>
-      <w:pPr>
-        <w:spacing w:after="0" w:line="240" w:lineRule="auto"/>
-        <w:rPr>
-          <w:rFonts w:ascii="Times New Roman" w:hAnsi="Times New Roman" w:cs="Times New Roman"/>
-          <w:b/>
-          <w:bCs/>
-          <w:sz w:val="24"/>
-          <w:szCs w:val="24"/>
-        </w:rPr>
-      </w:pPr>
-      <w:r>
-        <w:rPr>
-          <w:rFonts w:ascii="Times New Roman" w:hAnsi="Times New Roman" w:cs="Times New Roman"/>
-          <w:b/>
-          <w:bCs/>
-          <w:sz w:val="24"/>
-          <w:szCs w:val="24"/>
-        </w:rPr>
-        <w:t>1.3. Non-Functional Requirements</w:t>
-      </w:r>
-    </w:p>
-    <w:p>
-      <w:pPr>
-        <w:numPr>
-          <w:ilvl w:val="0"/>
-          <w:numId w:val="2"/>
-        </w:numPr>
-        <w:spacing w:after="0" w:line="240" w:lineRule="auto"/>
-        <w:rPr>
-          <w:rFonts w:ascii="Times New Roman" w:hAnsi="Times New Roman" w:cs="Times New Roman"/>
-          <w:sz w:val="24"/>
-          <w:szCs w:val="24"/>
-        </w:rPr>
-      </w:pPr>
-      <w:r>
-        <w:rPr>
-          <w:rFonts w:ascii="Times New Roman" w:hAnsi="Times New Roman" w:cs="Times New Roman"/>
-          <w:b/>
-          <w:bCs/>
-          <w:sz w:val="24"/>
-          <w:szCs w:val="24"/>
-        </w:rPr>
-        <w:t>Performance:</w:t>
-      </w:r>
-      <w:r>
-        <w:rPr>
-          <w:rFonts w:ascii="Times New Roman" w:hAnsi="Times New Roman" w:cs="Times New Roman"/>
-          <w:sz w:val="24"/>
-          <w:szCs w:val="24"/>
-        </w:rPr>
-        <w:t xml:space="preserve"> Text processing and audio generation for a standard 5-page document should complete within reasonable API latency limits.</w:t>
-      </w:r>
-    </w:p>
-    <w:p>
-      <w:pPr>
-        <w:numPr>
-          <w:ilvl w:val="0"/>
-          <w:numId w:val="2"/>
-        </w:numPr>
-        <w:spacing w:after="0" w:line="240" w:lineRule="auto"/>
-        <w:rPr>
-          <w:rFonts w:ascii="Times New Roman" w:hAnsi="Times New Roman" w:cs="Times New Roman"/>
-          <w:sz w:val="24"/>
-          <w:szCs w:val="24"/>
-        </w:rPr>
-      </w:pPr>
-      <w:r>
-        <w:rPr>
-          <w:rFonts w:ascii="Times New Roman" w:hAnsi="Times New Roman" w:cs="Times New Roman"/>
-          <w:b/>
-          <w:bCs/>
-          <w:sz w:val="24"/>
-          <w:szCs w:val="24"/>
-        </w:rPr>
-        <w:t>Scalability:</w:t>
-      </w:r>
-      <w:r>
-        <w:rPr>
-          <w:rFonts w:ascii="Times New Roman" w:hAnsi="Times New Roman" w:cs="Times New Roman"/>
-          <w:sz w:val="24"/>
-          <w:szCs w:val="24"/>
-        </w:rPr>
-        <w:t xml:space="preserve"> The extraction logic must handle text truncation (limit set to 30,000 characters) to respect LLM token limits.</w:t>
-      </w:r>
-    </w:p>
-    <w:p>
-      <w:pPr>
-        <w:numPr>
-          <w:ilvl w:val="0"/>
-          <w:numId w:val="2"/>
-        </w:numPr>
-        <w:spacing w:after="0" w:line="240" w:lineRule="auto"/>
-        <w:rPr>
-          <w:rFonts w:ascii="Times New Roman" w:hAnsi="Times New Roman" w:cs="Times New Roman"/>
-          <w:sz w:val="24"/>
-          <w:szCs w:val="24"/>
-        </w:rPr>
-      </w:pPr>
-      <w:r>
-        <w:rPr>
-          <w:rFonts w:ascii="Times New Roman" w:hAnsi="Times New Roman" w:cs="Times New Roman"/>
-          <w:b/>
-          <w:bCs/>
-          <w:sz w:val="24"/>
-          <w:szCs w:val="24"/>
-        </w:rPr>
-        <w:t>Reliability:</w:t>
-      </w:r>
-      <w:r>
-        <w:rPr>
-          <w:rFonts w:ascii="Times New Roman" w:hAnsi="Times New Roman" w:cs="Times New Roman"/>
-          <w:sz w:val="24"/>
-          <w:szCs w:val="24"/>
-        </w:rPr>
-        <w:t xml:space="preserve"> The system must gracefully handle missing API keys or unsupported file types with clear error messages.</w:t>
-      </w:r>
-    </w:p>
-    <w:p>
-      <w:pPr>
-        <w:numPr>
-          <w:ilvl w:val="0"/>
-          <w:numId w:val="2"/>
-        </w:numPr>
-        <w:spacing w:after="0" w:line="240" w:lineRule="auto"/>
-        <w:rPr>
-          <w:rFonts w:ascii="Times New Roman" w:hAnsi="Times New Roman" w:cs="Times New Roman"/>
-          <w:sz w:val="24"/>
-          <w:szCs w:val="24"/>
-        </w:rPr>
-      </w:pPr>
-      <w:r>
-        <w:rPr>
-          <w:rFonts w:ascii="Times New Roman" w:hAnsi="Times New Roman" w:cs="Times New Roman"/>
-          <w:b/>
-          <w:bCs/>
-          <w:sz w:val="24"/>
-          <w:szCs w:val="24"/>
-        </w:rPr>
-        <w:t>Security:</w:t>
-      </w:r>
-      <w:r>
-        <w:rPr>
-          <w:rFonts w:ascii="Times New Roman" w:hAnsi="Times New Roman" w:cs="Times New Roman"/>
-          <w:sz w:val="24"/>
-          <w:szCs w:val="24"/>
-        </w:rPr>
-        <w:t xml:space="preserve"> API keys must be loaded via environment variables (.env) and never hardcoded.</w:t>
-      </w:r>
-    </w:p>
-    <w:p>
-      <w:pPr>
-        <w:spacing w:after="0" w:line="240" w:lineRule="auto"/>
-        <w:rPr>
-          <w:rFonts w:ascii="Times New Roman" w:hAnsi="Times New Roman" w:cs="Times New Roman"/>
-          <w:sz w:val="24"/>
-          <w:szCs w:val="24"/>
-        </w:rPr>
-      </w:pPr>
-    </w:p>
-    <w:p>
-      <w:pPr>
-        <w:spacing w:after="0" w:line="240" w:lineRule="auto"/>
-        <w:rPr>
-          <w:rFonts w:ascii="Times New Roman" w:hAnsi="Times New Roman" w:cs="Times New Roman"/>
-          <w:b/>
-          <w:bCs/>
-          <w:sz w:val="24"/>
-          <w:szCs w:val="24"/>
-        </w:rPr>
-      </w:pPr>
-      <w:r>
-        <w:rPr>
-          <w:rFonts w:ascii="Times New Roman" w:hAnsi="Times New Roman" w:cs="Times New Roman"/>
-          <w:b/>
-          <w:bCs/>
-          <w:sz w:val="24"/>
-          <w:szCs w:val="24"/>
-        </w:rPr>
-        <w:t>2. Execution Plan</w:t>
-      </w:r>
-    </w:p>
-    <w:p>
-      <w:pPr>
-        <w:spacing w:after="0" w:line="240" w:lineRule="auto"/>
-        <w:rPr>
-          <w:rFonts w:ascii="Times New Roman" w:hAnsi="Times New Roman" w:cs="Times New Roman"/>
-          <w:sz w:val="24"/>
-          <w:szCs w:val="24"/>
-        </w:rPr>
-      </w:pPr>
-      <w:r>
-        <w:rPr>
-          <w:rFonts w:ascii="Times New Roman" w:hAnsi="Times New Roman" w:cs="Times New Roman"/>
-          <w:sz w:val="24"/>
-          <w:szCs w:val="24"/>
-        </w:rPr>
-        <w:t>This plan maps the project brief's timeline to the actual implementation found in your code.</w:t>
-      </w:r>
-    </w:p>
-    <w:p>
-      <w:pPr>
-        <w:spacing w:after="0" w:line="240" w:lineRule="auto"/>
-        <w:rPr>
-          <w:rFonts w:ascii="Times New Roman" w:hAnsi="Times New Roman" w:cs="Times New Roman"/>
-          <w:b/>
-          <w:bCs/>
-          <w:sz w:val="24"/>
-          <w:szCs w:val="24"/>
-        </w:rPr>
-      </w:pPr>
-    </w:p>
-    <w:p>
-      <w:pPr>
-        <w:spacing w:after="0" w:line="240" w:lineRule="auto"/>
-        <w:rPr>
-          <w:rFonts w:ascii="Times New Roman" w:hAnsi="Times New Roman" w:cs="Times New Roman"/>
-          <w:sz w:val="24"/>
-          <w:szCs w:val="24"/>
-        </w:rPr>
-      </w:pPr>
-      <w:r>
-        <w:rPr>
-          <w:rFonts w:ascii="Times New Roman" w:hAnsi="Times New Roman" w:cs="Times New Roman"/>
-          <w:b/>
-          <w:bCs/>
-          <w:sz w:val="24"/>
-          <w:szCs w:val="24"/>
-        </w:rPr>
-        <w:t>Phase 1: Foundation &amp; Extraction (Aligned with Weeks 1-2)</w:t>
-      </w:r>
-    </w:p>
-    <w:p>
-      <w:pPr>
-        <w:numPr>
-          <w:ilvl w:val="0"/>
-          <w:numId w:val="3"/>
-        </w:numPr>
-        <w:spacing w:after="0" w:line="240" w:lineRule="auto"/>
-        <w:rPr>
-          <w:rFonts w:ascii="Times New Roman" w:hAnsi="Times New Roman" w:cs="Times New Roman"/>
-          <w:sz w:val="24"/>
-          <w:szCs w:val="24"/>
-        </w:rPr>
-      </w:pPr>
-      <w:r>
-        <w:rPr>
-          <w:rFonts w:ascii="Times New Roman" w:hAnsi="Times New Roman" w:cs="Times New Roman"/>
-          <w:b/>
-          <w:bCs/>
-          <w:sz w:val="24"/>
-          <w:szCs w:val="24"/>
-        </w:rPr>
-        <w:t>Objective:</w:t>
-      </w:r>
-      <w:r>
-        <w:rPr>
-          <w:rFonts w:ascii="Times New Roman" w:hAnsi="Times New Roman" w:cs="Times New Roman"/>
-          <w:sz w:val="24"/>
-          <w:szCs w:val="24"/>
-        </w:rPr>
-        <w:t xml:space="preserve"> Set up the environment and handle raw data.</w:t>
-      </w:r>
-    </w:p>
-    <w:p>
-      <w:pPr>
-        <w:numPr>
-          <w:ilvl w:val="0"/>
-          <w:numId w:val="3"/>
-        </w:numPr>
-        <w:spacing w:after="0" w:line="240" w:lineRule="auto"/>
-        <w:rPr>
-          <w:rFonts w:ascii="Times New Roman" w:hAnsi="Times New Roman" w:cs="Times New Roman"/>
-          <w:sz w:val="24"/>
-          <w:szCs w:val="24"/>
-        </w:rPr>
-      </w:pPr>
-      <w:r>
-        <w:rPr>
-          <w:rFonts w:ascii="Times New Roman" w:hAnsi="Times New Roman" w:cs="Times New Roman"/>
-          <w:b/>
-          <w:bCs/>
-          <w:sz w:val="24"/>
-          <w:szCs w:val="24"/>
-        </w:rPr>
-        <w:t>Completed Actions:</w:t>
-      </w:r>
-    </w:p>
-    <w:p>
-      <w:pPr>
-        <w:numPr>
-          <w:ilvl w:val="1"/>
-          <w:numId w:val="3"/>
-        </w:numPr>
-        <w:spacing w:after="0" w:line="240" w:lineRule="auto"/>
-        <w:rPr>
-          <w:rFonts w:ascii="Times New Roman" w:hAnsi="Times New Roman" w:cs="Times New Roman"/>
-          <w:sz w:val="24"/>
-          <w:szCs w:val="24"/>
-        </w:rPr>
-      </w:pPr>
-      <w:r>
-        <w:rPr>
-          <w:rFonts w:ascii="Times New Roman" w:hAnsi="Times New Roman" w:cs="Times New Roman"/>
-          <w:sz w:val="24"/>
-          <w:szCs w:val="24"/>
-        </w:rPr>
-        <w:t xml:space="preserve">Initialized </w:t>
-      </w:r>
-      <w:proofErr w:type="spellStart"/>
-      <w:r>
-        <w:rPr>
-          <w:rFonts w:ascii="Times New Roman" w:hAnsi="Times New Roman" w:cs="Times New Roman"/>
-          <w:sz w:val="24"/>
-          <w:szCs w:val="24"/>
-        </w:rPr>
-        <w:t>Streamlit</w:t>
-      </w:r>
-      <w:proofErr w:type="spellEnd"/>
-      <w:r>
-        <w:rPr>
-          <w:rFonts w:ascii="Times New Roman" w:hAnsi="Times New Roman" w:cs="Times New Roman"/>
-          <w:sz w:val="24"/>
-          <w:szCs w:val="24"/>
-        </w:rPr>
-        <w:t xml:space="preserve"> environment.</w:t>
-      </w:r>
-    </w:p>
-    <w:p>
-      <w:pPr>
-        <w:numPr>
-          <w:ilvl w:val="1"/>
-          <w:numId w:val="3"/>
-        </w:numPr>
-        <w:spacing w:after="0" w:line="240" w:lineRule="auto"/>
-        <w:rPr>
-          <w:rFonts w:ascii="Times New Roman" w:hAnsi="Times New Roman" w:cs="Times New Roman"/>
-          <w:sz w:val="24"/>
-          <w:szCs w:val="24"/>
-        </w:rPr>
-      </w:pPr>
-      <w:r>
-        <w:rPr>
-          <w:rFonts w:ascii="Times New Roman" w:hAnsi="Times New Roman" w:cs="Times New Roman"/>
-          <w:sz w:val="24"/>
-          <w:szCs w:val="24"/>
-        </w:rPr>
-        <w:t xml:space="preserve">Implemented </w:t>
-      </w:r>
-      <w:proofErr w:type="spellStart"/>
-      <w:r>
-        <w:rPr>
-          <w:rFonts w:ascii="Times New Roman" w:hAnsi="Times New Roman" w:cs="Times New Roman"/>
-          <w:sz w:val="24"/>
-          <w:szCs w:val="24"/>
-        </w:rPr>
-        <w:t>extract_text</w:t>
-      </w:r>
-      <w:proofErr w:type="spellEnd"/>
-      <w:r>
-        <w:rPr>
-          <w:rFonts w:ascii="Times New Roman" w:hAnsi="Times New Roman" w:cs="Times New Roman"/>
-          <w:sz w:val="24"/>
-          <w:szCs w:val="24"/>
-        </w:rPr>
-        <w:t xml:space="preserve">() function handling </w:t>
-      </w:r>
-      <w:proofErr w:type="spellStart"/>
-      <w:r>
-        <w:rPr>
-          <w:rFonts w:ascii="Times New Roman" w:hAnsi="Times New Roman" w:cs="Times New Roman"/>
-          <w:sz w:val="24"/>
-          <w:szCs w:val="24"/>
-        </w:rPr>
-        <w:t>PdfReader</w:t>
-      </w:r>
-      <w:proofErr w:type="spellEnd"/>
-      <w:r>
-        <w:rPr>
-          <w:rFonts w:ascii="Times New Roman" w:hAnsi="Times New Roman" w:cs="Times New Roman"/>
-          <w:sz w:val="24"/>
-          <w:szCs w:val="24"/>
-        </w:rPr>
-        <w:t>, Document (docx), and standard I/O for text files.</w:t>
-      </w:r>
-    </w:p>
-    <w:p>
-      <w:pPr>
-        <w:numPr>
-          <w:ilvl w:val="1"/>
-          <w:numId w:val="3"/>
-        </w:numPr>
-        <w:spacing w:after="0" w:line="240" w:lineRule="auto"/>
-        <w:rPr>
-          <w:rFonts w:ascii="Times New Roman" w:hAnsi="Times New Roman" w:cs="Times New Roman"/>
-          <w:sz w:val="24"/>
-          <w:szCs w:val="24"/>
-        </w:rPr>
-      </w:pPr>
-      <w:r>
-        <w:rPr>
-          <w:rFonts w:ascii="Times New Roman" w:hAnsi="Times New Roman" w:cs="Times New Roman"/>
-          <w:sz w:val="24"/>
-          <w:szCs w:val="24"/>
-        </w:rPr>
-        <w:t>Created the basic UI for file uploading.</w:t>
-      </w:r>
-    </w:p>
-    <w:p>
-      <w:pPr>
-        <w:spacing w:after="0" w:line="240" w:lineRule="auto"/>
-        <w:rPr>
-          <w:rFonts w:ascii="Times New Roman" w:hAnsi="Times New Roman" w:cs="Times New Roman"/>
-          <w:b/>
-          <w:bCs/>
-          <w:sz w:val="24"/>
-          <w:szCs w:val="24"/>
-        </w:rPr>
-      </w:pPr>
-    </w:p>
-    <w:p>
-      <w:pPr>
-        <w:spacing w:after="0" w:line="240" w:lineRule="auto"/>
-        <w:rPr>
-          <w:rFonts w:ascii="Times New Roman" w:hAnsi="Times New Roman" w:cs="Times New Roman"/>
-          <w:sz w:val="24"/>
-          <w:szCs w:val="24"/>
-        </w:rPr>
-      </w:pPr>
-      <w:r>
-        <w:rPr>
-          <w:rFonts w:ascii="Times New Roman" w:hAnsi="Times New Roman" w:cs="Times New Roman"/>
-          <w:b/>
-          <w:bCs/>
-          <w:sz w:val="24"/>
-          <w:szCs w:val="24"/>
-        </w:rPr>
-        <w:lastRenderedPageBreak/>
-        <w:t>Phase 2: AI Integration (Aligned with Weeks 3-4)</w:t>
-      </w:r>
-    </w:p>
-    <w:p>
-      <w:pPr>
-        <w:numPr>
-          <w:ilvl w:val="0"/>
-          <w:numId w:val="4"/>
-        </w:numPr>
-        <w:spacing w:after="0" w:line="240" w:lineRule="auto"/>
-        <w:rPr>
-          <w:rFonts w:ascii="Times New Roman" w:hAnsi="Times New Roman" w:cs="Times New Roman"/>
-          <w:sz w:val="24"/>
-          <w:szCs w:val="24"/>
-        </w:rPr>
-      </w:pPr>
-      <w:r>
-        <w:rPr>
-          <w:rFonts w:ascii="Times New Roman" w:hAnsi="Times New Roman" w:cs="Times New Roman"/>
-          <w:b/>
-          <w:bCs/>
-          <w:sz w:val="24"/>
-          <w:szCs w:val="24"/>
-        </w:rPr>
-        <w:t>Objective:</w:t>
-      </w:r>
-      <w:r>
-        <w:rPr>
-          <w:rFonts w:ascii="Times New Roman" w:hAnsi="Times New Roman" w:cs="Times New Roman"/>
-          <w:sz w:val="24"/>
-          <w:szCs w:val="24"/>
-        </w:rPr>
-        <w:t xml:space="preserve"> Integrate LLM for text enrichment.</w:t>
-      </w:r>
-    </w:p>
-    <w:p>
-      <w:pPr>
-        <w:numPr>
-          <w:ilvl w:val="0"/>
-          <w:numId w:val="4"/>
-        </w:numPr>
-        <w:spacing w:after="0" w:line="240" w:lineRule="auto"/>
-        <w:rPr>
-          <w:rFonts w:ascii="Times New Roman" w:hAnsi="Times New Roman" w:cs="Times New Roman"/>
-          <w:sz w:val="24"/>
-          <w:szCs w:val="24"/>
-        </w:rPr>
-      </w:pPr>
-      <w:r>
-        <w:rPr>
-          <w:rFonts w:ascii="Times New Roman" w:hAnsi="Times New Roman" w:cs="Times New Roman"/>
-          <w:b/>
-          <w:bCs/>
-          <w:sz w:val="24"/>
-          <w:szCs w:val="24"/>
-        </w:rPr>
-        <w:t>Completed Actions:</w:t>
-      </w:r>
-    </w:p>
-    <w:p>
-      <w:pPr>
-        <w:numPr>
-          <w:ilvl w:val="1"/>
-          <w:numId w:val="4"/>
-        </w:numPr>
-        <w:spacing w:after="0" w:line="240" w:lineRule="auto"/>
-        <w:rPr>
-          <w:rFonts w:ascii="Times New Roman" w:hAnsi="Times New Roman" w:cs="Times New Roman"/>
-          <w:sz w:val="24"/>
-          <w:szCs w:val="24"/>
-        </w:rPr>
-      </w:pPr>
-      <w:r>
-        <w:rPr>
-          <w:rFonts w:ascii="Times New Roman" w:hAnsi="Times New Roman" w:cs="Times New Roman"/>
-          <w:sz w:val="24"/>
-          <w:szCs w:val="24"/>
-        </w:rPr>
-        <w:t xml:space="preserve">Configured </w:t>
-      </w:r>
-      <w:proofErr w:type="spellStart"/>
-      <w:r>
-        <w:rPr>
-          <w:rFonts w:ascii="Times New Roman" w:hAnsi="Times New Roman" w:cs="Times New Roman"/>
-          <w:sz w:val="24"/>
-          <w:szCs w:val="24"/>
-        </w:rPr>
-        <w:t>google.generativeai</w:t>
-      </w:r>
-      <w:proofErr w:type="spellEnd"/>
-      <w:r>
-        <w:rPr>
-          <w:rFonts w:ascii="Times New Roman" w:hAnsi="Times New Roman" w:cs="Times New Roman"/>
-          <w:sz w:val="24"/>
-          <w:szCs w:val="24"/>
-        </w:rPr>
-        <w:t xml:space="preserve"> with API Key security.</w:t>
-      </w:r>
-    </w:p>
-    <w:p>
-      <w:pPr>
-        <w:numPr>
-          <w:ilvl w:val="1"/>
-          <w:numId w:val="4"/>
-        </w:numPr>
-        <w:spacing w:after="0" w:line="240" w:lineRule="auto"/>
-        <w:rPr>
-          <w:rFonts w:ascii="Times New Roman" w:hAnsi="Times New Roman" w:cs="Times New Roman"/>
-          <w:sz w:val="24"/>
-          <w:szCs w:val="24"/>
-        </w:rPr>
-      </w:pPr>
-      <w:r>
-        <w:rPr>
-          <w:rFonts w:ascii="Times New Roman" w:hAnsi="Times New Roman" w:cs="Times New Roman"/>
-          <w:sz w:val="24"/>
-          <w:szCs w:val="24"/>
-        </w:rPr>
-        <w:t xml:space="preserve">Developed </w:t>
-      </w:r>
-      <w:proofErr w:type="spellStart"/>
-      <w:r>
-        <w:rPr>
-          <w:rFonts w:ascii="Times New Roman" w:hAnsi="Times New Roman" w:cs="Times New Roman"/>
-          <w:sz w:val="24"/>
-          <w:szCs w:val="24"/>
-        </w:rPr>
-        <w:t>grammar_correction</w:t>
-      </w:r>
-      <w:proofErr w:type="spellEnd"/>
-      <w:r>
-        <w:rPr>
-          <w:rFonts w:ascii="Times New Roman" w:hAnsi="Times New Roman" w:cs="Times New Roman"/>
-          <w:sz w:val="24"/>
-          <w:szCs w:val="24"/>
-        </w:rPr>
-        <w:t>(): Sends raw text to Gemini to fix errors.</w:t>
-      </w:r>
-    </w:p>
-    <w:p>
-      <w:pPr>
-        <w:numPr>
-          <w:ilvl w:val="1"/>
-          <w:numId w:val="4"/>
-        </w:numPr>
-        <w:spacing w:after="0" w:line="240" w:lineRule="auto"/>
-        <w:rPr>
-          <w:rFonts w:ascii="Times New Roman" w:hAnsi="Times New Roman" w:cs="Times New Roman"/>
-          <w:sz w:val="24"/>
-          <w:szCs w:val="24"/>
-        </w:rPr>
-      </w:pPr>
-      <w:r>
-        <w:rPr>
-          <w:rFonts w:ascii="Times New Roman" w:hAnsi="Times New Roman" w:cs="Times New Roman"/>
-          <w:sz w:val="24"/>
-          <w:szCs w:val="24"/>
-        </w:rPr>
-        <w:t xml:space="preserve">Developed </w:t>
-      </w:r>
-      <w:proofErr w:type="spellStart"/>
-      <w:r>
-        <w:rPr>
-          <w:rFonts w:ascii="Times New Roman" w:hAnsi="Times New Roman" w:cs="Times New Roman"/>
-          <w:sz w:val="24"/>
-          <w:szCs w:val="24"/>
-        </w:rPr>
-        <w:t>translate_text</w:t>
-      </w:r>
-      <w:proofErr w:type="spellEnd"/>
-      <w:r>
-        <w:rPr>
-          <w:rFonts w:ascii="Times New Roman" w:hAnsi="Times New Roman" w:cs="Times New Roman"/>
-          <w:sz w:val="24"/>
-          <w:szCs w:val="24"/>
-        </w:rPr>
-        <w:t>(): Adds multi-language support (an enhancement over the original brief).</w:t>
-      </w:r>
-    </w:p>
-    <w:p>
-      <w:pPr>
-        <w:spacing w:after="0" w:line="240" w:lineRule="auto"/>
-        <w:ind w:left="1440"/>
-        <w:rPr>
-          <w:rFonts w:ascii="Times New Roman" w:hAnsi="Times New Roman" w:cs="Times New Roman"/>
-          <w:sz w:val="24"/>
-          <w:szCs w:val="24"/>
-        </w:rPr>
-      </w:pPr>
-    </w:p>
-    <w:p>
-      <w:pPr>
-        <w:spacing w:after="0" w:line="240" w:lineRule="auto"/>
-        <w:rPr>
-          <w:rFonts w:ascii="Times New Roman" w:hAnsi="Times New Roman" w:cs="Times New Roman"/>
-          <w:sz w:val="24"/>
-          <w:szCs w:val="24"/>
-        </w:rPr>
-      </w:pPr>
-      <w:r>
-        <w:rPr>
-          <w:rFonts w:ascii="Times New Roman" w:hAnsi="Times New Roman" w:cs="Times New Roman"/>
-          <w:b/>
-          <w:bCs/>
-          <w:sz w:val="24"/>
-          <w:szCs w:val="24"/>
-        </w:rPr>
-        <w:t>Phase 3: Audio Synthesis (Aligned with Weeks 5-6)</w:t>
-      </w:r>
-    </w:p>
-    <w:p>
-      <w:pPr>
-        <w:numPr>
-          <w:ilvl w:val="0"/>
-          <w:numId w:val="5"/>
-        </w:numPr>
-        <w:spacing w:after="0" w:line="240" w:lineRule="auto"/>
-        <w:rPr>
-          <w:rFonts w:ascii="Times New Roman" w:hAnsi="Times New Roman" w:cs="Times New Roman"/>
-          <w:sz w:val="24"/>
-          <w:szCs w:val="24"/>
-        </w:rPr>
-      </w:pPr>
-      <w:r>
-        <w:rPr>
-          <w:rFonts w:ascii="Times New Roman" w:hAnsi="Times New Roman" w:cs="Times New Roman"/>
-          <w:b/>
-          <w:bCs/>
-          <w:sz w:val="24"/>
-          <w:szCs w:val="24"/>
-        </w:rPr>
-        <w:t>Objective:</w:t>
-      </w:r>
-      <w:r>
-        <w:rPr>
-          <w:rFonts w:ascii="Times New Roman" w:hAnsi="Times New Roman" w:cs="Times New Roman"/>
-          <w:sz w:val="24"/>
-          <w:szCs w:val="24"/>
-        </w:rPr>
-        <w:t xml:space="preserve"> Convert text to audio.</w:t>
-      </w:r>
-    </w:p>
-    <w:p>
-      <w:pPr>
-        <w:numPr>
-          <w:ilvl w:val="0"/>
-          <w:numId w:val="5"/>
-        </w:numPr>
-        <w:spacing w:after="0" w:line="240" w:lineRule="auto"/>
-        <w:rPr>
-          <w:rFonts w:ascii="Times New Roman" w:hAnsi="Times New Roman" w:cs="Times New Roman"/>
-          <w:sz w:val="24"/>
-          <w:szCs w:val="24"/>
-        </w:rPr>
-      </w:pPr>
-      <w:r>
-        <w:rPr>
-          <w:rFonts w:ascii="Times New Roman" w:hAnsi="Times New Roman" w:cs="Times New Roman"/>
-          <w:b/>
-          <w:bCs/>
-          <w:sz w:val="24"/>
-          <w:szCs w:val="24"/>
-        </w:rPr>
-        <w:t>Completed Actions:</w:t>
-      </w:r>
-    </w:p>
-    <w:p>
-      <w:pPr>
-        <w:numPr>
-          <w:ilvl w:val="1"/>
-          <w:numId w:val="5"/>
-        </w:numPr>
-        <w:spacing w:after="0" w:line="240" w:lineRule="auto"/>
-        <w:rPr>
-          <w:rFonts w:ascii="Times New Roman" w:hAnsi="Times New Roman" w:cs="Times New Roman"/>
-          <w:sz w:val="24"/>
-          <w:szCs w:val="24"/>
-        </w:rPr>
-      </w:pPr>
-      <w:r>
-        <w:rPr>
-          <w:rFonts w:ascii="Times New Roman" w:hAnsi="Times New Roman" w:cs="Times New Roman"/>
-          <w:sz w:val="24"/>
-          <w:szCs w:val="24"/>
-        </w:rPr>
-        <w:t xml:space="preserve">Integrated </w:t>
-      </w:r>
-      <w:proofErr w:type="spellStart"/>
-      <w:r>
-        <w:rPr>
-          <w:rFonts w:ascii="Times New Roman" w:hAnsi="Times New Roman" w:cs="Times New Roman"/>
-          <w:sz w:val="24"/>
-          <w:szCs w:val="24"/>
-        </w:rPr>
-        <w:t>gTTS</w:t>
-      </w:r>
-      <w:proofErr w:type="spellEnd"/>
-      <w:r>
-        <w:rPr>
-          <w:rFonts w:ascii="Times New Roman" w:hAnsi="Times New Roman" w:cs="Times New Roman"/>
-          <w:sz w:val="24"/>
-          <w:szCs w:val="24"/>
-        </w:rPr>
-        <w:t xml:space="preserve"> (Google Text-to-Speech) for reliable, multi-language voice support.</w:t>
-      </w:r>
-    </w:p>
-    <w:p>
-      <w:pPr>
-        <w:numPr>
-          <w:ilvl w:val="1"/>
-          <w:numId w:val="5"/>
-        </w:numPr>
-        <w:spacing w:after="0" w:line="240" w:lineRule="auto"/>
-        <w:rPr>
-          <w:rFonts w:ascii="Times New Roman" w:hAnsi="Times New Roman" w:cs="Times New Roman"/>
-          <w:sz w:val="24"/>
-          <w:szCs w:val="24"/>
-        </w:rPr>
-      </w:pPr>
-      <w:r>
-        <w:rPr>
-          <w:rFonts w:ascii="Times New Roman" w:hAnsi="Times New Roman" w:cs="Times New Roman"/>
-          <w:sz w:val="24"/>
-          <w:szCs w:val="24"/>
-        </w:rPr>
-        <w:t xml:space="preserve">Implemented num2words preprocessing to ensure numbers are read naturally </w:t>
-      </w:r>
-      <w:r>
-        <w:rPr>
-          <w:rFonts w:ascii="Times New Roman" w:hAnsi="Times New Roman" w:cs="Times New Roman"/>
-          <w:sz w:val="24"/>
-          <w:szCs w:val="24"/>
-        </w:rPr>
-        <w:t xml:space="preserve"> </w:t>
-      </w:r>
-      <w:r>
-        <w:rPr>
-          <w:rFonts w:ascii="Times New Roman" w:hAnsi="Times New Roman" w:cs="Times New Roman"/>
-          <w:sz w:val="24"/>
-          <w:szCs w:val="24"/>
-        </w:rPr>
-        <w:t>(e.g., "1990" becomes "nineteen ninety" or "one thousand...").</w:t>
-      </w:r>
-    </w:p>
-    <w:p>
-      <w:pPr>
-        <w:numPr>
-          <w:ilvl w:val="1"/>
-          <w:numId w:val="5"/>
-        </w:numPr>
-        <w:spacing w:after="0" w:line="240" w:lineRule="auto"/>
-        <w:rPr>
-          <w:rFonts w:ascii="Times New Roman" w:hAnsi="Times New Roman" w:cs="Times New Roman"/>
-          <w:sz w:val="24"/>
-          <w:szCs w:val="24"/>
-        </w:rPr>
-      </w:pPr>
-      <w:r>
-        <w:rPr>
-          <w:rFonts w:ascii="Times New Roman" w:hAnsi="Times New Roman" w:cs="Times New Roman"/>
-          <w:sz w:val="24"/>
-          <w:szCs w:val="24"/>
-        </w:rPr>
-        <w:t>Built the export logic to save .mp3 files.</w:t>
-      </w:r>
-    </w:p>
-    <w:p>
-      <w:pPr>
-        <w:spacing w:after="0" w:line="240" w:lineRule="auto"/>
-        <w:ind w:left="1440"/>
-        <w:rPr>
-          <w:rFonts w:ascii="Times New Roman" w:hAnsi="Times New Roman" w:cs="Times New Roman"/>
-          <w:sz w:val="24"/>
-          <w:szCs w:val="24"/>
-        </w:rPr>
-      </w:pPr>
-    </w:p>
-    <w:p>
-      <w:pPr>
-        <w:spacing w:after="0" w:line="240" w:lineRule="auto"/>
-        <w:rPr>
-          <w:rFonts w:ascii="Times New Roman" w:hAnsi="Times New Roman" w:cs="Times New Roman"/>
-          <w:sz w:val="24"/>
-          <w:szCs w:val="24"/>
-        </w:rPr>
-      </w:pPr>
-      <w:r>
-        <w:rPr>
-          <w:rFonts w:ascii="Times New Roman" w:hAnsi="Times New Roman" w:cs="Times New Roman"/>
-          <w:b/>
-          <w:bCs/>
-          <w:sz w:val="24"/>
-          <w:szCs w:val="24"/>
-        </w:rPr>
-        <w:t>Phase 4: Optimization &amp; UI Finalization (Aligned with Weeks 7-8)</w:t>
-      </w:r>
-    </w:p>
-    <w:p>
-      <w:pPr>
-        <w:numPr>
-          <w:ilvl w:val="0"/>
-          <w:numId w:val="6"/>
-        </w:numPr>
-        <w:spacing w:after="0" w:line="240" w:lineRule="auto"/>
-        <w:rPr>
-          <w:rFonts w:ascii="Times New Roman" w:hAnsi="Times New Roman" w:cs="Times New Roman"/>
-          <w:sz w:val="24"/>
-          <w:szCs w:val="24"/>
-        </w:rPr>
-      </w:pPr>
-      <w:r>
-        <w:rPr>
-          <w:rFonts w:ascii="Times New Roman" w:hAnsi="Times New Roman" w:cs="Times New Roman"/>
-          <w:b/>
-          <w:bCs/>
-          <w:sz w:val="24"/>
-          <w:szCs w:val="24"/>
-        </w:rPr>
-        <w:t>Objective:</w:t>
-      </w:r>
-      <w:r>
-        <w:rPr>
-          <w:rFonts w:ascii="Times New Roman" w:hAnsi="Times New Roman" w:cs="Times New Roman"/>
-          <w:sz w:val="24"/>
-          <w:szCs w:val="24"/>
-        </w:rPr>
-        <w:t xml:space="preserve"> UI Polish and Testing.</w:t>
-      </w:r>
-    </w:p>
-    <w:p>
-      <w:pPr>
-        <w:numPr>
-          <w:ilvl w:val="0"/>
-          <w:numId w:val="6"/>
-        </w:numPr>
-        <w:spacing w:after="0" w:line="240" w:lineRule="auto"/>
-        <w:rPr>
-          <w:rFonts w:ascii="Times New Roman" w:hAnsi="Times New Roman" w:cs="Times New Roman"/>
-          <w:sz w:val="24"/>
-          <w:szCs w:val="24"/>
-        </w:rPr>
-      </w:pPr>
-      <w:r>
-        <w:rPr>
-          <w:rFonts w:ascii="Times New Roman" w:hAnsi="Times New Roman" w:cs="Times New Roman"/>
-          <w:b/>
-          <w:bCs/>
-          <w:sz w:val="24"/>
-          <w:szCs w:val="24"/>
-        </w:rPr>
-        <w:t>Completed Actions:</w:t>
-      </w:r>
-    </w:p>
-    <w:p>
-      <w:pPr>
-        <w:numPr>
-          <w:ilvl w:val="1"/>
-          <w:numId w:val="6"/>
-        </w:numPr>
-        <w:spacing w:after="0" w:line="240" w:lineRule="auto"/>
-        <w:rPr>
-          <w:rFonts w:ascii="Times New Roman" w:hAnsi="Times New Roman" w:cs="Times New Roman"/>
-          <w:sz w:val="24"/>
-          <w:szCs w:val="24"/>
-        </w:rPr>
-      </w:pPr>
-      <w:r>
-        <w:rPr>
-          <w:rFonts w:ascii="Times New Roman" w:hAnsi="Times New Roman" w:cs="Times New Roman"/>
-          <w:sz w:val="24"/>
-          <w:szCs w:val="24"/>
-        </w:rPr>
-        <w:t xml:space="preserve">Added </w:t>
-      </w:r>
-      <w:proofErr w:type="spellStart"/>
-      <w:r>
-        <w:rPr>
-          <w:rFonts w:ascii="Times New Roman" w:hAnsi="Times New Roman" w:cs="Times New Roman"/>
-          <w:sz w:val="24"/>
-          <w:szCs w:val="24"/>
-        </w:rPr>
-        <w:t>Streamlit</w:t>
-      </w:r>
-      <w:proofErr w:type="spellEnd"/>
-      <w:r>
-        <w:rPr>
-          <w:rFonts w:ascii="Times New Roman" w:hAnsi="Times New Roman" w:cs="Times New Roman"/>
-          <w:sz w:val="24"/>
-          <w:szCs w:val="24"/>
-        </w:rPr>
-        <w:t xml:space="preserve"> status indicators (</w:t>
-      </w:r>
-      <w:proofErr w:type="spellStart"/>
-      <w:r>
-        <w:rPr>
-          <w:rFonts w:ascii="Times New Roman" w:hAnsi="Times New Roman" w:cs="Times New Roman"/>
-          <w:sz w:val="24"/>
-          <w:szCs w:val="24"/>
-        </w:rPr>
-        <w:t>st.spinner</w:t>
-      </w:r>
-      <w:proofErr w:type="spellEnd"/>
-      <w:r>
-        <w:rPr>
-          <w:rFonts w:ascii="Times New Roman" w:hAnsi="Times New Roman" w:cs="Times New Roman"/>
-          <w:sz w:val="24"/>
-          <w:szCs w:val="24"/>
-        </w:rPr>
-        <w:t xml:space="preserve">, </w:t>
-      </w:r>
-      <w:proofErr w:type="spellStart"/>
-      <w:r>
-        <w:rPr>
-          <w:rFonts w:ascii="Times New Roman" w:hAnsi="Times New Roman" w:cs="Times New Roman"/>
-          <w:sz w:val="24"/>
-          <w:szCs w:val="24"/>
-        </w:rPr>
-        <w:t>st.success</w:t>
-      </w:r>
-      <w:proofErr w:type="spellEnd"/>
-      <w:r>
-        <w:rPr>
-          <w:rFonts w:ascii="Times New Roman" w:hAnsi="Times New Roman" w:cs="Times New Roman"/>
-          <w:sz w:val="24"/>
-          <w:szCs w:val="24"/>
-        </w:rPr>
-        <w:t xml:space="preserve">, </w:t>
-      </w:r>
-      <w:proofErr w:type="spellStart"/>
-      <w:r>
-        <w:rPr>
-          <w:rFonts w:ascii="Times New Roman" w:hAnsi="Times New Roman" w:cs="Times New Roman"/>
-          <w:sz w:val="24"/>
-          <w:szCs w:val="24"/>
-        </w:rPr>
-        <w:t>st.error</w:t>
-      </w:r>
-      <w:proofErr w:type="spellEnd"/>
-      <w:r>
-        <w:rPr>
-          <w:rFonts w:ascii="Times New Roman" w:hAnsi="Times New Roman" w:cs="Times New Roman"/>
-          <w:sz w:val="24"/>
-          <w:szCs w:val="24"/>
-        </w:rPr>
-        <w:t>).</w:t>
-      </w:r>
-    </w:p>
-    <w:p>
-      <w:pPr>
-        <w:numPr>
-          <w:ilvl w:val="1"/>
-          <w:numId w:val="6"/>
-        </w:numPr>
-        <w:spacing w:after="0" w:line="240" w:lineRule="auto"/>
-        <w:rPr>
-          <w:rFonts w:ascii="Times New Roman" w:hAnsi="Times New Roman" w:cs="Times New Roman"/>
-          <w:sz w:val="24"/>
-          <w:szCs w:val="24"/>
-        </w:rPr>
-      </w:pPr>
-      <w:r>
-        <w:rPr>
-          <w:rFonts w:ascii="Times New Roman" w:hAnsi="Times New Roman" w:cs="Times New Roman"/>
-          <w:sz w:val="24"/>
-          <w:szCs w:val="24"/>
-        </w:rPr>
-        <w:t>Implemented download buttons for both original and translated audio.</w:t>
-      </w:r>
-    </w:p>
-    <w:p>
-      <w:pPr>
-        <w:numPr>
-          <w:ilvl w:val="1"/>
-          <w:numId w:val="6"/>
-        </w:numPr>
-        <w:spacing w:after="0" w:line="240" w:lineRule="auto"/>
-        <w:rPr>
-          <w:rFonts w:ascii="Times New Roman" w:hAnsi="Times New Roman" w:cs="Times New Roman"/>
-          <w:sz w:val="24"/>
-          <w:szCs w:val="24"/>
-        </w:rPr>
-      </w:pPr>
-      <w:r>
-        <w:rPr>
-          <w:rFonts w:ascii="Times New Roman" w:hAnsi="Times New Roman" w:cs="Times New Roman"/>
-          <w:sz w:val="24"/>
-          <w:szCs w:val="24"/>
-        </w:rPr>
-        <w:t>Added logic to truncate text &gt;30k characters to prevent API crashes.</w:t>
-      </w:r>
-    </w:p>
-    <w:p>
-      <w:pPr>
-        <w:spacing w:after="0" w:line="240" w:lineRule="auto"/>
-        <w:rPr>
-          <w:rFonts w:ascii="Times New Roman" w:hAnsi="Times New Roman" w:cs="Times New Roman"/>
-          <w:sz w:val="24"/>
-          <w:szCs w:val="24"/>
-        </w:rPr>
-      </w:pPr>
-    </w:p>
-    <w:p>
-      <w:pPr>
-        <w:spacing w:after="0" w:line="240" w:lineRule="auto"/>
-        <w:rPr>
-          <w:rFonts w:ascii="Times New Roman" w:hAnsi="Times New Roman" w:cs="Times New Roman"/>
-          <w:b/>
-          <w:bCs/>
-          <w:sz w:val="24"/>
-          <w:szCs w:val="24"/>
-        </w:rPr>
-      </w:pPr>
-      <w:r>
-        <w:rPr>
-          <w:rFonts w:ascii="Times New Roman" w:hAnsi="Times New Roman" w:cs="Times New Roman"/>
-          <w:b/>
-          <w:bCs/>
-          <w:sz w:val="24"/>
-          <w:szCs w:val="24"/>
-        </w:rPr>
-        <w:t>3. Analysis of Requirements &amp; Development of Functionality</w:t>
-      </w:r>
-    </w:p>
-    <w:p>
-      <w:pPr>
-        <w:spacing w:after="0" w:line="240" w:lineRule="auto"/>
-        <w:rPr>
-          <w:rFonts w:ascii="Times New Roman" w:hAnsi="Times New Roman" w:cs="Times New Roman"/>
-          <w:sz w:val="24"/>
-          <w:szCs w:val="24"/>
-        </w:rPr>
-      </w:pPr>
-      <w:r>
-        <w:rPr>
-          <w:rFonts w:ascii="Times New Roman" w:hAnsi="Times New Roman" w:cs="Times New Roman"/>
-          <w:sz w:val="24"/>
-          <w:szCs w:val="24"/>
-        </w:rPr>
-        <w:t xml:space="preserve">This section </w:t>
-      </w:r>
-      <w:proofErr w:type="spellStart"/>
-      <w:r>
-        <w:rPr>
-          <w:rFonts w:ascii="Times New Roman" w:hAnsi="Times New Roman" w:cs="Times New Roman"/>
-          <w:sz w:val="24"/>
-          <w:szCs w:val="24"/>
-        </w:rPr>
-        <w:t>analyzes</w:t>
-      </w:r>
-      <w:proofErr w:type="spellEnd"/>
-      <w:r>
-        <w:rPr>
-          <w:rFonts w:ascii="Times New Roman" w:hAnsi="Times New Roman" w:cs="Times New Roman"/>
-          <w:sz w:val="24"/>
-          <w:szCs w:val="24"/>
-        </w:rPr>
-        <w:t xml:space="preserve"> how specific requirements were translated into Python logic.</w:t>
-      </w:r>
-    </w:p>
-    <w:p>
-      <w:pPr>
-        <w:spacing w:after="0" w:line="240" w:lineRule="auto"/>
-        <w:rPr>
-          <w:rFonts w:ascii="Times New Roman" w:hAnsi="Times New Roman" w:cs="Times New Roman"/>
-          <w:sz w:val="24"/>
-          <w:szCs w:val="24"/>
-        </w:rPr>
-      </w:pPr>
+          <w:sz w:val="28"/>
+          <w:szCs w:val="28"/>
+        </w:rPr>
+        <w:t>3.1. Tech Stack &amp; Dependencies</w:t>
+      </w:r>
+    </w:p>
+    <w:p>
+      <w:pPr>
+        <w:rPr>
+          <w:rFonts w:ascii="Times New Roman" w:hAnsi="Times New Roman" w:cs="Times New Roman"/>
+          <w:sz w:val="28"/>
+          <w:szCs w:val="28"/>
+        </w:rPr>
+      </w:pPr>
+      <w:r>
+        <w:rPr>
+          <w:rFonts w:ascii="Times New Roman" w:hAnsi="Times New Roman" w:cs="Times New Roman"/>
+          <w:sz w:val="28"/>
+          <w:szCs w:val="28"/>
+        </w:rPr>
+        <w:t>The application utilizes a robust set of Python libraries for processing, AI, and audio manipulation.</w:t>
+      </w:r>
     </w:p>
     <w:tbl>
       <w:tblPr>
         <w:tblStyle w:val="TableGrid"/>
-        <w:tblW w:w="0" w:type="auto"/>
+        <w:tblW w:w="9782" w:type="dxa"/>
+        <w:tblInd w:w="-431" w:type="dxa"/>
         <w:tblLook w:val="04A0" w:firstRow="1" w:lastRow="0" w:firstColumn="1" w:lastColumn="0" w:noHBand="0" w:noVBand="1"/>
       </w:tblPr>
       <w:tblGrid>
-        <w:gridCol w:w="1840"/>
-        <w:gridCol w:w="2558"/>
-        <w:gridCol w:w="4618"/>
+        <w:gridCol w:w="1702"/>
+        <w:gridCol w:w="2977"/>
+        <w:gridCol w:w="5103"/>
       </w:tblGrid>
       <w:tr>
         <w:tc>
           <w:tcPr>
-            <w:tcW w:w="0" w:type="auto"/>
+            <w:tcW w:w="1702" w:type="dxa"/>
+            <w:vAlign w:val="center"/>
             <w:hideMark/>
           </w:tcPr>
           <w:p>
             <w:pPr>
+              <w:spacing w:after="160" w:line="259" w:lineRule="auto"/>
               <w:jc w:val="center"/>
               <w:rPr>
                 <w:rFonts w:ascii="Times New Roman" w:hAnsi="Times New Roman" w:cs="Times New Roman"/>
-                <w:sz w:val="24"/>
-                <w:szCs w:val="24"/>
+                <w:sz w:val="28"/>
+                <w:szCs w:val="28"/>
               </w:rPr>
             </w:pPr>
             <w:r>
               <w:rPr>
                 <w:rFonts w:ascii="Times New Roman" w:hAnsi="Times New Roman" w:cs="Times New Roman"/>
-                <w:b/>
-                <w:bCs/>
-                <w:sz w:val="24"/>
-                <w:szCs w:val="24"/>
+                <w:sz w:val="28"/>
+                <w:szCs w:val="28"/>
               </w:rPr>
-              <w:t>Requirement</w:t>
+              <w:t>Component</w:t>
             </w:r>
           </w:p>
         </w:tc>
         <w:tc>
           <w:tcPr>
-            <w:tcW w:w="0" w:type="auto"/>
+            <w:tcW w:w="2977" w:type="dxa"/>
+            <w:vAlign w:val="center"/>
             <w:hideMark/>
           </w:tcPr>
           <w:p>
             <w:pPr>
+              <w:spacing w:after="160" w:line="259" w:lineRule="auto"/>
               <w:jc w:val="center"/>
               <w:rPr>
                 <w:rFonts w:ascii="Times New Roman" w:hAnsi="Times New Roman" w:cs="Times New Roman"/>
-                <w:sz w:val="24"/>
-                <w:szCs w:val="24"/>
+                <w:sz w:val="28"/>
+                <w:szCs w:val="28"/>
               </w:rPr>
             </w:pPr>
             <w:r>
               <w:rPr>
                 <w:rFonts w:ascii="Times New Roman" w:hAnsi="Times New Roman" w:cs="Times New Roman"/>
-                <w:b/>
-                <w:bCs/>
-                <w:sz w:val="24"/>
-                <w:szCs w:val="24"/>
+                <w:sz w:val="28"/>
+                <w:szCs w:val="28"/>
               </w:rPr>
-              <w:t>Analysis Strategy</w:t>
+              <w:t>Technology Used</w:t>
             </w:r>
           </w:p>
         </w:tc>
         <w:tc>
           <w:tcPr>
-            <w:tcW w:w="0" w:type="auto"/>
+            <w:tcW w:w="5103" w:type="dxa"/>
+            <w:vAlign w:val="center"/>
             <w:hideMark/>
           </w:tcPr>
           <w:p>
             <w:pPr>
+              <w:spacing w:after="160" w:line="259" w:lineRule="auto"/>
               <w:jc w:val="center"/>
               <w:rPr>
                 <w:rFonts w:ascii="Times New Roman" w:hAnsi="Times New Roman" w:cs="Times New Roman"/>
-                <w:sz w:val="24"/>
-                <w:szCs w:val="24"/>
+                <w:sz w:val="28"/>
+                <w:szCs w:val="28"/>
               </w:rPr>
             </w:pPr>
             <w:r>
               <w:rPr>
                 <w:rFonts w:ascii="Times New Roman" w:hAnsi="Times New Roman" w:cs="Times New Roman"/>
-                <w:b/>
-                <w:bCs/>
-                <w:sz w:val="24"/>
-                <w:szCs w:val="24"/>
+                <w:sz w:val="28"/>
+                <w:szCs w:val="28"/>
               </w:rPr>
-              <w:t>Code Implementation</w:t>
+              <w:t>Purpose</w:t>
             </w:r>
           </w:p>
         </w:tc>
@@ -1753,159 +953,97 @@
       <w:tr>
         <w:tc>
           <w:tcPr>
-            <w:tcW w:w="0" w:type="auto"/>
+            <w:tcW w:w="1702" w:type="dxa"/>
+            <w:vAlign w:val="center"/>
             <w:hideMark/>
           </w:tcPr>
           <w:p>
             <w:pPr>
+              <w:spacing w:after="160" w:line="259" w:lineRule="auto"/>
               <w:jc w:val="center"/>
               <w:rPr>
                 <w:rFonts w:ascii="Times New Roman" w:hAnsi="Times New Roman" w:cs="Times New Roman"/>
-                <w:sz w:val="24"/>
-                <w:szCs w:val="24"/>
+                <w:sz w:val="28"/>
+                <w:szCs w:val="28"/>
               </w:rPr>
             </w:pPr>
             <w:r>
               <w:rPr>
                 <w:rFonts w:ascii="Times New Roman" w:hAnsi="Times New Roman" w:cs="Times New Roman"/>
-                <w:b/>
-                <w:bCs/>
-                <w:sz w:val="24"/>
-                <w:szCs w:val="24"/>
+                <w:sz w:val="28"/>
+                <w:szCs w:val="28"/>
               </w:rPr>
-              <w:t>Input Versatility</w:t>
+              <w:t>Frontend</w:t>
             </w:r>
           </w:p>
         </w:tc>
         <w:tc>
           <w:tcPr>
-            <w:tcW w:w="0" w:type="auto"/>
+            <w:tcW w:w="2977" w:type="dxa"/>
+            <w:vAlign w:val="center"/>
             <w:hideMark/>
           </w:tcPr>
           <w:p>
             <w:pPr>
+              <w:spacing w:after="160" w:line="259" w:lineRule="auto"/>
               <w:jc w:val="center"/>
               <w:rPr>
                 <w:rFonts w:ascii="Times New Roman" w:hAnsi="Times New Roman" w:cs="Times New Roman"/>
-                <w:sz w:val="24"/>
-                <w:szCs w:val="24"/>
+                <w:sz w:val="28"/>
+                <w:szCs w:val="28"/>
+              </w:rPr>
+            </w:pPr>
+            <w:proofErr w:type="spellStart"/>
+            <w:r>
+              <w:rPr>
+                <w:rFonts w:ascii="Times New Roman" w:hAnsi="Times New Roman" w:cs="Times New Roman"/>
+                <w:sz w:val="28"/>
+                <w:szCs w:val="28"/>
+              </w:rPr>
+              <w:t>Streamlit</w:t>
+            </w:r>
+            <w:proofErr w:type="spellEnd"/>
+          </w:p>
+        </w:tc>
+        <w:tc>
+          <w:tcPr>
+            <w:tcW w:w="5103" w:type="dxa"/>
+            <w:vAlign w:val="center"/>
+            <w:hideMark/>
+          </w:tcPr>
+          <w:p>
+            <w:pPr>
+              <w:spacing w:after="160" w:line="259" w:lineRule="auto"/>
+              <w:jc w:val="center"/>
+              <w:rPr>
+                <w:rFonts w:ascii="Times New Roman" w:hAnsi="Times New Roman" w:cs="Times New Roman"/>
+                <w:sz w:val="28"/>
+                <w:szCs w:val="28"/>
               </w:rPr>
             </w:pPr>
             <w:r>
               <w:rPr>
                 <w:rFonts w:ascii="Times New Roman" w:hAnsi="Times New Roman" w:cs="Times New Roman"/>
-                <w:sz w:val="24"/>
-                <w:szCs w:val="24"/>
+                <w:sz w:val="28"/>
+                <w:szCs w:val="28"/>
               </w:rPr>
-              <w:t>The system needs to read multiple legacy formats, not just plain text.</w:t>
-            </w:r>
-          </w:p>
-        </w:tc>
-        <w:tc>
-          <w:tcPr>
-            <w:tcW w:w="0" w:type="auto"/>
-            <w:hideMark/>
-          </w:tcPr>
-          <w:p>
-            <w:pPr>
-              <w:jc w:val="center"/>
-              <w:rPr>
-                <w:rFonts w:ascii="Times New Roman" w:hAnsi="Times New Roman" w:cs="Times New Roman"/>
-                <w:sz w:val="24"/>
-                <w:szCs w:val="24"/>
-              </w:rPr>
-            </w:pPr>
-            <w:r>
-              <w:rPr>
-                <w:rFonts w:ascii="Times New Roman" w:hAnsi="Times New Roman" w:cs="Times New Roman"/>
-                <w:b/>
-                <w:bCs/>
-                <w:sz w:val="24"/>
-                <w:szCs w:val="24"/>
-              </w:rPr>
-              <w:t>Function:</w:t>
+              <w:t xml:space="preserve">Interactive web interface </w:t>
             </w:r>
             <w:r>
               <w:rPr>
                 <w:rFonts w:ascii="Times New Roman" w:hAnsi="Times New Roman" w:cs="Times New Roman"/>
-                <w:sz w:val="24"/>
-                <w:szCs w:val="24"/>
+                <w:sz w:val="28"/>
+                <w:szCs w:val="28"/>
               </w:rPr>
-              <w:t xml:space="preserve"> </w:t>
-            </w:r>
-            <w:proofErr w:type="spellStart"/>
-            <w:r>
-              <w:rPr>
-                <w:rFonts w:ascii="Times New Roman" w:hAnsi="Times New Roman" w:cs="Times New Roman"/>
-                <w:sz w:val="24"/>
-                <w:szCs w:val="24"/>
-              </w:rPr>
-              <w:t>extract_text</w:t>
-            </w:r>
-            <w:proofErr w:type="spellEnd"/>
-            <w:r>
-              <w:rPr>
-                <w:rFonts w:ascii="Times New Roman" w:hAnsi="Times New Roman" w:cs="Times New Roman"/>
-                <w:sz w:val="24"/>
-                <w:szCs w:val="24"/>
-              </w:rPr>
-              <w:t>(file)</w:t>
-            </w:r>
-          </w:p>
-          <w:p>
-            <w:pPr>
-              <w:jc w:val="center"/>
-              <w:rPr>
-                <w:rFonts w:ascii="Times New Roman" w:hAnsi="Times New Roman" w:cs="Times New Roman"/>
-                <w:sz w:val="24"/>
-                <w:szCs w:val="24"/>
-              </w:rPr>
-            </w:pPr>
-          </w:p>
-          <w:p>
-            <w:pPr>
-              <w:jc w:val="center"/>
-              <w:rPr>
-                <w:rFonts w:ascii="Times New Roman" w:hAnsi="Times New Roman" w:cs="Times New Roman"/>
-                <w:sz w:val="24"/>
-                <w:szCs w:val="24"/>
-              </w:rPr>
-            </w:pPr>
-            <w:r>
-              <w:rPr>
-                <w:rFonts w:ascii="Times New Roman" w:hAnsi="Times New Roman" w:cs="Times New Roman"/>
-                <w:b/>
-                <w:bCs/>
-                <w:sz w:val="24"/>
-                <w:szCs w:val="24"/>
-              </w:rPr>
-              <w:t>Logic:</w:t>
+              <w:t>&amp;</w:t>
             </w:r>
             <w:r>
               <w:rPr>
                 <w:rFonts w:ascii="Times New Roman" w:hAnsi="Times New Roman" w:cs="Times New Roman"/>
-                <w:sz w:val="24"/>
-                <w:szCs w:val="24"/>
+                <w:sz w:val="28"/>
+                <w:szCs w:val="28"/>
               </w:rPr>
-              <w:t xml:space="preserve"> Uses if/</w:t>
-            </w:r>
-            <w:proofErr w:type="spellStart"/>
-            <w:r>
-              <w:rPr>
-                <w:rFonts w:ascii="Times New Roman" w:hAnsi="Times New Roman" w:cs="Times New Roman"/>
-                <w:sz w:val="24"/>
-                <w:szCs w:val="24"/>
-              </w:rPr>
-              <w:t>elif</w:t>
-            </w:r>
-            <w:proofErr w:type="spellEnd"/>
-            <w:r>
-              <w:rPr>
-                <w:rFonts w:ascii="Times New Roman" w:hAnsi="Times New Roman" w:cs="Times New Roman"/>
-                <w:sz w:val="24"/>
-                <w:szCs w:val="24"/>
-              </w:rPr>
-              <w:t xml:space="preserve"> block to route .pdf to PyPDF2, .docx to python-docx, and .txt to standard decode.</w:t>
+              <w:t xml:space="preserve"> state management.</w:t>
             </w:r>
           </w:p>
         </w:tc>
@@ -1913,141 +1051,79 @@
       <w:tr>
         <w:tc>
           <w:tcPr>
-            <w:tcW w:w="0" w:type="auto"/>
+            <w:tcW w:w="1702" w:type="dxa"/>
+            <w:vAlign w:val="center"/>
             <w:hideMark/>
           </w:tcPr>
           <w:p>
             <w:pPr>
+              <w:spacing w:after="160" w:line="259" w:lineRule="auto"/>
               <w:jc w:val="center"/>
               <w:rPr>
                 <w:rFonts w:ascii="Times New Roman" w:hAnsi="Times New Roman" w:cs="Times New Roman"/>
-                <w:sz w:val="24"/>
-                <w:szCs w:val="24"/>
+                <w:sz w:val="28"/>
+                <w:szCs w:val="28"/>
               </w:rPr>
             </w:pPr>
             <w:r>
               <w:rPr>
                 <w:rFonts w:ascii="Times New Roman" w:hAnsi="Times New Roman" w:cs="Times New Roman"/>
-                <w:b/>
-                <w:bCs/>
-                <w:sz w:val="24"/>
-                <w:szCs w:val="24"/>
+                <w:sz w:val="28"/>
+                <w:szCs w:val="28"/>
               </w:rPr>
-              <w:t>Audiobook Quality (Text Flow)</w:t>
+              <w:t>AI / LLM</w:t>
             </w:r>
           </w:p>
         </w:tc>
         <w:tc>
           <w:tcPr>
-            <w:tcW w:w="0" w:type="auto"/>
+            <w:tcW w:w="2977" w:type="dxa"/>
+            <w:vAlign w:val="center"/>
             <w:hideMark/>
           </w:tcPr>
           <w:p>
             <w:pPr>
+              <w:spacing w:after="160" w:line="259" w:lineRule="auto"/>
               <w:jc w:val="center"/>
               <w:rPr>
                 <w:rFonts w:ascii="Times New Roman" w:hAnsi="Times New Roman" w:cs="Times New Roman"/>
-                <w:sz w:val="24"/>
-                <w:szCs w:val="24"/>
+                <w:sz w:val="28"/>
+                <w:szCs w:val="28"/>
               </w:rPr>
             </w:pPr>
             <w:r>
               <w:rPr>
                 <w:rFonts w:ascii="Times New Roman" w:hAnsi="Times New Roman" w:cs="Times New Roman"/>
-                <w:sz w:val="24"/>
-                <w:szCs w:val="24"/>
+                <w:sz w:val="28"/>
+                <w:szCs w:val="28"/>
               </w:rPr>
-              <w:t>Raw text often has line breaks, typos, or bad grammar that sounds robotic when read aloud.</w:t>
+              <w:t>Gemini</w:t>
             </w:r>
           </w:p>
         </w:tc>
         <w:tc>
           <w:tcPr>
-            <w:tcW w:w="0" w:type="auto"/>
+            <w:tcW w:w="5103" w:type="dxa"/>
+            <w:vAlign w:val="center"/>
             <w:hideMark/>
           </w:tcPr>
           <w:p>
             <w:pPr>
+              <w:spacing w:after="160" w:line="259" w:lineRule="auto"/>
               <w:jc w:val="center"/>
               <w:rPr>
                 <w:rFonts w:ascii="Times New Roman" w:hAnsi="Times New Roman" w:cs="Times New Roman"/>
-                <w:sz w:val="24"/>
-                <w:szCs w:val="24"/>
+                <w:sz w:val="28"/>
+                <w:szCs w:val="28"/>
               </w:rPr>
             </w:pPr>
             <w:r>
               <w:rPr>
                 <w:rFonts w:ascii="Times New Roman" w:hAnsi="Times New Roman" w:cs="Times New Roman"/>
-                <w:b/>
-                <w:bCs/>
-                <w:sz w:val="24"/>
-                <w:szCs w:val="24"/>
+                <w:sz w:val="28"/>
+                <w:szCs w:val="28"/>
               </w:rPr>
-              <w:t>Function:</w:t>
-            </w:r>
-            <w:r>
-              <w:rPr>
-                <w:rFonts w:ascii="Times New Roman" w:hAnsi="Times New Roman" w:cs="Times New Roman"/>
-                <w:sz w:val="24"/>
-                <w:szCs w:val="24"/>
-              </w:rPr>
-              <w:t xml:space="preserve"> </w:t>
-            </w:r>
-            <w:proofErr w:type="spellStart"/>
-            <w:r>
-              <w:rPr>
-                <w:rFonts w:ascii="Times New Roman" w:hAnsi="Times New Roman" w:cs="Times New Roman"/>
-                <w:sz w:val="24"/>
-                <w:szCs w:val="24"/>
-              </w:rPr>
-              <w:t>grammar_correction</w:t>
-            </w:r>
-            <w:proofErr w:type="spellEnd"/>
-            <w:r>
-              <w:rPr>
-                <w:rFonts w:ascii="Times New Roman" w:hAnsi="Times New Roman" w:cs="Times New Roman"/>
-                <w:sz w:val="24"/>
-                <w:szCs w:val="24"/>
-              </w:rPr>
-              <w:t>(text)</w:t>
-            </w:r>
-          </w:p>
-          <w:p>
-            <w:pPr>
-              <w:jc w:val="center"/>
-              <w:rPr>
-                <w:rFonts w:ascii="Times New Roman" w:hAnsi="Times New Roman" w:cs="Times New Roman"/>
-                <w:sz w:val="24"/>
-                <w:szCs w:val="24"/>
-              </w:rPr>
-            </w:pPr>
-          </w:p>
-          <w:p>
-            <w:pPr>
-              <w:jc w:val="center"/>
-              <w:rPr>
-                <w:rFonts w:ascii="Times New Roman" w:hAnsi="Times New Roman" w:cs="Times New Roman"/>
-                <w:sz w:val="24"/>
-                <w:szCs w:val="24"/>
-              </w:rPr>
-            </w:pPr>
-            <w:r>
-              <w:rPr>
-                <w:rFonts w:ascii="Times New Roman" w:hAnsi="Times New Roman" w:cs="Times New Roman"/>
-                <w:b/>
-                <w:bCs/>
-                <w:sz w:val="24"/>
-                <w:szCs w:val="24"/>
-              </w:rPr>
-              <w:t>Logic:</w:t>
-            </w:r>
-            <w:r>
-              <w:rPr>
-                <w:rFonts w:ascii="Times New Roman" w:hAnsi="Times New Roman" w:cs="Times New Roman"/>
-                <w:sz w:val="24"/>
-                <w:szCs w:val="24"/>
-              </w:rPr>
-              <w:t xml:space="preserve"> specific prompt Correct grammatical errors... Return only the improved text sent to gemini-2.5-flash.</w:t>
+              <w:t>Grammar correction and translation.</w:t>
             </w:r>
           </w:p>
         </w:tc>
@@ -2055,157 +1131,81 @@
       <w:tr>
         <w:tc>
           <w:tcPr>
-            <w:tcW w:w="0" w:type="auto"/>
+            <w:tcW w:w="1702" w:type="dxa"/>
+            <w:vAlign w:val="center"/>
             <w:hideMark/>
           </w:tcPr>
           <w:p>
             <w:pPr>
+              <w:spacing w:after="160" w:line="259" w:lineRule="auto"/>
               <w:jc w:val="center"/>
               <w:rPr>
                 <w:rFonts w:ascii="Times New Roman" w:hAnsi="Times New Roman" w:cs="Times New Roman"/>
-                <w:sz w:val="24"/>
-                <w:szCs w:val="24"/>
+                <w:sz w:val="28"/>
+                <w:szCs w:val="28"/>
               </w:rPr>
             </w:pPr>
             <w:r>
               <w:rPr>
                 <w:rFonts w:ascii="Times New Roman" w:hAnsi="Times New Roman" w:cs="Times New Roman"/>
-                <w:b/>
-                <w:bCs/>
-                <w:sz w:val="24"/>
-                <w:szCs w:val="24"/>
+                <w:sz w:val="28"/>
+                <w:szCs w:val="28"/>
               </w:rPr>
-              <w:t>Global Accessibility</w:t>
+              <w:t>TTS Engine</w:t>
             </w:r>
           </w:p>
         </w:tc>
         <w:tc>
           <w:tcPr>
-            <w:tcW w:w="0" w:type="auto"/>
+            <w:tcW w:w="2977" w:type="dxa"/>
+            <w:vAlign w:val="center"/>
             <w:hideMark/>
           </w:tcPr>
           <w:p>
             <w:pPr>
+              <w:spacing w:after="160" w:line="259" w:lineRule="auto"/>
               <w:jc w:val="center"/>
               <w:rPr>
                 <w:rFonts w:ascii="Times New Roman" w:hAnsi="Times New Roman" w:cs="Times New Roman"/>
-                <w:sz w:val="24"/>
-                <w:szCs w:val="24"/>
+                <w:sz w:val="28"/>
+                <w:szCs w:val="28"/>
+              </w:rPr>
+            </w:pPr>
+            <w:proofErr w:type="spellStart"/>
+            <w:r>
+              <w:rPr>
+                <w:rFonts w:ascii="Times New Roman" w:hAnsi="Times New Roman" w:cs="Times New Roman"/>
+                <w:sz w:val="28"/>
+                <w:szCs w:val="28"/>
+              </w:rPr>
+              <w:t>gTTS</w:t>
+            </w:r>
+            <w:proofErr w:type="spellEnd"/>
+          </w:p>
+        </w:tc>
+        <w:tc>
+          <w:tcPr>
+            <w:tcW w:w="5103" w:type="dxa"/>
+            <w:vAlign w:val="center"/>
+            <w:hideMark/>
+          </w:tcPr>
+          <w:p>
+            <w:pPr>
+              <w:spacing w:after="160" w:line="259" w:lineRule="auto"/>
+              <w:jc w:val="center"/>
+              <w:rPr>
+                <w:rFonts w:ascii="Times New Roman" w:hAnsi="Times New Roman" w:cs="Times New Roman"/>
+                <w:sz w:val="28"/>
+                <w:szCs w:val="28"/>
               </w:rPr>
             </w:pPr>
             <w:r>
               <w:rPr>
                 <w:rFonts w:ascii="Times New Roman" w:hAnsi="Times New Roman" w:cs="Times New Roman"/>
-                <w:sz w:val="24"/>
-                <w:szCs w:val="24"/>
+                <w:sz w:val="28"/>
+                <w:szCs w:val="28"/>
               </w:rPr>
-              <w:t>The tool should be usable by non-English speakers.</w:t>
-            </w:r>
-          </w:p>
-        </w:tc>
-        <w:tc>
-          <w:tcPr>
-            <w:tcW w:w="0" w:type="auto"/>
-            <w:hideMark/>
-          </w:tcPr>
-          <w:p>
-            <w:pPr>
-              <w:jc w:val="center"/>
-              <w:rPr>
-                <w:rFonts w:ascii="Times New Roman" w:hAnsi="Times New Roman" w:cs="Times New Roman"/>
-                <w:sz w:val="24"/>
-                <w:szCs w:val="24"/>
-              </w:rPr>
-            </w:pPr>
-            <w:r>
-              <w:rPr>
-                <w:rFonts w:ascii="Times New Roman" w:hAnsi="Times New Roman" w:cs="Times New Roman"/>
-                <w:b/>
-                <w:bCs/>
-                <w:sz w:val="24"/>
-                <w:szCs w:val="24"/>
-              </w:rPr>
-              <w:t>Function:</w:t>
-            </w:r>
-            <w:r>
-              <w:rPr>
-                <w:rFonts w:ascii="Times New Roman" w:hAnsi="Times New Roman" w:cs="Times New Roman"/>
-                <w:sz w:val="24"/>
-                <w:szCs w:val="24"/>
-              </w:rPr>
-              <w:t xml:space="preserve"> </w:t>
-            </w:r>
-            <w:proofErr w:type="spellStart"/>
-            <w:r>
-              <w:rPr>
-                <w:rFonts w:ascii="Times New Roman" w:hAnsi="Times New Roman" w:cs="Times New Roman"/>
-                <w:sz w:val="24"/>
-                <w:szCs w:val="24"/>
-              </w:rPr>
-              <w:t>translate_text</w:t>
-            </w:r>
-            <w:proofErr w:type="spellEnd"/>
-            <w:r>
-              <w:rPr>
-                <w:rFonts w:ascii="Times New Roman" w:hAnsi="Times New Roman" w:cs="Times New Roman"/>
-                <w:sz w:val="24"/>
-                <w:szCs w:val="24"/>
-              </w:rPr>
-              <w:t xml:space="preserve">(text, </w:t>
-            </w:r>
-            <w:proofErr w:type="spellStart"/>
-            <w:r>
-              <w:rPr>
-                <w:rFonts w:ascii="Times New Roman" w:hAnsi="Times New Roman" w:cs="Times New Roman"/>
-                <w:sz w:val="24"/>
-                <w:szCs w:val="24"/>
-              </w:rPr>
-              <w:t>target_language_code</w:t>
-            </w:r>
-            <w:proofErr w:type="spellEnd"/>
-            <w:r>
-              <w:rPr>
-                <w:rFonts w:ascii="Times New Roman" w:hAnsi="Times New Roman" w:cs="Times New Roman"/>
-                <w:sz w:val="24"/>
-                <w:szCs w:val="24"/>
-              </w:rPr>
-              <w:t>)</w:t>
-            </w:r>
-            <w:r>
-              <w:rPr>
-                <w:rFonts w:ascii="Times New Roman" w:hAnsi="Times New Roman" w:cs="Times New Roman"/>
-                <w:sz w:val="24"/>
-                <w:szCs w:val="24"/>
-              </w:rPr>
-              <w:br/>
-            </w:r>
-          </w:p>
-          <w:p>
-            <w:pPr>
-              <w:jc w:val="center"/>
-              <w:rPr>
-                <w:rFonts w:ascii="Times New Roman" w:hAnsi="Times New Roman" w:cs="Times New Roman"/>
-                <w:sz w:val="24"/>
-                <w:szCs w:val="24"/>
-              </w:rPr>
-            </w:pPr>
-            <w:r>
-              <w:rPr>
-                <w:rFonts w:ascii="Times New Roman" w:hAnsi="Times New Roman" w:cs="Times New Roman"/>
-                <w:b/>
-                <w:bCs/>
-                <w:sz w:val="24"/>
-                <w:szCs w:val="24"/>
-              </w:rPr>
-              <w:t>Logic:</w:t>
-            </w:r>
-            <w:r>
-              <w:rPr>
-                <w:rFonts w:ascii="Times New Roman" w:hAnsi="Times New Roman" w:cs="Times New Roman"/>
-                <w:sz w:val="24"/>
-                <w:szCs w:val="24"/>
-              </w:rPr>
-              <w:t xml:space="preserve"> Maps UI selection "Hindi" to code "hi", then prompts Gemini to translate before sending to TTS.</w:t>
+              <w:t>Base audio generation.</w:t>
             </w:r>
           </w:p>
         </w:tc>
@@ -2213,141 +1213,115 @@
       <w:tr>
         <w:tc>
           <w:tcPr>
-            <w:tcW w:w="0" w:type="auto"/>
+            <w:tcW w:w="1702" w:type="dxa"/>
+            <w:vAlign w:val="center"/>
             <w:hideMark/>
           </w:tcPr>
           <w:p>
             <w:pPr>
+              <w:spacing w:after="160" w:line="259" w:lineRule="auto"/>
               <w:jc w:val="center"/>
               <w:rPr>
                 <w:rFonts w:ascii="Times New Roman" w:hAnsi="Times New Roman" w:cs="Times New Roman"/>
-                <w:sz w:val="24"/>
-                <w:szCs w:val="24"/>
+                <w:sz w:val="28"/>
+                <w:szCs w:val="28"/>
               </w:rPr>
             </w:pPr>
             <w:r>
               <w:rPr>
                 <w:rFonts w:ascii="Times New Roman" w:hAnsi="Times New Roman" w:cs="Times New Roman"/>
-                <w:b/>
-                <w:bCs/>
-                <w:sz w:val="24"/>
-                <w:szCs w:val="24"/>
+                <w:sz w:val="28"/>
+                <w:szCs w:val="28"/>
               </w:rPr>
-              <w:t>Natural Number Reading</w:t>
+              <w:t>Audio Proc.</w:t>
             </w:r>
           </w:p>
         </w:tc>
         <w:tc>
           <w:tcPr>
-            <w:tcW w:w="0" w:type="auto"/>
+            <w:tcW w:w="2977" w:type="dxa"/>
+            <w:vAlign w:val="center"/>
             <w:hideMark/>
           </w:tcPr>
           <w:p>
             <w:pPr>
+              <w:spacing w:after="160" w:line="259" w:lineRule="auto"/>
               <w:jc w:val="center"/>
               <w:rPr>
                 <w:rFonts w:ascii="Times New Roman" w:hAnsi="Times New Roman" w:cs="Times New Roman"/>
-                <w:sz w:val="24"/>
-                <w:szCs w:val="24"/>
+                <w:sz w:val="28"/>
+                <w:szCs w:val="28"/>
+              </w:rPr>
+            </w:pPr>
+            <w:proofErr w:type="spellStart"/>
+            <w:r>
+              <w:rPr>
+                <w:rFonts w:ascii="Times New Roman" w:hAnsi="Times New Roman" w:cs="Times New Roman"/>
+                <w:sz w:val="28"/>
+                <w:szCs w:val="28"/>
+              </w:rPr>
+              <w:t>Pydub</w:t>
+            </w:r>
+            <w:proofErr w:type="spellEnd"/>
+            <w:r>
+              <w:rPr>
+                <w:rFonts w:ascii="Times New Roman" w:hAnsi="Times New Roman" w:cs="Times New Roman"/>
+                <w:sz w:val="28"/>
+                <w:szCs w:val="28"/>
+              </w:rPr>
+              <w:t xml:space="preserve"> &amp; </w:t>
+            </w:r>
+            <w:proofErr w:type="spellStart"/>
+            <w:r>
+              <w:rPr>
+                <w:rFonts w:ascii="Times New Roman" w:hAnsi="Times New Roman" w:cs="Times New Roman"/>
+                <w:sz w:val="28"/>
+                <w:szCs w:val="28"/>
+              </w:rPr>
+              <w:t>FFmpeg</w:t>
+            </w:r>
+            <w:proofErr w:type="spellEnd"/>
+          </w:p>
+        </w:tc>
+        <w:tc>
+          <w:tcPr>
+            <w:tcW w:w="5103" w:type="dxa"/>
+            <w:vAlign w:val="center"/>
+            <w:hideMark/>
+          </w:tcPr>
+          <w:p>
+            <w:pPr>
+              <w:spacing w:after="160" w:line="259" w:lineRule="auto"/>
+              <w:jc w:val="center"/>
+              <w:rPr>
+                <w:rFonts w:ascii="Times New Roman" w:hAnsi="Times New Roman" w:cs="Times New Roman"/>
+                <w:sz w:val="28"/>
+                <w:szCs w:val="28"/>
               </w:rPr>
             </w:pPr>
             <w:r>
               <w:rPr>
                 <w:rFonts w:ascii="Times New Roman" w:hAnsi="Times New Roman" w:cs="Times New Roman"/>
-                <w:sz w:val="24"/>
-                <w:szCs w:val="24"/>
+                <w:sz w:val="28"/>
+                <w:szCs w:val="28"/>
               </w:rPr>
-              <w:t>TTS engines often read "CHAPTER 1" as "Chapter One" but "$100" awkwardly.</w:t>
-            </w:r>
-          </w:p>
-        </w:tc>
-        <w:tc>
-          <w:tcPr>
-            <w:tcW w:w="0" w:type="auto"/>
-            <w:hideMark/>
-          </w:tcPr>
-          <w:p>
-            <w:pPr>
-              <w:jc w:val="center"/>
-              <w:rPr>
-                <w:rFonts w:ascii="Times New Roman" w:hAnsi="Times New Roman" w:cs="Times New Roman"/>
-                <w:sz w:val="24"/>
-                <w:szCs w:val="24"/>
-              </w:rPr>
-            </w:pPr>
-            <w:r>
-              <w:rPr>
-                <w:rFonts w:ascii="Times New Roman" w:hAnsi="Times New Roman" w:cs="Times New Roman"/>
-                <w:b/>
-                <w:bCs/>
-                <w:sz w:val="24"/>
-                <w:szCs w:val="24"/>
-              </w:rPr>
-              <w:t>Function:</w:t>
+              <w:t xml:space="preserve">Audio format conversion (MP3 </w:t>
             </w:r>
             <w:r>
               <w:rPr>
                 <w:rFonts w:ascii="Times New Roman" w:hAnsi="Times New Roman" w:cs="Times New Roman"/>
-                <w:sz w:val="24"/>
-                <w:szCs w:val="24"/>
+                <w:sz w:val="28"/>
+                <w:szCs w:val="28"/>
               </w:rPr>
-              <w:t xml:space="preserve"> </w:t>
-            </w:r>
-            <w:proofErr w:type="spellStart"/>
-            <w:r>
-              <w:rPr>
-                <w:rFonts w:ascii="Times New Roman" w:hAnsi="Times New Roman" w:cs="Times New Roman"/>
-                <w:sz w:val="24"/>
-                <w:szCs w:val="24"/>
-              </w:rPr>
-              <w:t>re.sub</w:t>
-            </w:r>
-            <w:proofErr w:type="spellEnd"/>
-            <w:r>
-              <w:rPr>
-                <w:rFonts w:ascii="Times New Roman" w:hAnsi="Times New Roman" w:cs="Times New Roman"/>
-                <w:sz w:val="24"/>
-                <w:szCs w:val="24"/>
-              </w:rPr>
-              <w:t>(r'\b\d+\b', lambda m: num2words(...))</w:t>
-            </w:r>
-          </w:p>
-          <w:p>
-            <w:pPr>
-              <w:jc w:val="center"/>
-              <w:rPr>
-                <w:rFonts w:ascii="Times New Roman" w:hAnsi="Times New Roman" w:cs="Times New Roman"/>
-                <w:sz w:val="24"/>
-                <w:szCs w:val="24"/>
-              </w:rPr>
-            </w:pPr>
-          </w:p>
-          <w:p>
-            <w:pPr>
-              <w:jc w:val="center"/>
-              <w:rPr>
-                <w:rFonts w:ascii="Times New Roman" w:hAnsi="Times New Roman" w:cs="Times New Roman"/>
-                <w:sz w:val="24"/>
-                <w:szCs w:val="24"/>
-              </w:rPr>
-            </w:pPr>
-            <w:r>
-              <w:rPr>
-                <w:rFonts w:ascii="Times New Roman" w:hAnsi="Times New Roman" w:cs="Times New Roman"/>
-                <w:b/>
-                <w:bCs/>
-                <w:sz w:val="24"/>
-                <w:szCs w:val="24"/>
-              </w:rPr>
-              <w:t>Logic:</w:t>
+              <w:t>to</w:t>
             </w:r>
             <w:r>
               <w:rPr>
                 <w:rFonts w:ascii="Times New Roman" w:hAnsi="Times New Roman" w:cs="Times New Roman"/>
-                <w:sz w:val="24"/>
-                <w:szCs w:val="24"/>
+                <w:sz w:val="28"/>
+                <w:szCs w:val="28"/>
               </w:rPr>
-              <w:t xml:space="preserve"> Regex identifies numbers and converts them to English words prior to audio generation.</w:t>
+              <w:t xml:space="preserve"> WAV) and manipulation.</w:t>
             </w:r>
           </w:p>
         </w:tc>
@@ -2355,168 +1329,197 @@
       <w:tr>
         <w:tc>
           <w:tcPr>
-            <w:tcW w:w="0" w:type="auto"/>
+            <w:tcW w:w="1702" w:type="dxa"/>
+            <w:vAlign w:val="center"/>
             <w:hideMark/>
           </w:tcPr>
           <w:p>
             <w:pPr>
+              <w:spacing w:after="160" w:line="259" w:lineRule="auto"/>
               <w:jc w:val="center"/>
               <w:rPr>
                 <w:rFonts w:ascii="Times New Roman" w:hAnsi="Times New Roman" w:cs="Times New Roman"/>
-                <w:sz w:val="24"/>
-                <w:szCs w:val="24"/>
+                <w:sz w:val="28"/>
+                <w:szCs w:val="28"/>
               </w:rPr>
             </w:pPr>
             <w:r>
               <w:rPr>
                 <w:rFonts w:ascii="Times New Roman" w:hAnsi="Times New Roman" w:cs="Times New Roman"/>
-                <w:b/>
-                <w:bCs/>
-                <w:sz w:val="24"/>
-                <w:szCs w:val="24"/>
+                <w:sz w:val="28"/>
+                <w:szCs w:val="28"/>
               </w:rPr>
-              <w:lastRenderedPageBreak/>
-              <w:t>Audio Generation</w:t>
+              <w:t>Metrics</w:t>
             </w:r>
           </w:p>
         </w:tc>
         <w:tc>
           <w:tcPr>
-            <w:tcW w:w="0" w:type="auto"/>
+            <w:tcW w:w="2977" w:type="dxa"/>
+            <w:vAlign w:val="center"/>
             <w:hideMark/>
           </w:tcPr>
           <w:p>
             <w:pPr>
+              <w:spacing w:after="160" w:line="259" w:lineRule="auto"/>
               <w:jc w:val="center"/>
               <w:rPr>
                 <w:rFonts w:ascii="Times New Roman" w:hAnsi="Times New Roman" w:cs="Times New Roman"/>
-                <w:sz w:val="24"/>
-                <w:szCs w:val="24"/>
+                <w:sz w:val="28"/>
+                <w:szCs w:val="28"/>
+              </w:rPr>
+            </w:pPr>
+            <w:proofErr w:type="spellStart"/>
+            <w:r>
+              <w:rPr>
+                <w:rFonts w:ascii="Times New Roman" w:hAnsi="Times New Roman" w:cs="Times New Roman"/>
+                <w:sz w:val="28"/>
+                <w:szCs w:val="28"/>
+              </w:rPr>
+              <w:t>Jiwer</w:t>
+            </w:r>
+            <w:proofErr w:type="spellEnd"/>
+            <w:r>
+              <w:rPr>
+                <w:rFonts w:ascii="Times New Roman" w:hAnsi="Times New Roman" w:cs="Times New Roman"/>
+                <w:sz w:val="28"/>
+                <w:szCs w:val="28"/>
+              </w:rPr>
+              <w:t xml:space="preserve">, </w:t>
+            </w:r>
+            <w:proofErr w:type="spellStart"/>
+            <w:r>
+              <w:rPr>
+                <w:rFonts w:ascii="Times New Roman" w:hAnsi="Times New Roman" w:cs="Times New Roman"/>
+                <w:sz w:val="28"/>
+                <w:szCs w:val="28"/>
+              </w:rPr>
+              <w:t>Textstat</w:t>
+            </w:r>
+            <w:proofErr w:type="spellEnd"/>
+            <w:r>
+              <w:rPr>
+                <w:rFonts w:ascii="Times New Roman" w:hAnsi="Times New Roman" w:cs="Times New Roman"/>
+                <w:sz w:val="28"/>
+                <w:szCs w:val="28"/>
+              </w:rPr>
+              <w:t xml:space="preserve">, </w:t>
+            </w:r>
+            <w:proofErr w:type="spellStart"/>
+            <w:r>
+              <w:rPr>
+                <w:rFonts w:ascii="Times New Roman" w:hAnsi="Times New Roman" w:cs="Times New Roman"/>
+                <w:sz w:val="28"/>
+                <w:szCs w:val="28"/>
+              </w:rPr>
+              <w:t>SpeechRecognition</w:t>
+            </w:r>
+            <w:proofErr w:type="spellEnd"/>
+          </w:p>
+        </w:tc>
+        <w:tc>
+          <w:tcPr>
+            <w:tcW w:w="5103" w:type="dxa"/>
+            <w:vAlign w:val="center"/>
+            <w:hideMark/>
+          </w:tcPr>
+          <w:p>
+            <w:pPr>
+              <w:spacing w:after="160" w:line="259" w:lineRule="auto"/>
+              <w:jc w:val="center"/>
+              <w:rPr>
+                <w:rFonts w:ascii="Times New Roman" w:hAnsi="Times New Roman" w:cs="Times New Roman"/>
+                <w:sz w:val="28"/>
+                <w:szCs w:val="28"/>
               </w:rPr>
             </w:pPr>
             <w:r>
               <w:rPr>
                 <w:rFonts w:ascii="Times New Roman" w:hAnsi="Times New Roman" w:cs="Times New Roman"/>
-                <w:sz w:val="24"/>
-                <w:szCs w:val="24"/>
+                <w:sz w:val="28"/>
+                <w:szCs w:val="28"/>
               </w:rPr>
-              <w:t>Need a free, reliable API that supports the languages defined in translation.</w:t>
+              <w:t>Calculating WER and Readability scores.</w:t>
+            </w:r>
+          </w:p>
+        </w:tc>
+      </w:tr>
+      <w:tr>
+        <w:tc>
+          <w:tcPr>
+            <w:tcW w:w="1702" w:type="dxa"/>
+            <w:vAlign w:val="center"/>
+            <w:hideMark/>
+          </w:tcPr>
+          <w:p>
+            <w:pPr>
+              <w:spacing w:after="160" w:line="259" w:lineRule="auto"/>
+              <w:jc w:val="center"/>
+              <w:rPr>
+                <w:rFonts w:ascii="Times New Roman" w:hAnsi="Times New Roman" w:cs="Times New Roman"/>
+                <w:sz w:val="28"/>
+                <w:szCs w:val="28"/>
+              </w:rPr>
+            </w:pPr>
+            <w:r>
+              <w:rPr>
+                <w:rFonts w:ascii="Times New Roman" w:hAnsi="Times New Roman" w:cs="Times New Roman"/>
+                <w:sz w:val="28"/>
+                <w:szCs w:val="28"/>
+              </w:rPr>
+              <w:t>File Parsing</w:t>
             </w:r>
           </w:p>
         </w:tc>
         <w:tc>
           <w:tcPr>
-            <w:tcW w:w="0" w:type="auto"/>
+            <w:tcW w:w="2977" w:type="dxa"/>
+            <w:vAlign w:val="center"/>
             <w:hideMark/>
           </w:tcPr>
           <w:p>
             <w:pPr>
+              <w:spacing w:after="160" w:line="259" w:lineRule="auto"/>
               <w:jc w:val="center"/>
               <w:rPr>
                 <w:rFonts w:ascii="Times New Roman" w:hAnsi="Times New Roman" w:cs="Times New Roman"/>
-                <w:sz w:val="24"/>
-                <w:szCs w:val="24"/>
+                <w:sz w:val="28"/>
+                <w:szCs w:val="28"/>
               </w:rPr>
             </w:pPr>
             <w:r>
               <w:rPr>
                 <w:rFonts w:ascii="Times New Roman" w:hAnsi="Times New Roman" w:cs="Times New Roman"/>
-                <w:b/>
-                <w:bCs/>
-                <w:sz w:val="24"/>
-                <w:szCs w:val="24"/>
+                <w:sz w:val="28"/>
+                <w:szCs w:val="28"/>
               </w:rPr>
-              <w:t>Function:</w:t>
-            </w:r>
-            <w:r>
-              <w:rPr>
-                <w:rFonts w:ascii="Times New Roman" w:hAnsi="Times New Roman" w:cs="Times New Roman"/>
-                <w:sz w:val="24"/>
-                <w:szCs w:val="24"/>
-              </w:rPr>
-              <w:t xml:space="preserve"> </w:t>
-            </w:r>
-            <w:proofErr w:type="spellStart"/>
-            <w:r>
-              <w:rPr>
-                <w:rFonts w:ascii="Times New Roman" w:hAnsi="Times New Roman" w:cs="Times New Roman"/>
-                <w:sz w:val="24"/>
-                <w:szCs w:val="24"/>
-              </w:rPr>
-              <w:t>text_to_speech</w:t>
-            </w:r>
-            <w:proofErr w:type="spellEnd"/>
-            <w:r>
-              <w:rPr>
-                <w:rFonts w:ascii="Times New Roman" w:hAnsi="Times New Roman" w:cs="Times New Roman"/>
-                <w:sz w:val="24"/>
-                <w:szCs w:val="24"/>
-              </w:rPr>
-              <w:br/>
+              <w:t>PyPDF2, python-docx</w:t>
             </w:r>
           </w:p>
+        </w:tc>
+        <w:tc>
+          <w:tcPr>
+            <w:tcW w:w="5103" w:type="dxa"/>
+            <w:vAlign w:val="center"/>
+            <w:hideMark/>
+          </w:tcPr>
           <w:p>
             <w:pPr>
+              <w:spacing w:after="160" w:line="259" w:lineRule="auto"/>
               <w:jc w:val="center"/>
               <w:rPr>
                 <w:rFonts w:ascii="Times New Roman" w:hAnsi="Times New Roman" w:cs="Times New Roman"/>
-                <w:sz w:val="24"/>
-                <w:szCs w:val="24"/>
+                <w:sz w:val="28"/>
+                <w:szCs w:val="28"/>
               </w:rPr>
             </w:pPr>
             <w:r>
               <w:rPr>
                 <w:rFonts w:ascii="Times New Roman" w:hAnsi="Times New Roman" w:cs="Times New Roman"/>
-                <w:b/>
-                <w:bCs/>
-                <w:sz w:val="24"/>
-                <w:szCs w:val="24"/>
+                <w:sz w:val="28"/>
+                <w:szCs w:val="28"/>
               </w:rPr>
-              <w:t>Logic:</w:t>
-            </w:r>
-            <w:r>
-              <w:rPr>
-                <w:rFonts w:ascii="Times New Roman" w:hAnsi="Times New Roman" w:cs="Times New Roman"/>
-                <w:sz w:val="24"/>
-                <w:szCs w:val="24"/>
-              </w:rPr>
-              <w:t xml:space="preserve"> Uses </w:t>
-            </w:r>
-            <w:proofErr w:type="spellStart"/>
-            <w:r>
-              <w:rPr>
-                <w:rFonts w:ascii="Times New Roman" w:hAnsi="Times New Roman" w:cs="Times New Roman"/>
-                <w:sz w:val="24"/>
-                <w:szCs w:val="24"/>
-              </w:rPr>
-              <w:t>gTTS</w:t>
-            </w:r>
-            <w:proofErr w:type="spellEnd"/>
-            <w:r>
-              <w:rPr>
-                <w:rFonts w:ascii="Times New Roman" w:hAnsi="Times New Roman" w:cs="Times New Roman"/>
-                <w:sz w:val="24"/>
-                <w:szCs w:val="24"/>
-              </w:rPr>
-              <w:t xml:space="preserve"> because it supports the language codes (</w:t>
-            </w:r>
-            <w:proofErr w:type="spellStart"/>
-            <w:r>
-              <w:rPr>
-                <w:rFonts w:ascii="Times New Roman" w:hAnsi="Times New Roman" w:cs="Times New Roman"/>
-                <w:sz w:val="24"/>
-                <w:szCs w:val="24"/>
-              </w:rPr>
-              <w:t>en</w:t>
-            </w:r>
-            <w:proofErr w:type="spellEnd"/>
-            <w:r>
-              <w:rPr>
-                <w:rFonts w:ascii="Times New Roman" w:hAnsi="Times New Roman" w:cs="Times New Roman"/>
-                <w:sz w:val="24"/>
-                <w:szCs w:val="24"/>
-              </w:rPr>
-              <w:t>, hi, es, etc.) defined in the SUPPORTED_LANGUAGES dictionary.</w:t>
+              <w:t>Extracting text from uploaded documents.</w:t>
             </w:r>
           </w:p>
         </w:tc>
@@ -2524,23 +1527,21 @@
     </w:tbl>
     <w:p>
       <w:pPr>
-        <w:spacing w:after="0" w:line="240" w:lineRule="auto"/>
-        <w:rPr>
-          <w:rFonts w:ascii="Times New Roman" w:hAnsi="Times New Roman" w:cs="Times New Roman"/>
-          <w:sz w:val="24"/>
-          <w:szCs w:val="24"/>
-        </w:rPr>
-      </w:pPr>
-    </w:p>
-    <w:p>
-      <w:pPr>
-        <w:spacing w:after="0" w:line="240" w:lineRule="auto"/>
+        <w:rPr>
+          <w:rFonts w:ascii="Times New Roman" w:hAnsi="Times New Roman" w:cs="Times New Roman"/>
+          <w:sz w:val="28"/>
+          <w:szCs w:val="28"/>
+        </w:rPr>
+      </w:pPr>
+    </w:p>
+    <w:p>
+      <w:pPr>
         <w:rPr>
           <w:rFonts w:ascii="Times New Roman" w:hAnsi="Times New Roman" w:cs="Times New Roman"/>
           <w:b/>
           <w:bCs/>
-          <w:sz w:val="24"/>
-          <w:szCs w:val="24"/>
+          <w:sz w:val="28"/>
+          <w:szCs w:val="28"/>
         </w:rPr>
       </w:pPr>
       <w:r>
@@ -2548,53 +1549,359 @@
           <w:rFonts w:ascii="Times New Roman" w:hAnsi="Times New Roman" w:cs="Times New Roman"/>
           <w:b/>
           <w:bCs/>
-          <w:sz w:val="24"/>
-          <w:szCs w:val="24"/>
-        </w:rPr>
-        <w:t>4. Documentation (Technical &amp; User Manual)</w:t>
-      </w:r>
-    </w:p>
-    <w:p>
-      <w:pPr>
-        <w:spacing w:after="0" w:line="240" w:lineRule="auto"/>
+          <w:sz w:val="28"/>
+          <w:szCs w:val="28"/>
+        </w:rPr>
+        <w:t>3.2. Data Flow Logic</w:t>
+      </w:r>
+    </w:p>
+    <w:p>
+      <w:pPr>
+        <w:numPr>
+          <w:ilvl w:val="0"/>
+          <w:numId w:val="17"/>
+        </w:numPr>
+        <w:rPr>
+          <w:rFonts w:ascii="Times New Roman" w:hAnsi="Times New Roman" w:cs="Times New Roman"/>
+          <w:sz w:val="28"/>
+          <w:szCs w:val="28"/>
+        </w:rPr>
+      </w:pPr>
+      <w:r>
+        <w:rPr>
+          <w:rFonts w:ascii="Times New Roman" w:hAnsi="Times New Roman" w:cs="Times New Roman"/>
+          <w:sz w:val="28"/>
+          <w:szCs w:val="28"/>
+        </w:rPr>
+        <w:t>Ingestion: User uploads a file. The system identifies the extension and uses the appropriate parser.</w:t>
+      </w:r>
+    </w:p>
+    <w:p>
+      <w:pPr>
+        <w:numPr>
+          <w:ilvl w:val="0"/>
+          <w:numId w:val="17"/>
+        </w:numPr>
+        <w:rPr>
+          <w:rFonts w:ascii="Times New Roman" w:hAnsi="Times New Roman" w:cs="Times New Roman"/>
+          <w:sz w:val="28"/>
+          <w:szCs w:val="28"/>
+        </w:rPr>
+      </w:pPr>
+      <w:r>
+        <w:rPr>
+          <w:rFonts w:ascii="Times New Roman" w:hAnsi="Times New Roman" w:cs="Times New Roman"/>
+          <w:sz w:val="28"/>
+          <w:szCs w:val="28"/>
+        </w:rPr>
+        <w:t xml:space="preserve">Sanitization: Text is truncated (if &gt;30k chars) </w:t>
+      </w:r>
+      <w:r>
+        <w:rPr>
+          <w:rFonts w:ascii="Times New Roman" w:hAnsi="Times New Roman" w:cs="Times New Roman"/>
+          <w:sz w:val="28"/>
+          <w:szCs w:val="28"/>
+        </w:rPr>
+        <w:t>due</w:t>
+      </w:r>
+      <w:r>
+        <w:rPr>
+          <w:rFonts w:ascii="Times New Roman" w:hAnsi="Times New Roman" w:cs="Times New Roman"/>
+          <w:sz w:val="28"/>
+          <w:szCs w:val="28"/>
+        </w:rPr>
+        <w:t xml:space="preserve"> to LLM token limits.</w:t>
+      </w:r>
+    </w:p>
+    <w:p>
+      <w:pPr>
+        <w:numPr>
+          <w:ilvl w:val="0"/>
+          <w:numId w:val="17"/>
+        </w:numPr>
+        <w:rPr>
+          <w:rFonts w:ascii="Times New Roman" w:hAnsi="Times New Roman" w:cs="Times New Roman"/>
+          <w:sz w:val="28"/>
+          <w:szCs w:val="28"/>
+        </w:rPr>
+      </w:pPr>
+      <w:r>
+        <w:rPr>
+          <w:rFonts w:ascii="Times New Roman" w:hAnsi="Times New Roman" w:cs="Times New Roman"/>
+          <w:sz w:val="28"/>
+          <w:szCs w:val="28"/>
+        </w:rPr>
+        <w:t>Optimization Loop:</w:t>
+      </w:r>
+    </w:p>
+    <w:p>
+      <w:pPr>
+        <w:numPr>
+          <w:ilvl w:val="1"/>
+          <w:numId w:val="17"/>
+        </w:numPr>
+        <w:spacing w:after="0"/>
+        <w:rPr>
+          <w:rFonts w:ascii="Times New Roman" w:hAnsi="Times New Roman" w:cs="Times New Roman"/>
+          <w:sz w:val="28"/>
+          <w:szCs w:val="28"/>
+        </w:rPr>
+      </w:pPr>
+      <w:r>
+        <w:rPr>
+          <w:rFonts w:ascii="Times New Roman" w:hAnsi="Times New Roman" w:cs="Times New Roman"/>
+          <w:sz w:val="28"/>
+          <w:szCs w:val="28"/>
+        </w:rPr>
+        <w:t xml:space="preserve">Input: Raw </w:t>
+      </w:r>
+      <w:r>
+        <w:rPr>
+          <w:rFonts w:ascii="Times New Roman" w:hAnsi="Times New Roman" w:cs="Times New Roman"/>
+          <w:sz w:val="28"/>
+          <w:szCs w:val="28"/>
+        </w:rPr>
+        <w:t>Text</w:t>
+      </w:r>
+      <w:r>
+        <w:rPr>
+          <w:rFonts w:ascii="Times New Roman" w:hAnsi="Times New Roman" w:cs="Times New Roman"/>
+          <w:sz w:val="28"/>
+          <w:szCs w:val="28"/>
+        </w:rPr>
+        <w:t xml:space="preserve"> LLM (Grammar Prompt)</w:t>
+      </w:r>
+      <w:r>
+        <w:rPr>
+          <w:rFonts w:ascii="Times New Roman" w:hAnsi="Times New Roman" w:cs="Times New Roman"/>
+          <w:sz w:val="28"/>
+          <w:szCs w:val="28"/>
+        </w:rPr>
+        <w:t xml:space="preserve"> to</w:t>
+      </w:r>
+      <w:r>
+        <w:rPr>
+          <w:rFonts w:ascii="Times New Roman" w:hAnsi="Times New Roman" w:cs="Times New Roman"/>
+          <w:sz w:val="28"/>
+          <w:szCs w:val="28"/>
+        </w:rPr>
+        <w:t xml:space="preserve"> Corrected Text.</w:t>
+      </w:r>
+    </w:p>
+    <w:p>
+      <w:pPr>
+        <w:numPr>
+          <w:ilvl w:val="1"/>
+          <w:numId w:val="17"/>
+        </w:numPr>
+        <w:rPr>
+          <w:rFonts w:ascii="Times New Roman" w:hAnsi="Times New Roman" w:cs="Times New Roman"/>
+          <w:sz w:val="28"/>
+          <w:szCs w:val="28"/>
+        </w:rPr>
+      </w:pPr>
+      <w:r>
+        <w:rPr>
+          <w:rFonts w:ascii="Times New Roman" w:hAnsi="Times New Roman" w:cs="Times New Roman"/>
+          <w:sz w:val="28"/>
+          <w:szCs w:val="28"/>
+        </w:rPr>
+        <w:t>Metric 1: Calculate Readability Delta (Corrected Score - Raw Score).</w:t>
+      </w:r>
+    </w:p>
+    <w:p>
+      <w:pPr>
+        <w:numPr>
+          <w:ilvl w:val="0"/>
+          <w:numId w:val="17"/>
+        </w:numPr>
+        <w:rPr>
+          <w:rFonts w:ascii="Times New Roman" w:hAnsi="Times New Roman" w:cs="Times New Roman"/>
+          <w:sz w:val="28"/>
+          <w:szCs w:val="28"/>
+        </w:rPr>
+      </w:pPr>
+      <w:r>
+        <w:rPr>
+          <w:rFonts w:ascii="Times New Roman" w:hAnsi="Times New Roman" w:cs="Times New Roman"/>
+          <w:sz w:val="28"/>
+          <w:szCs w:val="28"/>
+        </w:rPr>
+        <w:t>Translation (Optional): If a non-source language is selected, the Corrected Text is sent to the LLM for translation.</w:t>
+      </w:r>
+    </w:p>
+    <w:p>
+      <w:pPr>
+        <w:numPr>
+          <w:ilvl w:val="0"/>
+          <w:numId w:val="17"/>
+        </w:numPr>
+        <w:rPr>
+          <w:rFonts w:ascii="Times New Roman" w:hAnsi="Times New Roman" w:cs="Times New Roman"/>
+          <w:sz w:val="28"/>
+          <w:szCs w:val="28"/>
+        </w:rPr>
+      </w:pPr>
+      <w:r>
+        <w:rPr>
+          <w:rFonts w:ascii="Times New Roman" w:hAnsi="Times New Roman" w:cs="Times New Roman"/>
+          <w:sz w:val="28"/>
+          <w:szCs w:val="28"/>
+        </w:rPr>
+        <w:t>Synthesis: Text is converted to MP3.</w:t>
+      </w:r>
+    </w:p>
+    <w:p>
+      <w:pPr>
+        <w:numPr>
+          <w:ilvl w:val="0"/>
+          <w:numId w:val="17"/>
+        </w:numPr>
+        <w:rPr>
+          <w:rFonts w:ascii="Times New Roman" w:hAnsi="Times New Roman" w:cs="Times New Roman"/>
+          <w:sz w:val="28"/>
+          <w:szCs w:val="28"/>
+        </w:rPr>
+      </w:pPr>
+      <w:r>
+        <w:rPr>
+          <w:rFonts w:ascii="Times New Roman" w:hAnsi="Times New Roman" w:cs="Times New Roman"/>
+          <w:sz w:val="28"/>
+          <w:szCs w:val="28"/>
+        </w:rPr>
+        <w:t>Verification Loop:</w:t>
+      </w:r>
+    </w:p>
+    <w:p>
+      <w:pPr>
+        <w:numPr>
+          <w:ilvl w:val="1"/>
+          <w:numId w:val="17"/>
+        </w:numPr>
+        <w:spacing w:after="0"/>
+        <w:rPr>
+          <w:rFonts w:ascii="Times New Roman" w:hAnsi="Times New Roman" w:cs="Times New Roman"/>
+          <w:sz w:val="28"/>
+          <w:szCs w:val="28"/>
+        </w:rPr>
+      </w:pPr>
+      <w:r>
+        <w:rPr>
+          <w:rFonts w:ascii="Times New Roman" w:hAnsi="Times New Roman" w:cs="Times New Roman"/>
+          <w:sz w:val="28"/>
+          <w:szCs w:val="28"/>
+        </w:rPr>
+        <w:t xml:space="preserve">MP3 is converted to WAV (via </w:t>
+      </w:r>
+      <w:proofErr w:type="spellStart"/>
+      <w:r>
+        <w:rPr>
+          <w:rFonts w:ascii="Times New Roman" w:hAnsi="Times New Roman" w:cs="Times New Roman"/>
+          <w:sz w:val="28"/>
+          <w:szCs w:val="28"/>
+        </w:rPr>
+        <w:t>FFmpeg</w:t>
+      </w:r>
+      <w:proofErr w:type="spellEnd"/>
+      <w:r>
+        <w:rPr>
+          <w:rFonts w:ascii="Times New Roman" w:hAnsi="Times New Roman" w:cs="Times New Roman"/>
+          <w:sz w:val="28"/>
+          <w:szCs w:val="28"/>
+        </w:rPr>
+        <w:t>).</w:t>
+      </w:r>
+    </w:p>
+    <w:p>
+      <w:pPr>
+        <w:numPr>
+          <w:ilvl w:val="1"/>
+          <w:numId w:val="17"/>
+        </w:numPr>
+        <w:spacing w:after="0"/>
+        <w:rPr>
+          <w:rFonts w:ascii="Times New Roman" w:hAnsi="Times New Roman" w:cs="Times New Roman"/>
+          <w:sz w:val="28"/>
+          <w:szCs w:val="28"/>
+        </w:rPr>
+      </w:pPr>
+      <w:r>
+        <w:rPr>
+          <w:rFonts w:ascii="Times New Roman" w:hAnsi="Times New Roman" w:cs="Times New Roman"/>
+          <w:sz w:val="28"/>
+          <w:szCs w:val="28"/>
+        </w:rPr>
+        <w:t>WAV is transcribed back to text (STT).</w:t>
+      </w:r>
+    </w:p>
+    <w:p>
+      <w:pPr>
+        <w:numPr>
+          <w:ilvl w:val="1"/>
+          <w:numId w:val="17"/>
+        </w:numPr>
+        <w:rPr>
+          <w:rFonts w:ascii="Times New Roman" w:hAnsi="Times New Roman" w:cs="Times New Roman"/>
+          <w:sz w:val="28"/>
+          <w:szCs w:val="28"/>
+        </w:rPr>
+      </w:pPr>
+      <w:r>
+        <w:rPr>
+          <w:rFonts w:ascii="Times New Roman" w:hAnsi="Times New Roman" w:cs="Times New Roman"/>
+          <w:sz w:val="28"/>
+          <w:szCs w:val="28"/>
+        </w:rPr>
+        <w:t>Metric 2: Normalized WER is calculated between Source Text and STT Transcript.</w:t>
+      </w:r>
+    </w:p>
+    <w:p>
+      <w:pPr>
         <w:rPr>
           <w:rFonts w:ascii="Times New Roman" w:hAnsi="Times New Roman" w:cs="Times New Roman"/>
           <w:b/>
           <w:bCs/>
-          <w:sz w:val="24"/>
-          <w:szCs w:val="24"/>
-        </w:rPr>
-      </w:pPr>
-    </w:p>
-    <w:p>
-      <w:pPr>
-        <w:spacing w:after="0" w:line="240" w:lineRule="auto"/>
+          <w:sz w:val="28"/>
+          <w:szCs w:val="28"/>
+        </w:rPr>
+      </w:pPr>
+      <w:r>
         <w:rPr>
           <w:rFonts w:ascii="Times New Roman" w:hAnsi="Times New Roman" w:cs="Times New Roman"/>
           <w:b/>
           <w:bCs/>
-          <w:sz w:val="24"/>
-          <w:szCs w:val="24"/>
-        </w:rPr>
-      </w:pPr>
-      <w:r>
+          <w:sz w:val="28"/>
+          <w:szCs w:val="28"/>
+        </w:rPr>
+        <w:lastRenderedPageBreak/>
+        <w:t>4. Challenges &amp; Solutions</w:t>
+      </w:r>
+    </w:p>
+    <w:p>
+      <w:pPr>
+        <w:rPr>
+          <w:rFonts w:ascii="Times New Roman" w:hAnsi="Times New Roman" w:cs="Times New Roman"/>
+          <w:sz w:val="28"/>
+          <w:szCs w:val="28"/>
+        </w:rPr>
+      </w:pPr>
+      <w:r>
+        <w:rPr>
+          <w:rFonts w:ascii="Times New Roman" w:hAnsi="Times New Roman" w:cs="Times New Roman"/>
+          <w:sz w:val="28"/>
+          <w:szCs w:val="28"/>
+        </w:rPr>
+        <w:t>During the development of v2.0, several critical technical challenges were addressed:</w:t>
+      </w:r>
+    </w:p>
+    <w:p>
+      <w:pPr>
         <w:rPr>
           <w:rFonts w:ascii="Times New Roman" w:hAnsi="Times New Roman" w:cs="Times New Roman"/>
           <w:b/>
           <w:bCs/>
-          <w:sz w:val="24"/>
-          <w:szCs w:val="24"/>
-        </w:rPr>
-        <w:t>4.1. Technical Setup</w:t>
-      </w:r>
-    </w:p>
-    <w:p>
-      <w:pPr>
-        <w:spacing w:after="0" w:line="240" w:lineRule="auto"/>
-        <w:rPr>
-          <w:rFonts w:ascii="Times New Roman" w:hAnsi="Times New Roman" w:cs="Times New Roman"/>
-          <w:sz w:val="24"/>
-          <w:szCs w:val="24"/>
+          <w:sz w:val="28"/>
+          <w:szCs w:val="28"/>
         </w:rPr>
       </w:pPr>
       <w:r>
@@ -2602,75 +1909,174 @@
           <w:rFonts w:ascii="Times New Roman" w:hAnsi="Times New Roman" w:cs="Times New Roman"/>
           <w:b/>
           <w:bCs/>
-          <w:sz w:val="24"/>
-          <w:szCs w:val="24"/>
-        </w:rPr>
-        <w:t>Prerequisites:</w:t>
+          <w:sz w:val="28"/>
+          <w:szCs w:val="28"/>
+        </w:rPr>
+        <w:t xml:space="preserve">4.1. </w:t>
+      </w:r>
+      <w:proofErr w:type="spellStart"/>
+      <w:r>
+        <w:rPr>
+          <w:rFonts w:ascii="Times New Roman" w:hAnsi="Times New Roman" w:cs="Times New Roman"/>
+          <w:b/>
+          <w:bCs/>
+          <w:sz w:val="28"/>
+          <w:szCs w:val="28"/>
+        </w:rPr>
+        <w:t>FFmpeg</w:t>
+      </w:r>
+      <w:proofErr w:type="spellEnd"/>
+      <w:r>
+        <w:rPr>
+          <w:rFonts w:ascii="Times New Roman" w:hAnsi="Times New Roman" w:cs="Times New Roman"/>
+          <w:b/>
+          <w:bCs/>
+          <w:sz w:val="28"/>
+          <w:szCs w:val="28"/>
+        </w:rPr>
+        <w:t xml:space="preserve"> Dependency in Cloud Environments</w:t>
       </w:r>
     </w:p>
     <w:p>
       <w:pPr>
         <w:numPr>
           <w:ilvl w:val="0"/>
-          <w:numId w:val="7"/>
+          <w:numId w:val="18"/>
         </w:numPr>
-        <w:spacing w:after="0" w:line="240" w:lineRule="auto"/>
-        <w:rPr>
-          <w:rFonts w:ascii="Times New Roman" w:hAnsi="Times New Roman" w:cs="Times New Roman"/>
-          <w:sz w:val="24"/>
-          <w:szCs w:val="24"/>
-        </w:rPr>
-      </w:pPr>
-      <w:r>
-        <w:rPr>
-          <w:rFonts w:ascii="Times New Roman" w:hAnsi="Times New Roman" w:cs="Times New Roman"/>
-          <w:sz w:val="24"/>
-          <w:szCs w:val="24"/>
-        </w:rPr>
-        <w:t>Python 3.8+</w:t>
+        <w:rPr>
+          <w:rFonts w:ascii="Times New Roman" w:hAnsi="Times New Roman" w:cs="Times New Roman"/>
+          <w:sz w:val="28"/>
+          <w:szCs w:val="28"/>
+        </w:rPr>
+      </w:pPr>
+      <w:r>
+        <w:rPr>
+          <w:rFonts w:ascii="Times New Roman" w:hAnsi="Times New Roman" w:cs="Times New Roman"/>
+          <w:sz w:val="28"/>
+          <w:szCs w:val="28"/>
+        </w:rPr>
+        <w:t xml:space="preserve">Challenge: The </w:t>
+      </w:r>
+      <w:proofErr w:type="spellStart"/>
+      <w:r>
+        <w:rPr>
+          <w:rFonts w:ascii="Times New Roman" w:hAnsi="Times New Roman" w:cs="Times New Roman"/>
+          <w:sz w:val="28"/>
+          <w:szCs w:val="28"/>
+        </w:rPr>
+        <w:t>pydub</w:t>
+      </w:r>
+      <w:proofErr w:type="spellEnd"/>
+      <w:r>
+        <w:rPr>
+          <w:rFonts w:ascii="Times New Roman" w:hAnsi="Times New Roman" w:cs="Times New Roman"/>
+          <w:sz w:val="28"/>
+          <w:szCs w:val="28"/>
+        </w:rPr>
+        <w:t xml:space="preserve"> library requires the </w:t>
+      </w:r>
+      <w:proofErr w:type="spellStart"/>
+      <w:r>
+        <w:rPr>
+          <w:rFonts w:ascii="Times New Roman" w:hAnsi="Times New Roman" w:cs="Times New Roman"/>
+          <w:sz w:val="28"/>
+          <w:szCs w:val="28"/>
+        </w:rPr>
+        <w:t>FFmpeg</w:t>
+      </w:r>
+      <w:proofErr w:type="spellEnd"/>
+      <w:r>
+        <w:rPr>
+          <w:rFonts w:ascii="Times New Roman" w:hAnsi="Times New Roman" w:cs="Times New Roman"/>
+          <w:sz w:val="28"/>
+          <w:szCs w:val="28"/>
+        </w:rPr>
+        <w:t xml:space="preserve"> binary to process audio. While this is easily installed on local machines (Windows/Mac), it causes crashes on cloud platforms (</w:t>
+      </w:r>
+      <w:proofErr w:type="spellStart"/>
+      <w:r>
+        <w:rPr>
+          <w:rFonts w:ascii="Times New Roman" w:hAnsi="Times New Roman" w:cs="Times New Roman"/>
+          <w:sz w:val="28"/>
+          <w:szCs w:val="28"/>
+        </w:rPr>
+        <w:t>Streamlit</w:t>
+      </w:r>
+      <w:proofErr w:type="spellEnd"/>
+      <w:r>
+        <w:rPr>
+          <w:rFonts w:ascii="Times New Roman" w:hAnsi="Times New Roman" w:cs="Times New Roman"/>
+          <w:sz w:val="28"/>
+          <w:szCs w:val="28"/>
+        </w:rPr>
+        <w:t xml:space="preserve"> Cloud) where system access is restricted.</w:t>
       </w:r>
     </w:p>
     <w:p>
       <w:pPr>
         <w:numPr>
           <w:ilvl w:val="0"/>
-          <w:numId w:val="7"/>
+          <w:numId w:val="18"/>
         </w:numPr>
-        <w:spacing w:after="0" w:line="240" w:lineRule="auto"/>
-        <w:rPr>
-          <w:rFonts w:ascii="Times New Roman" w:hAnsi="Times New Roman" w:cs="Times New Roman"/>
-          <w:sz w:val="24"/>
-          <w:szCs w:val="24"/>
-        </w:rPr>
-      </w:pPr>
-      <w:r>
-        <w:rPr>
-          <w:rFonts w:ascii="Times New Roman" w:hAnsi="Times New Roman" w:cs="Times New Roman"/>
-          <w:sz w:val="24"/>
-          <w:szCs w:val="24"/>
-        </w:rPr>
-        <w:t>A Google Gemini API Key</w:t>
-      </w:r>
-    </w:p>
-    <w:p>
-      <w:pPr>
-        <w:spacing w:after="0" w:line="240" w:lineRule="auto"/>
+        <w:rPr>
+          <w:rFonts w:ascii="Times New Roman" w:hAnsi="Times New Roman" w:cs="Times New Roman"/>
+          <w:sz w:val="28"/>
+          <w:szCs w:val="28"/>
+        </w:rPr>
+      </w:pPr>
+      <w:r>
+        <w:rPr>
+          <w:rFonts w:ascii="Times New Roman" w:hAnsi="Times New Roman" w:cs="Times New Roman"/>
+          <w:sz w:val="28"/>
+          <w:szCs w:val="28"/>
+        </w:rPr>
+        <w:t xml:space="preserve">Solution: Implemented a packages.txt file in the deployment repository. This instructs the </w:t>
+      </w:r>
+      <w:proofErr w:type="spellStart"/>
+      <w:r>
+        <w:rPr>
+          <w:rFonts w:ascii="Times New Roman" w:hAnsi="Times New Roman" w:cs="Times New Roman"/>
+          <w:sz w:val="28"/>
+          <w:szCs w:val="28"/>
+        </w:rPr>
+        <w:t>Streamlit</w:t>
+      </w:r>
+      <w:proofErr w:type="spellEnd"/>
+      <w:r>
+        <w:rPr>
+          <w:rFonts w:ascii="Times New Roman" w:hAnsi="Times New Roman" w:cs="Times New Roman"/>
+          <w:sz w:val="28"/>
+          <w:szCs w:val="28"/>
+        </w:rPr>
+        <w:t xml:space="preserve"> Cloud build server to install </w:t>
+      </w:r>
+      <w:proofErr w:type="spellStart"/>
+      <w:r>
+        <w:rPr>
+          <w:rFonts w:ascii="Times New Roman" w:hAnsi="Times New Roman" w:cs="Times New Roman"/>
+          <w:sz w:val="28"/>
+          <w:szCs w:val="28"/>
+        </w:rPr>
+        <w:t>ffmpeg</w:t>
+      </w:r>
+      <w:proofErr w:type="spellEnd"/>
+      <w:r>
+        <w:rPr>
+          <w:rFonts w:ascii="Times New Roman" w:hAnsi="Times New Roman" w:cs="Times New Roman"/>
+          <w:sz w:val="28"/>
+          <w:szCs w:val="28"/>
+        </w:rPr>
+        <w:t xml:space="preserve"> at the system level before installing Python requirements.</w:t>
+      </w:r>
+    </w:p>
+    <w:p>
+      <w:pPr>
         <w:rPr>
           <w:rFonts w:ascii="Times New Roman" w:hAnsi="Times New Roman" w:cs="Times New Roman"/>
           <w:b/>
           <w:bCs/>
-          <w:sz w:val="24"/>
-          <w:szCs w:val="24"/>
-        </w:rPr>
-      </w:pPr>
-    </w:p>
-    <w:p>
-      <w:pPr>
-        <w:spacing w:after="0" w:line="240" w:lineRule="auto"/>
-        <w:rPr>
-          <w:rFonts w:ascii="Times New Roman" w:hAnsi="Times New Roman" w:cs="Times New Roman"/>
-          <w:sz w:val="24"/>
-          <w:szCs w:val="24"/>
+          <w:sz w:val="28"/>
+          <w:szCs w:val="28"/>
         </w:rPr>
       </w:pPr>
       <w:r>
@@ -2678,409 +2084,295 @@
           <w:rFonts w:ascii="Times New Roman" w:hAnsi="Times New Roman" w:cs="Times New Roman"/>
           <w:b/>
           <w:bCs/>
-          <w:sz w:val="24"/>
-          <w:szCs w:val="24"/>
-        </w:rPr>
-        <w:t>Installation:</w:t>
+          <w:sz w:val="28"/>
+          <w:szCs w:val="28"/>
+        </w:rPr>
+        <w:t>4.</w:t>
+      </w:r>
+      <w:r>
+        <w:rPr>
+          <w:rFonts w:ascii="Times New Roman" w:hAnsi="Times New Roman" w:cs="Times New Roman"/>
+          <w:b/>
+          <w:bCs/>
+          <w:sz w:val="28"/>
+          <w:szCs w:val="28"/>
+        </w:rPr>
+        <w:t>2</w:t>
+      </w:r>
+      <w:r>
+        <w:rPr>
+          <w:rFonts w:ascii="Times New Roman" w:hAnsi="Times New Roman" w:cs="Times New Roman"/>
+          <w:b/>
+          <w:bCs/>
+          <w:sz w:val="28"/>
+          <w:szCs w:val="28"/>
+        </w:rPr>
+        <w:t>. Text Normalization for Metrics</w:t>
       </w:r>
     </w:p>
     <w:p>
       <w:pPr>
         <w:numPr>
           <w:ilvl w:val="0"/>
-          <w:numId w:val="8"/>
+          <w:numId w:val="20"/>
         </w:numPr>
-        <w:spacing w:after="0" w:line="240" w:lineRule="auto"/>
-        <w:rPr>
-          <w:rFonts w:ascii="Times New Roman" w:hAnsi="Times New Roman" w:cs="Times New Roman"/>
-          <w:sz w:val="24"/>
-          <w:szCs w:val="24"/>
-        </w:rPr>
-      </w:pPr>
-      <w:r>
+        <w:rPr>
+          <w:rFonts w:ascii="Times New Roman" w:hAnsi="Times New Roman" w:cs="Times New Roman"/>
+          <w:sz w:val="28"/>
+          <w:szCs w:val="28"/>
+        </w:rPr>
+      </w:pPr>
+      <w:r>
+        <w:rPr>
+          <w:rFonts w:ascii="Times New Roman" w:hAnsi="Times New Roman" w:cs="Times New Roman"/>
+          <w:sz w:val="28"/>
+          <w:szCs w:val="28"/>
+        </w:rPr>
+        <w:t>Challenge: Initial WER scores were artificially high (indicating poor quality) because the metric penalized punctuation differences (e.g., "Wow!" vs. "wow").</w:t>
+      </w:r>
+    </w:p>
+    <w:p>
+      <w:pPr>
+        <w:numPr>
+          <w:ilvl w:val="0"/>
+          <w:numId w:val="20"/>
+        </w:numPr>
+        <w:rPr>
+          <w:rFonts w:ascii="Times New Roman" w:hAnsi="Times New Roman" w:cs="Times New Roman"/>
+          <w:sz w:val="28"/>
+          <w:szCs w:val="28"/>
+        </w:rPr>
+      </w:pPr>
+      <w:r>
+        <w:rPr>
+          <w:rFonts w:ascii="Times New Roman" w:hAnsi="Times New Roman" w:cs="Times New Roman"/>
+          <w:sz w:val="28"/>
+          <w:szCs w:val="28"/>
+        </w:rPr>
+        <w:t>Solution: A normalization function was added to strip punctuation and lowercase all text before comparison, resulting in accurate accuracy scores (jumping from ~55% to &gt;90%).</w:t>
+      </w:r>
+    </w:p>
+    <w:p>
+      <w:pPr>
+        <w:ind w:left="720"/>
+        <w:rPr>
+          <w:rFonts w:ascii="Times New Roman" w:hAnsi="Times New Roman" w:cs="Times New Roman"/>
+          <w:sz w:val="28"/>
+          <w:szCs w:val="28"/>
+        </w:rPr>
+      </w:pPr>
+    </w:p>
+    <w:p>
+      <w:pPr>
         <w:rPr>
           <w:rFonts w:ascii="Times New Roman" w:hAnsi="Times New Roman" w:cs="Times New Roman"/>
           <w:b/>
           <w:bCs/>
-          <w:sz w:val="24"/>
-          <w:szCs w:val="24"/>
-        </w:rPr>
-        <w:t>Clone the repository</w:t>
-      </w:r>
-      <w:r>
-        <w:rPr>
-          <w:rFonts w:ascii="Times New Roman" w:hAnsi="Times New Roman" w:cs="Times New Roman"/>
-          <w:sz w:val="24"/>
-          <w:szCs w:val="24"/>
-        </w:rPr>
-        <w:t xml:space="preserve"> (or create the project folder).</w:t>
-      </w:r>
-    </w:p>
-    <w:p>
-      <w:pPr>
-        <w:spacing w:after="0" w:line="240" w:lineRule="auto"/>
-        <w:ind w:left="720"/>
-        <w:rPr>
-          <w:rFonts w:ascii="Times New Roman" w:hAnsi="Times New Roman" w:cs="Times New Roman"/>
-          <w:sz w:val="24"/>
-          <w:szCs w:val="24"/>
-        </w:rPr>
-      </w:pPr>
+          <w:sz w:val="28"/>
+          <w:szCs w:val="28"/>
+        </w:rPr>
+      </w:pPr>
+      <w:r>
+        <w:rPr>
+          <w:rFonts w:ascii="Times New Roman" w:hAnsi="Times New Roman" w:cs="Times New Roman"/>
+          <w:b/>
+          <w:bCs/>
+          <w:sz w:val="28"/>
+          <w:szCs w:val="28"/>
+        </w:rPr>
+        <w:t>5. Deployment Configuration</w:t>
+      </w:r>
+    </w:p>
+    <w:p>
+      <w:pPr>
+        <w:rPr>
+          <w:rFonts w:ascii="Times New Roman" w:hAnsi="Times New Roman" w:cs="Times New Roman"/>
+          <w:sz w:val="28"/>
+          <w:szCs w:val="28"/>
+        </w:rPr>
+      </w:pPr>
+      <w:r>
+        <w:rPr>
+          <w:rFonts w:ascii="Times New Roman" w:hAnsi="Times New Roman" w:cs="Times New Roman"/>
+          <w:sz w:val="28"/>
+          <w:szCs w:val="28"/>
+        </w:rPr>
+        <w:t xml:space="preserve">To ensure successful deployment on </w:t>
+      </w:r>
+      <w:proofErr w:type="spellStart"/>
+      <w:r>
+        <w:rPr>
+          <w:rFonts w:ascii="Times New Roman" w:hAnsi="Times New Roman" w:cs="Times New Roman"/>
+          <w:sz w:val="28"/>
+          <w:szCs w:val="28"/>
+        </w:rPr>
+        <w:t>Streamlit</w:t>
+      </w:r>
+      <w:proofErr w:type="spellEnd"/>
+      <w:r>
+        <w:rPr>
+          <w:rFonts w:ascii="Times New Roman" w:hAnsi="Times New Roman" w:cs="Times New Roman"/>
+          <w:sz w:val="28"/>
+          <w:szCs w:val="28"/>
+        </w:rPr>
+        <w:t xml:space="preserve"> Community Cloud, the project requires a specific file structure:</w:t>
+      </w:r>
     </w:p>
     <w:p>
       <w:pPr>
         <w:numPr>
           <w:ilvl w:val="0"/>
-          <w:numId w:val="8"/>
+          <w:numId w:val="21"/>
         </w:numPr>
-        <w:spacing w:after="0" w:line="240" w:lineRule="auto"/>
-        <w:rPr>
-          <w:rFonts w:ascii="Times New Roman" w:hAnsi="Times New Roman" w:cs="Times New Roman"/>
-          <w:sz w:val="24"/>
-          <w:szCs w:val="24"/>
-        </w:rPr>
-      </w:pPr>
-      <w:r>
-        <w:rPr>
-          <w:rFonts w:ascii="Times New Roman" w:hAnsi="Times New Roman" w:cs="Times New Roman"/>
-          <w:sz w:val="24"/>
-          <w:szCs w:val="24"/>
-        </w:rPr>
-        <w:t>Install dependencies:</w:t>
-      </w:r>
-    </w:p>
-    <w:p>
-      <w:pPr>
-        <w:spacing w:after="0" w:line="240" w:lineRule="auto"/>
-        <w:ind w:left="720"/>
-        <w:rPr>
-          <w:rFonts w:ascii="Times New Roman" w:hAnsi="Times New Roman" w:cs="Times New Roman"/>
-          <w:sz w:val="24"/>
-          <w:szCs w:val="24"/>
-        </w:rPr>
-      </w:pPr>
-      <w:proofErr w:type="spellStart"/>
-      <w:r>
-        <w:rPr>
-          <w:rFonts w:ascii="Times New Roman" w:hAnsi="Times New Roman" w:cs="Times New Roman"/>
-          <w:sz w:val="24"/>
-          <w:szCs w:val="24"/>
-        </w:rPr>
-        <w:t>streamlit</w:t>
-      </w:r>
-      <w:proofErr w:type="spellEnd"/>
-    </w:p>
-    <w:p>
-      <w:pPr>
-        <w:spacing w:after="0" w:line="240" w:lineRule="auto"/>
-        <w:ind w:left="720"/>
-        <w:rPr>
-          <w:rFonts w:ascii="Times New Roman" w:hAnsi="Times New Roman" w:cs="Times New Roman"/>
-          <w:sz w:val="24"/>
-          <w:szCs w:val="24"/>
-        </w:rPr>
-      </w:pPr>
-      <w:r>
-        <w:rPr>
-          <w:rFonts w:ascii="Times New Roman" w:hAnsi="Times New Roman" w:cs="Times New Roman"/>
-          <w:sz w:val="24"/>
-          <w:szCs w:val="24"/>
-        </w:rPr>
-        <w:t>python-</w:t>
-      </w:r>
-      <w:proofErr w:type="spellStart"/>
-      <w:r>
-        <w:rPr>
-          <w:rFonts w:ascii="Times New Roman" w:hAnsi="Times New Roman" w:cs="Times New Roman"/>
-          <w:sz w:val="24"/>
-          <w:szCs w:val="24"/>
-        </w:rPr>
-        <w:t>dotenv</w:t>
-      </w:r>
-      <w:proofErr w:type="spellEnd"/>
-    </w:p>
-    <w:p>
-      <w:pPr>
-        <w:spacing w:after="0" w:line="240" w:lineRule="auto"/>
-        <w:ind w:left="720"/>
-        <w:rPr>
-          <w:rFonts w:ascii="Times New Roman" w:hAnsi="Times New Roman" w:cs="Times New Roman"/>
-          <w:sz w:val="24"/>
-          <w:szCs w:val="24"/>
-        </w:rPr>
-      </w:pPr>
-      <w:r>
-        <w:rPr>
-          <w:rFonts w:ascii="Times New Roman" w:hAnsi="Times New Roman" w:cs="Times New Roman"/>
-          <w:sz w:val="24"/>
-          <w:szCs w:val="24"/>
-        </w:rPr>
-        <w:t>PyPDF2</w:t>
-      </w:r>
-    </w:p>
-    <w:p>
-      <w:pPr>
-        <w:spacing w:after="0" w:line="240" w:lineRule="auto"/>
-        <w:ind w:left="720"/>
-        <w:rPr>
-          <w:rFonts w:ascii="Times New Roman" w:hAnsi="Times New Roman" w:cs="Times New Roman"/>
-          <w:sz w:val="24"/>
-          <w:szCs w:val="24"/>
-        </w:rPr>
-      </w:pPr>
-      <w:r>
-        <w:rPr>
-          <w:rFonts w:ascii="Times New Roman" w:hAnsi="Times New Roman" w:cs="Times New Roman"/>
-          <w:sz w:val="24"/>
-          <w:szCs w:val="24"/>
-        </w:rPr>
-        <w:t>python-docx</w:t>
-      </w:r>
-    </w:p>
-    <w:p>
-      <w:pPr>
-        <w:spacing w:after="0" w:line="240" w:lineRule="auto"/>
-        <w:ind w:left="720"/>
-        <w:rPr>
-          <w:rFonts w:ascii="Times New Roman" w:hAnsi="Times New Roman" w:cs="Times New Roman"/>
-          <w:sz w:val="24"/>
-          <w:szCs w:val="24"/>
-        </w:rPr>
-      </w:pPr>
-      <w:r>
-        <w:rPr>
-          <w:rFonts w:ascii="Times New Roman" w:hAnsi="Times New Roman" w:cs="Times New Roman"/>
-          <w:sz w:val="24"/>
-          <w:szCs w:val="24"/>
-        </w:rPr>
-        <w:t>num2words</w:t>
-      </w:r>
-    </w:p>
-    <w:p>
-      <w:pPr>
-        <w:spacing w:after="0" w:line="240" w:lineRule="auto"/>
-        <w:ind w:left="720"/>
-        <w:rPr>
-          <w:rFonts w:ascii="Times New Roman" w:hAnsi="Times New Roman" w:cs="Times New Roman"/>
-          <w:sz w:val="24"/>
-          <w:szCs w:val="24"/>
-        </w:rPr>
-      </w:pPr>
-      <w:r>
-        <w:rPr>
-          <w:rFonts w:ascii="Times New Roman" w:hAnsi="Times New Roman" w:cs="Times New Roman"/>
-          <w:sz w:val="24"/>
-          <w:szCs w:val="24"/>
-        </w:rPr>
-        <w:t>google-</w:t>
-      </w:r>
-      <w:proofErr w:type="spellStart"/>
-      <w:r>
-        <w:rPr>
-          <w:rFonts w:ascii="Times New Roman" w:hAnsi="Times New Roman" w:cs="Times New Roman"/>
-          <w:sz w:val="24"/>
-          <w:szCs w:val="24"/>
-        </w:rPr>
-        <w:t>generativeai</w:t>
-      </w:r>
-      <w:proofErr w:type="spellEnd"/>
-    </w:p>
-    <w:p>
-      <w:pPr>
-        <w:spacing w:after="0" w:line="240" w:lineRule="auto"/>
-        <w:ind w:left="720"/>
-        <w:rPr>
-          <w:rFonts w:ascii="Times New Roman" w:hAnsi="Times New Roman" w:cs="Times New Roman"/>
-          <w:sz w:val="24"/>
-          <w:szCs w:val="24"/>
-        </w:rPr>
-      </w:pPr>
-      <w:proofErr w:type="spellStart"/>
-      <w:r>
-        <w:rPr>
-          <w:rFonts w:ascii="Times New Roman" w:hAnsi="Times New Roman" w:cs="Times New Roman"/>
-          <w:sz w:val="24"/>
-          <w:szCs w:val="24"/>
-        </w:rPr>
-        <w:t>gTTS</w:t>
-      </w:r>
-      <w:proofErr w:type="spellEnd"/>
-    </w:p>
-    <w:p>
-      <w:pPr>
-        <w:spacing w:after="0" w:line="240" w:lineRule="auto"/>
-        <w:ind w:left="720"/>
-        <w:rPr>
-          <w:rFonts w:ascii="Times New Roman" w:hAnsi="Times New Roman" w:cs="Times New Roman"/>
-          <w:sz w:val="24"/>
-          <w:szCs w:val="24"/>
-        </w:rPr>
-      </w:pPr>
-      <w:r>
-        <w:rPr>
-          <w:rFonts w:ascii="Times New Roman" w:hAnsi="Times New Roman" w:cs="Times New Roman"/>
-          <w:sz w:val="24"/>
-          <w:szCs w:val="24"/>
-        </w:rPr>
-        <w:t>Run: pip install -r requirements.txt</w:t>
-      </w:r>
-    </w:p>
-    <w:p>
-      <w:pPr>
-        <w:spacing w:after="0" w:line="240" w:lineRule="auto"/>
-        <w:ind w:left="720"/>
-        <w:rPr>
-          <w:rFonts w:ascii="Times New Roman" w:hAnsi="Times New Roman" w:cs="Times New Roman"/>
-          <w:sz w:val="24"/>
-          <w:szCs w:val="24"/>
-        </w:rPr>
-      </w:pPr>
+        <w:rPr>
+          <w:rFonts w:ascii="Times New Roman" w:hAnsi="Times New Roman" w:cs="Times New Roman"/>
+          <w:sz w:val="28"/>
+          <w:szCs w:val="28"/>
+        </w:rPr>
+      </w:pPr>
+      <w:r>
+        <w:rPr>
+          <w:rFonts w:ascii="Times New Roman" w:hAnsi="Times New Roman" w:cs="Times New Roman"/>
+          <w:sz w:val="28"/>
+          <w:szCs w:val="28"/>
+        </w:rPr>
+        <w:t>app.py: The main application logic.</w:t>
+      </w:r>
     </w:p>
     <w:p>
       <w:pPr>
         <w:numPr>
           <w:ilvl w:val="0"/>
-          <w:numId w:val="8"/>
+          <w:numId w:val="21"/>
         </w:numPr>
-        <w:spacing w:after="0" w:line="240" w:lineRule="auto"/>
-        <w:rPr>
-          <w:rFonts w:ascii="Times New Roman" w:hAnsi="Times New Roman" w:cs="Times New Roman"/>
-          <w:sz w:val="24"/>
-          <w:szCs w:val="24"/>
-        </w:rPr>
-      </w:pPr>
-      <w:r>
-        <w:rPr>
-          <w:rFonts w:ascii="Times New Roman" w:hAnsi="Times New Roman" w:cs="Times New Roman"/>
-          <w:sz w:val="24"/>
-          <w:szCs w:val="24"/>
-        </w:rPr>
-        <w:t>Environment Configuration:</w:t>
-      </w:r>
-    </w:p>
-    <w:p>
-      <w:pPr>
-        <w:spacing w:after="0" w:line="240" w:lineRule="auto"/>
-        <w:ind w:left="360"/>
-        <w:rPr>
-          <w:rFonts w:ascii="Times New Roman" w:hAnsi="Times New Roman" w:cs="Times New Roman"/>
-          <w:sz w:val="24"/>
-          <w:szCs w:val="24"/>
-        </w:rPr>
-      </w:pPr>
-      <w:r>
-        <w:rPr>
-          <w:rFonts w:ascii="Times New Roman" w:hAnsi="Times New Roman" w:cs="Times New Roman"/>
-          <w:sz w:val="24"/>
-          <w:szCs w:val="24"/>
-        </w:rPr>
-        <w:t>Create a .env file in the root directory:</w:t>
-      </w:r>
-    </w:p>
-    <w:p>
-      <w:pPr>
-        <w:spacing w:after="0" w:line="240" w:lineRule="auto"/>
-        <w:ind w:left="360"/>
-        <w:rPr>
-          <w:rFonts w:ascii="Times New Roman" w:hAnsi="Times New Roman" w:cs="Times New Roman"/>
-          <w:sz w:val="24"/>
-          <w:szCs w:val="24"/>
-        </w:rPr>
-      </w:pPr>
-      <w:r>
-        <w:rPr>
-          <w:rFonts w:ascii="Times New Roman" w:hAnsi="Times New Roman" w:cs="Times New Roman"/>
-          <w:sz w:val="24"/>
-          <w:szCs w:val="24"/>
-        </w:rPr>
-        <w:t>GEMINI_API_KEY=</w:t>
+        <w:rPr>
+          <w:rFonts w:ascii="Times New Roman" w:hAnsi="Times New Roman" w:cs="Times New Roman"/>
+          <w:sz w:val="28"/>
+          <w:szCs w:val="28"/>
+        </w:rPr>
+      </w:pPr>
+      <w:r>
+        <w:rPr>
+          <w:rFonts w:ascii="Times New Roman" w:hAnsi="Times New Roman" w:cs="Times New Roman"/>
+          <w:sz w:val="28"/>
+          <w:szCs w:val="28"/>
+        </w:rPr>
+        <w:t>requirements.txt: Python dependencies (Cleaned of Windows-specific binaries like pywin32).</w:t>
+      </w:r>
+    </w:p>
+    <w:p>
+      <w:pPr>
+        <w:numPr>
+          <w:ilvl w:val="0"/>
+          <w:numId w:val="21"/>
+        </w:numPr>
+        <w:rPr>
+          <w:rFonts w:ascii="Times New Roman" w:hAnsi="Times New Roman" w:cs="Times New Roman"/>
+          <w:sz w:val="28"/>
+          <w:szCs w:val="28"/>
+        </w:rPr>
+      </w:pPr>
+      <w:r>
+        <w:rPr>
+          <w:rFonts w:ascii="Times New Roman" w:hAnsi="Times New Roman" w:cs="Times New Roman"/>
+          <w:sz w:val="28"/>
+          <w:szCs w:val="28"/>
+        </w:rPr>
+        <w:t xml:space="preserve">packages.txt: Contains a single line: </w:t>
       </w:r>
       <w:proofErr w:type="spellStart"/>
       <w:r>
         <w:rPr>
           <w:rFonts w:ascii="Times New Roman" w:hAnsi="Times New Roman" w:cs="Times New Roman"/>
-          <w:sz w:val="24"/>
-          <w:szCs w:val="24"/>
-        </w:rPr>
-        <w:t>your_actual_api_key_here</w:t>
+          <w:sz w:val="28"/>
+          <w:szCs w:val="28"/>
+        </w:rPr>
+        <w:t>ffmpeg</w:t>
       </w:r>
       <w:proofErr w:type="spellEnd"/>
-    </w:p>
-    <w:p>
-      <w:pPr>
-        <w:spacing w:after="0" w:line="240" w:lineRule="auto"/>
-        <w:ind w:left="360"/>
-        <w:rPr>
-          <w:rFonts w:ascii="Times New Roman" w:hAnsi="Times New Roman" w:cs="Times New Roman"/>
-          <w:sz w:val="24"/>
-          <w:szCs w:val="24"/>
-        </w:rPr>
-      </w:pPr>
-    </w:p>
-    <w:p>
-      <w:pPr>
-        <w:spacing w:after="0" w:line="240" w:lineRule="auto"/>
-        <w:ind w:left="360"/>
-        <w:rPr>
-          <w:rFonts w:ascii="Times New Roman" w:hAnsi="Times New Roman" w:cs="Times New Roman"/>
-          <w:sz w:val="24"/>
-          <w:szCs w:val="24"/>
-        </w:rPr>
-      </w:pPr>
-      <w:r>
-        <w:rPr>
-          <w:rFonts w:ascii="Times New Roman" w:hAnsi="Times New Roman" w:cs="Times New Roman"/>
-          <w:sz w:val="24"/>
-          <w:szCs w:val="24"/>
-        </w:rPr>
-        <w:t>Running the Application:</w:t>
-      </w:r>
-      <w:r>
-        <w:rPr>
-          <w:rFonts w:ascii="Times New Roman" w:hAnsi="Times New Roman" w:cs="Times New Roman"/>
-          <w:sz w:val="24"/>
-          <w:szCs w:val="24"/>
-        </w:rPr>
-        <w:t xml:space="preserve"> </w:t>
+      <w:r>
+        <w:rPr>
+          <w:rFonts w:ascii="Times New Roman" w:hAnsi="Times New Roman" w:cs="Times New Roman"/>
+          <w:sz w:val="28"/>
+          <w:szCs w:val="28"/>
+        </w:rPr>
+        <w:t xml:space="preserve"> (Crucial for audio processing).</w:t>
+      </w:r>
+    </w:p>
+    <w:p>
+      <w:pPr>
+        <w:numPr>
+          <w:ilvl w:val="0"/>
+          <w:numId w:val="21"/>
+        </w:numPr>
+        <w:rPr>
+          <w:rFonts w:ascii="Times New Roman" w:hAnsi="Times New Roman" w:cs="Times New Roman"/>
+          <w:sz w:val="28"/>
+          <w:szCs w:val="28"/>
+        </w:rPr>
+      </w:pPr>
+      <w:r>
+        <w:rPr>
+          <w:rFonts w:ascii="Times New Roman" w:hAnsi="Times New Roman" w:cs="Times New Roman"/>
+          <w:sz w:val="28"/>
+          <w:szCs w:val="28"/>
+        </w:rPr>
+        <w:t xml:space="preserve">Secrets Management: API keys are removed from the code and stored in </w:t>
       </w:r>
       <w:proofErr w:type="spellStart"/>
       <w:r>
         <w:rPr>
           <w:rFonts w:ascii="Times New Roman" w:hAnsi="Times New Roman" w:cs="Times New Roman"/>
-          <w:sz w:val="24"/>
-          <w:szCs w:val="24"/>
-        </w:rPr>
-        <w:t>streamlit</w:t>
+          <w:sz w:val="28"/>
+          <w:szCs w:val="28"/>
+        </w:rPr>
+        <w:t>Streamlit's</w:t>
       </w:r>
       <w:proofErr w:type="spellEnd"/>
       <w:r>
         <w:rPr>
           <w:rFonts w:ascii="Times New Roman" w:hAnsi="Times New Roman" w:cs="Times New Roman"/>
-          <w:sz w:val="24"/>
-          <w:szCs w:val="24"/>
-        </w:rPr>
-        <w:t xml:space="preserve"> run app.py</w:t>
-      </w:r>
-    </w:p>
-    <w:p>
-      <w:pPr>
-        <w:spacing w:after="0" w:line="240" w:lineRule="auto"/>
-        <w:rPr>
-          <w:rFonts w:ascii="Times New Roman" w:hAnsi="Times New Roman" w:cs="Times New Roman"/>
-          <w:sz w:val="24"/>
-          <w:szCs w:val="24"/>
-        </w:rPr>
-      </w:pPr>
-    </w:p>
-    <w:p>
-      <w:pPr>
-        <w:spacing w:after="0" w:line="240" w:lineRule="auto"/>
+          <w:sz w:val="28"/>
+          <w:szCs w:val="28"/>
+        </w:rPr>
+        <w:t xml:space="preserve"> "Secrets" configuration TOML to prevent unauthorized access.</w:t>
+      </w:r>
+    </w:p>
+    <w:p>
+      <w:pPr>
+        <w:rPr>
+          <w:rFonts w:ascii="Times New Roman" w:hAnsi="Times New Roman" w:cs="Times New Roman"/>
+          <w:sz w:val="28"/>
+          <w:szCs w:val="28"/>
+        </w:rPr>
+      </w:pPr>
+    </w:p>
+    <w:p>
+      <w:pPr>
+        <w:rPr>
+          <w:rFonts w:ascii="Times New Roman" w:hAnsi="Times New Roman" w:cs="Times New Roman"/>
+          <w:sz w:val="28"/>
+          <w:szCs w:val="28"/>
+        </w:rPr>
+      </w:pPr>
+    </w:p>
+    <w:p>
+      <w:pPr>
+        <w:rPr>
+          <w:rFonts w:ascii="Times New Roman" w:hAnsi="Times New Roman" w:cs="Times New Roman"/>
+          <w:sz w:val="28"/>
+          <w:szCs w:val="28"/>
+        </w:rPr>
+      </w:pPr>
+    </w:p>
+    <w:p>
+      <w:pPr>
         <w:rPr>
           <w:rFonts w:ascii="Times New Roman" w:hAnsi="Times New Roman" w:cs="Times New Roman"/>
           <w:b/>
           <w:bCs/>
-          <w:sz w:val="24"/>
-          <w:szCs w:val="24"/>
+          <w:sz w:val="28"/>
+          <w:szCs w:val="28"/>
         </w:rPr>
       </w:pPr>
       <w:r>
@@ -3088,590 +2380,99 @@
           <w:rFonts w:ascii="Times New Roman" w:hAnsi="Times New Roman" w:cs="Times New Roman"/>
           <w:b/>
           <w:bCs/>
-          <w:sz w:val="24"/>
-          <w:szCs w:val="24"/>
-        </w:rPr>
-        <w:t>4.2. User Manual / Walkthrough</w:t>
-      </w:r>
-    </w:p>
-    <w:p>
-      <w:pPr>
-        <w:spacing w:after="0" w:line="240" w:lineRule="auto"/>
-        <w:rPr>
-          <w:rFonts w:ascii="Times New Roman" w:hAnsi="Times New Roman" w:cs="Times New Roman"/>
-          <w:b/>
-          <w:bCs/>
-          <w:sz w:val="24"/>
-          <w:szCs w:val="24"/>
-        </w:rPr>
-      </w:pPr>
-    </w:p>
-    <w:p>
-      <w:pPr>
-        <w:spacing w:after="0" w:line="240" w:lineRule="auto"/>
-        <w:rPr>
-          <w:rFonts w:ascii="Times New Roman" w:hAnsi="Times New Roman" w:cs="Times New Roman"/>
-          <w:sz w:val="24"/>
-          <w:szCs w:val="24"/>
-        </w:rPr>
-      </w:pPr>
-      <w:r>
-        <w:rPr>
-          <w:rFonts w:ascii="Times New Roman" w:hAnsi="Times New Roman" w:cs="Times New Roman"/>
-          <w:b/>
-          <w:bCs/>
-          <w:sz w:val="24"/>
-          <w:szCs w:val="24"/>
-        </w:rPr>
-        <w:t>Step 1: Upload Document</w:t>
+          <w:sz w:val="28"/>
+          <w:szCs w:val="28"/>
+        </w:rPr>
+        <w:lastRenderedPageBreak/>
+        <w:t>6. Future Scope</w:t>
       </w:r>
     </w:p>
     <w:p>
       <w:pPr>
         <w:numPr>
           <w:ilvl w:val="0"/>
-          <w:numId w:val="9"/>
+          <w:numId w:val="22"/>
         </w:numPr>
-        <w:spacing w:after="0" w:line="240" w:lineRule="auto"/>
-        <w:rPr>
-          <w:rFonts w:ascii="Times New Roman" w:hAnsi="Times New Roman" w:cs="Times New Roman"/>
-          <w:sz w:val="24"/>
-          <w:szCs w:val="24"/>
-        </w:rPr>
-      </w:pPr>
-      <w:r>
-        <w:rPr>
-          <w:rFonts w:ascii="Times New Roman" w:hAnsi="Times New Roman" w:cs="Times New Roman"/>
-          <w:sz w:val="24"/>
-          <w:szCs w:val="24"/>
-        </w:rPr>
-        <w:t>Launch the app. You will see a file uploader.</w:t>
+        <w:rPr>
+          <w:rFonts w:ascii="Times New Roman" w:hAnsi="Times New Roman" w:cs="Times New Roman"/>
+          <w:sz w:val="28"/>
+          <w:szCs w:val="28"/>
+        </w:rPr>
+      </w:pPr>
+      <w:r>
+        <w:rPr>
+          <w:rFonts w:ascii="Times New Roman" w:hAnsi="Times New Roman" w:cs="Times New Roman"/>
+          <w:sz w:val="28"/>
+          <w:szCs w:val="28"/>
+        </w:rPr>
+        <w:t xml:space="preserve">Voice Cloning: Integration with </w:t>
+      </w:r>
+      <w:proofErr w:type="spellStart"/>
+      <w:r>
+        <w:rPr>
+          <w:rFonts w:ascii="Times New Roman" w:hAnsi="Times New Roman" w:cs="Times New Roman"/>
+          <w:sz w:val="28"/>
+          <w:szCs w:val="28"/>
+        </w:rPr>
+        <w:t>ElevenLabs</w:t>
+      </w:r>
+      <w:proofErr w:type="spellEnd"/>
+      <w:r>
+        <w:rPr>
+          <w:rFonts w:ascii="Times New Roman" w:hAnsi="Times New Roman" w:cs="Times New Roman"/>
+          <w:sz w:val="28"/>
+          <w:szCs w:val="28"/>
+        </w:rPr>
+        <w:t xml:space="preserve"> API for more realistic, human-like voices.</w:t>
       </w:r>
     </w:p>
     <w:p>
       <w:pPr>
         <w:numPr>
           <w:ilvl w:val="0"/>
-          <w:numId w:val="9"/>
+          <w:numId w:val="22"/>
         </w:numPr>
-        <w:spacing w:after="0" w:line="240" w:lineRule="auto"/>
-        <w:rPr>
-          <w:rFonts w:ascii="Times New Roman" w:hAnsi="Times New Roman" w:cs="Times New Roman"/>
-          <w:sz w:val="24"/>
-          <w:szCs w:val="24"/>
-        </w:rPr>
-      </w:pPr>
-      <w:r>
-        <w:rPr>
-          <w:rFonts w:ascii="Times New Roman" w:hAnsi="Times New Roman" w:cs="Times New Roman"/>
-          <w:sz w:val="24"/>
-          <w:szCs w:val="24"/>
-        </w:rPr>
-        <w:t>Drag and drop a PDF, Word Doc, or Text file.</w:t>
+        <w:rPr>
+          <w:rFonts w:ascii="Times New Roman" w:hAnsi="Times New Roman" w:cs="Times New Roman"/>
+          <w:sz w:val="28"/>
+          <w:szCs w:val="28"/>
+        </w:rPr>
+      </w:pPr>
+      <w:r>
+        <w:rPr>
+          <w:rFonts w:ascii="Times New Roman" w:hAnsi="Times New Roman" w:cs="Times New Roman"/>
+          <w:sz w:val="28"/>
+          <w:szCs w:val="28"/>
+        </w:rPr>
+        <w:t>Long-Form Audio: Implementation of "chunking" logic to process entire books (100+ pages) by breaking them into smaller segments for the LLM.</w:t>
       </w:r>
     </w:p>
     <w:p>
       <w:pPr>
         <w:numPr>
           <w:ilvl w:val="0"/>
-          <w:numId w:val="9"/>
+          <w:numId w:val="22"/>
         </w:numPr>
-        <w:spacing w:after="0" w:line="240" w:lineRule="auto"/>
-        <w:rPr>
-          <w:rFonts w:ascii="Times New Roman" w:hAnsi="Times New Roman" w:cs="Times New Roman"/>
-          <w:sz w:val="24"/>
-          <w:szCs w:val="24"/>
-        </w:rPr>
-      </w:pPr>
-      <w:r>
-        <w:rPr>
-          <w:rFonts w:ascii="Times New Roman" w:hAnsi="Times New Roman" w:cs="Times New Roman"/>
-          <w:i/>
-          <w:iCs/>
-          <w:sz w:val="24"/>
-          <w:szCs w:val="24"/>
-        </w:rPr>
-        <w:t>Note:</w:t>
-      </w:r>
-      <w:r>
-        <w:rPr>
-          <w:rFonts w:ascii="Times New Roman" w:hAnsi="Times New Roman" w:cs="Times New Roman"/>
-          <w:sz w:val="24"/>
-          <w:szCs w:val="24"/>
-        </w:rPr>
-        <w:t xml:space="preserve"> Ensure the text is readable (scanned images inside PDFs cannot be read by this version).</w:t>
-      </w:r>
-    </w:p>
-    <w:p>
-      <w:pPr>
-        <w:spacing w:after="0" w:line="240" w:lineRule="auto"/>
-        <w:rPr>
-          <w:rFonts w:ascii="Times New Roman" w:hAnsi="Times New Roman" w:cs="Times New Roman"/>
-          <w:b/>
-          <w:bCs/>
-          <w:sz w:val="24"/>
-          <w:szCs w:val="24"/>
-        </w:rPr>
-      </w:pPr>
-    </w:p>
-    <w:p>
-      <w:pPr>
-        <w:spacing w:after="0" w:line="240" w:lineRule="auto"/>
-        <w:rPr>
-          <w:rFonts w:ascii="Times New Roman" w:hAnsi="Times New Roman" w:cs="Times New Roman"/>
-          <w:sz w:val="24"/>
-          <w:szCs w:val="24"/>
-        </w:rPr>
-      </w:pPr>
-      <w:r>
-        <w:rPr>
-          <w:rFonts w:ascii="Times New Roman" w:hAnsi="Times New Roman" w:cs="Times New Roman"/>
-          <w:b/>
-          <w:bCs/>
-          <w:sz w:val="24"/>
-          <w:szCs w:val="24"/>
-        </w:rPr>
-        <w:t>Step 2: Review Extracted Text</w:t>
-      </w:r>
-    </w:p>
-    <w:p>
-      <w:pPr>
-        <w:numPr>
-          <w:ilvl w:val="0"/>
-          <w:numId w:val="10"/>
-        </w:numPr>
-        <w:spacing w:after="0" w:line="240" w:lineRule="auto"/>
-        <w:rPr>
-          <w:rFonts w:ascii="Times New Roman" w:hAnsi="Times New Roman" w:cs="Times New Roman"/>
-          <w:sz w:val="24"/>
-          <w:szCs w:val="24"/>
-        </w:rPr>
-      </w:pPr>
-      <w:r>
-        <w:rPr>
-          <w:rFonts w:ascii="Times New Roman" w:hAnsi="Times New Roman" w:cs="Times New Roman"/>
-          <w:sz w:val="24"/>
-          <w:szCs w:val="24"/>
-        </w:rPr>
-        <w:t>The app will display the "Original Extracted Text". Check this box to ensure your file was read correctly.</w:t>
-      </w:r>
-    </w:p>
-    <w:p>
-      <w:pPr>
-        <w:spacing w:after="0" w:line="240" w:lineRule="auto"/>
-        <w:rPr>
-          <w:rFonts w:ascii="Times New Roman" w:hAnsi="Times New Roman" w:cs="Times New Roman"/>
-          <w:b/>
-          <w:bCs/>
-          <w:sz w:val="24"/>
-          <w:szCs w:val="24"/>
-        </w:rPr>
-      </w:pPr>
-    </w:p>
-    <w:p>
-      <w:pPr>
-        <w:spacing w:after="0" w:line="240" w:lineRule="auto"/>
-        <w:rPr>
-          <w:rFonts w:ascii="Times New Roman" w:hAnsi="Times New Roman" w:cs="Times New Roman"/>
-          <w:sz w:val="24"/>
-          <w:szCs w:val="24"/>
-        </w:rPr>
-      </w:pPr>
-      <w:r>
-        <w:rPr>
-          <w:rFonts w:ascii="Times New Roman" w:hAnsi="Times New Roman" w:cs="Times New Roman"/>
-          <w:b/>
-          <w:bCs/>
-          <w:sz w:val="24"/>
-          <w:szCs w:val="24"/>
-        </w:rPr>
-        <w:t>Step 3: Choose Language</w:t>
-      </w:r>
-    </w:p>
-    <w:p>
-      <w:pPr>
-        <w:numPr>
-          <w:ilvl w:val="0"/>
-          <w:numId w:val="11"/>
-        </w:numPr>
-        <w:spacing w:after="0" w:line="240" w:lineRule="auto"/>
-        <w:rPr>
-          <w:rFonts w:ascii="Times New Roman" w:hAnsi="Times New Roman" w:cs="Times New Roman"/>
-          <w:sz w:val="24"/>
-          <w:szCs w:val="24"/>
-        </w:rPr>
-      </w:pPr>
-      <w:r>
-        <w:rPr>
-          <w:rFonts w:ascii="Times New Roman" w:hAnsi="Times New Roman" w:cs="Times New Roman"/>
-          <w:sz w:val="24"/>
-          <w:szCs w:val="24"/>
-        </w:rPr>
-        <w:t>Select your desired output language from the dropdown menu (e.g., "Spanish").</w:t>
-      </w:r>
-    </w:p>
-    <w:p>
-      <w:pPr>
-        <w:numPr>
-          <w:ilvl w:val="0"/>
-          <w:numId w:val="11"/>
-        </w:numPr>
-        <w:spacing w:after="0" w:line="240" w:lineRule="auto"/>
-        <w:rPr>
-          <w:rFonts w:ascii="Times New Roman" w:hAnsi="Times New Roman" w:cs="Times New Roman"/>
-          <w:sz w:val="24"/>
-          <w:szCs w:val="24"/>
-        </w:rPr>
-      </w:pPr>
-      <w:r>
-        <w:rPr>
-          <w:rFonts w:ascii="Times New Roman" w:hAnsi="Times New Roman" w:cs="Times New Roman"/>
-          <w:i/>
-          <w:iCs/>
-          <w:sz w:val="24"/>
-          <w:szCs w:val="24"/>
-        </w:rPr>
-        <w:t>Note:</w:t>
-      </w:r>
-      <w:r>
-        <w:rPr>
-          <w:rFonts w:ascii="Times New Roman" w:hAnsi="Times New Roman" w:cs="Times New Roman"/>
-          <w:sz w:val="24"/>
-          <w:szCs w:val="24"/>
-        </w:rPr>
-        <w:t xml:space="preserve"> Even if you want English, the system will still process grammar corrections to improve audio quality.</w:t>
-      </w:r>
-    </w:p>
-    <w:p>
-      <w:pPr>
-        <w:spacing w:after="0" w:line="240" w:lineRule="auto"/>
-        <w:rPr>
-          <w:rFonts w:ascii="Times New Roman" w:hAnsi="Times New Roman" w:cs="Times New Roman"/>
-          <w:b/>
-          <w:bCs/>
-          <w:sz w:val="24"/>
-          <w:szCs w:val="24"/>
-        </w:rPr>
-      </w:pPr>
-    </w:p>
-    <w:p>
-      <w:pPr>
-        <w:spacing w:after="0" w:line="240" w:lineRule="auto"/>
-        <w:rPr>
-          <w:rFonts w:ascii="Times New Roman" w:hAnsi="Times New Roman" w:cs="Times New Roman"/>
-          <w:b/>
-          <w:bCs/>
-          <w:sz w:val="24"/>
-          <w:szCs w:val="24"/>
-        </w:rPr>
-      </w:pPr>
-    </w:p>
-    <w:p>
-      <w:pPr>
-        <w:spacing w:after="0" w:line="240" w:lineRule="auto"/>
-        <w:rPr>
-          <w:rFonts w:ascii="Times New Roman" w:hAnsi="Times New Roman" w:cs="Times New Roman"/>
-          <w:sz w:val="24"/>
-          <w:szCs w:val="24"/>
-        </w:rPr>
-      </w:pPr>
-      <w:r>
-        <w:rPr>
-          <w:rFonts w:ascii="Times New Roman" w:hAnsi="Times New Roman" w:cs="Times New Roman"/>
-          <w:b/>
-          <w:bCs/>
-          <w:sz w:val="24"/>
-          <w:szCs w:val="24"/>
-        </w:rPr>
-        <w:lastRenderedPageBreak/>
-        <w:t>Step 4: Generate Audio</w:t>
-      </w:r>
-    </w:p>
-    <w:p>
-      <w:pPr>
-        <w:numPr>
-          <w:ilvl w:val="0"/>
-          <w:numId w:val="12"/>
-        </w:numPr>
-        <w:spacing w:after="0" w:line="240" w:lineRule="auto"/>
-        <w:rPr>
-          <w:rFonts w:ascii="Times New Roman" w:hAnsi="Times New Roman" w:cs="Times New Roman"/>
-          <w:sz w:val="24"/>
-          <w:szCs w:val="24"/>
-        </w:rPr>
-      </w:pPr>
-      <w:r>
-        <w:rPr>
-          <w:rFonts w:ascii="Times New Roman" w:hAnsi="Times New Roman" w:cs="Times New Roman"/>
-          <w:sz w:val="24"/>
-          <w:szCs w:val="24"/>
-        </w:rPr>
-        <w:t xml:space="preserve">Click </w:t>
-      </w:r>
-      <w:r>
-        <w:rPr>
-          <w:rFonts w:ascii="Times New Roman" w:hAnsi="Times New Roman" w:cs="Times New Roman"/>
-          <w:b/>
-          <w:bCs/>
-          <w:sz w:val="24"/>
-          <w:szCs w:val="24"/>
-        </w:rPr>
-        <w:t>"Process and Generate Audio"</w:t>
-      </w:r>
-      <w:r>
-        <w:rPr>
-          <w:rFonts w:ascii="Times New Roman" w:hAnsi="Times New Roman" w:cs="Times New Roman"/>
-          <w:sz w:val="24"/>
-          <w:szCs w:val="24"/>
-        </w:rPr>
-        <w:t>.</w:t>
-      </w:r>
-    </w:p>
-    <w:p>
-      <w:pPr>
-        <w:numPr>
-          <w:ilvl w:val="0"/>
-          <w:numId w:val="12"/>
-        </w:numPr>
-        <w:spacing w:after="0" w:line="240" w:lineRule="auto"/>
-        <w:rPr>
-          <w:rFonts w:ascii="Times New Roman" w:hAnsi="Times New Roman" w:cs="Times New Roman"/>
-          <w:sz w:val="24"/>
-          <w:szCs w:val="24"/>
-        </w:rPr>
-      </w:pPr>
-      <w:r>
-        <w:rPr>
-          <w:rFonts w:ascii="Times New Roman" w:hAnsi="Times New Roman" w:cs="Times New Roman"/>
-          <w:b/>
-          <w:bCs/>
-          <w:sz w:val="24"/>
-          <w:szCs w:val="24"/>
-        </w:rPr>
-        <w:t>Wait:</w:t>
-      </w:r>
-      <w:r>
-        <w:rPr>
-          <w:rFonts w:ascii="Times New Roman" w:hAnsi="Times New Roman" w:cs="Times New Roman"/>
-          <w:sz w:val="24"/>
-          <w:szCs w:val="24"/>
-        </w:rPr>
-        <w:t xml:space="preserve"> The system is performing three heavy tasks:</w:t>
-      </w:r>
-    </w:p>
-    <w:p>
-      <w:pPr>
-        <w:numPr>
-          <w:ilvl w:val="1"/>
-          <w:numId w:val="12"/>
-        </w:numPr>
-        <w:spacing w:after="0" w:line="240" w:lineRule="auto"/>
-        <w:rPr>
-          <w:rFonts w:ascii="Times New Roman" w:hAnsi="Times New Roman" w:cs="Times New Roman"/>
-          <w:sz w:val="24"/>
-          <w:szCs w:val="24"/>
-        </w:rPr>
-      </w:pPr>
-      <w:r>
-        <w:rPr>
-          <w:rFonts w:ascii="Times New Roman" w:hAnsi="Times New Roman" w:cs="Times New Roman"/>
-          <w:sz w:val="24"/>
-          <w:szCs w:val="24"/>
-        </w:rPr>
-        <w:t>Sending text to AI for Grammar Correction.</w:t>
-      </w:r>
-    </w:p>
-    <w:p>
-      <w:pPr>
-        <w:numPr>
-          <w:ilvl w:val="1"/>
-          <w:numId w:val="12"/>
-        </w:numPr>
-        <w:spacing w:after="0" w:line="240" w:lineRule="auto"/>
-        <w:rPr>
-          <w:rFonts w:ascii="Times New Roman" w:hAnsi="Times New Roman" w:cs="Times New Roman"/>
-          <w:sz w:val="24"/>
-          <w:szCs w:val="24"/>
-        </w:rPr>
-      </w:pPr>
-      <w:r>
-        <w:rPr>
-          <w:rFonts w:ascii="Times New Roman" w:hAnsi="Times New Roman" w:cs="Times New Roman"/>
-          <w:sz w:val="24"/>
-          <w:szCs w:val="24"/>
-        </w:rPr>
-        <w:t>Converting text to Audio.</w:t>
-      </w:r>
-    </w:p>
-    <w:p>
-      <w:pPr>
-        <w:numPr>
-          <w:ilvl w:val="1"/>
-          <w:numId w:val="12"/>
-        </w:numPr>
-        <w:spacing w:after="0" w:line="240" w:lineRule="auto"/>
-        <w:rPr>
-          <w:rFonts w:ascii="Times New Roman" w:hAnsi="Times New Roman" w:cs="Times New Roman"/>
-          <w:sz w:val="24"/>
-          <w:szCs w:val="24"/>
-        </w:rPr>
-      </w:pPr>
-      <w:r>
-        <w:rPr>
-          <w:rFonts w:ascii="Times New Roman" w:hAnsi="Times New Roman" w:cs="Times New Roman"/>
-          <w:sz w:val="24"/>
-          <w:szCs w:val="24"/>
-        </w:rPr>
-        <w:t>Translating text and converting that to Audio.</w:t>
-      </w:r>
-    </w:p>
-    <w:p>
-      <w:pPr>
-        <w:spacing w:after="0" w:line="240" w:lineRule="auto"/>
-        <w:rPr>
-          <w:rFonts w:ascii="Times New Roman" w:hAnsi="Times New Roman" w:cs="Times New Roman"/>
-          <w:b/>
-          <w:bCs/>
-          <w:sz w:val="24"/>
-          <w:szCs w:val="24"/>
-        </w:rPr>
-      </w:pPr>
-    </w:p>
-    <w:p>
-      <w:pPr>
-        <w:spacing w:after="0" w:line="240" w:lineRule="auto"/>
-        <w:rPr>
-          <w:rFonts w:ascii="Times New Roman" w:hAnsi="Times New Roman" w:cs="Times New Roman"/>
-          <w:sz w:val="24"/>
-          <w:szCs w:val="24"/>
-        </w:rPr>
-      </w:pPr>
-      <w:r>
-        <w:rPr>
-          <w:rFonts w:ascii="Times New Roman" w:hAnsi="Times New Roman" w:cs="Times New Roman"/>
-          <w:b/>
-          <w:bCs/>
-          <w:sz w:val="24"/>
-          <w:szCs w:val="24"/>
-        </w:rPr>
-        <w:t>Step 5: Play &amp; Download</w:t>
-      </w:r>
-    </w:p>
-    <w:p>
-      <w:pPr>
-        <w:numPr>
-          <w:ilvl w:val="0"/>
-          <w:numId w:val="13"/>
-        </w:numPr>
-        <w:spacing w:after="0" w:line="240" w:lineRule="auto"/>
-        <w:rPr>
-          <w:rFonts w:ascii="Times New Roman" w:hAnsi="Times New Roman" w:cs="Times New Roman"/>
-          <w:sz w:val="24"/>
-          <w:szCs w:val="24"/>
-        </w:rPr>
-      </w:pPr>
-      <w:r>
-        <w:rPr>
-          <w:rFonts w:ascii="Times New Roman" w:hAnsi="Times New Roman" w:cs="Times New Roman"/>
-          <w:sz w:val="24"/>
-          <w:szCs w:val="24"/>
-        </w:rPr>
-        <w:t>Once finished, you will see two audio players:</w:t>
-      </w:r>
-    </w:p>
-    <w:p>
-      <w:pPr>
-        <w:numPr>
-          <w:ilvl w:val="1"/>
-          <w:numId w:val="13"/>
-        </w:numPr>
-        <w:spacing w:after="0" w:line="240" w:lineRule="auto"/>
-        <w:rPr>
-          <w:rFonts w:ascii="Times New Roman" w:hAnsi="Times New Roman" w:cs="Times New Roman"/>
-          <w:sz w:val="24"/>
-          <w:szCs w:val="24"/>
-        </w:rPr>
-      </w:pPr>
-      <w:r>
-        <w:rPr>
-          <w:rFonts w:ascii="Times New Roman" w:hAnsi="Times New Roman" w:cs="Times New Roman"/>
-          <w:b/>
-          <w:bCs/>
-          <w:sz w:val="24"/>
-          <w:szCs w:val="24"/>
-        </w:rPr>
-        <w:t>Audio (Original/Corrected):</w:t>
-      </w:r>
-      <w:r>
-        <w:rPr>
-          <w:rFonts w:ascii="Times New Roman" w:hAnsi="Times New Roman" w:cs="Times New Roman"/>
-          <w:sz w:val="24"/>
-          <w:szCs w:val="24"/>
-        </w:rPr>
-        <w:t xml:space="preserve"> The grammar-fixed version of your upload.</w:t>
-      </w:r>
-    </w:p>
-    <w:p>
-      <w:pPr>
-        <w:numPr>
-          <w:ilvl w:val="1"/>
-          <w:numId w:val="13"/>
-        </w:numPr>
-        <w:spacing w:after="0" w:line="240" w:lineRule="auto"/>
-        <w:rPr>
-          <w:rFonts w:ascii="Times New Roman" w:hAnsi="Times New Roman" w:cs="Times New Roman"/>
-          <w:sz w:val="24"/>
-          <w:szCs w:val="24"/>
-        </w:rPr>
-      </w:pPr>
-      <w:r>
-        <w:rPr>
-          <w:rFonts w:ascii="Times New Roman" w:hAnsi="Times New Roman" w:cs="Times New Roman"/>
-          <w:b/>
-          <w:bCs/>
-          <w:sz w:val="24"/>
-          <w:szCs w:val="24"/>
-        </w:rPr>
-        <w:t>Audio (Translated):</w:t>
-      </w:r>
-      <w:r>
-        <w:rPr>
-          <w:rFonts w:ascii="Times New Roman" w:hAnsi="Times New Roman" w:cs="Times New Roman"/>
-          <w:sz w:val="24"/>
-          <w:szCs w:val="24"/>
-        </w:rPr>
-        <w:t xml:space="preserve"> The version in your chosen language.</w:t>
-      </w:r>
-    </w:p>
-    <w:p>
-      <w:pPr>
-        <w:numPr>
-          <w:ilvl w:val="0"/>
-          <w:numId w:val="13"/>
-        </w:numPr>
-        <w:spacing w:after="0" w:line="240" w:lineRule="auto"/>
-        <w:rPr>
-          <w:rFonts w:ascii="Times New Roman" w:hAnsi="Times New Roman" w:cs="Times New Roman"/>
-          <w:sz w:val="24"/>
-          <w:szCs w:val="24"/>
-        </w:rPr>
-      </w:pPr>
-      <w:r>
-        <w:rPr>
-          <w:rFonts w:ascii="Times New Roman" w:hAnsi="Times New Roman" w:cs="Times New Roman"/>
-          <w:sz w:val="24"/>
-          <w:szCs w:val="24"/>
-        </w:rPr>
-        <w:t>Click the "Download" button to save the MP3 to your device.</w:t>
-      </w:r>
-    </w:p>
-    <w:p>
-      <w:pPr>
-        <w:spacing w:after="0" w:line="240" w:lineRule="auto"/>
-        <w:rPr>
-          <w:rFonts w:ascii="Times New Roman" w:hAnsi="Times New Roman" w:cs="Times New Roman"/>
-          <w:sz w:val="24"/>
-          <w:szCs w:val="24"/>
+        <w:rPr>
+          <w:rFonts w:ascii="Times New Roman" w:hAnsi="Times New Roman" w:cs="Times New Roman"/>
+          <w:sz w:val="28"/>
+          <w:szCs w:val="28"/>
+        </w:rPr>
+      </w:pPr>
+      <w:r>
+        <w:rPr>
+          <w:rFonts w:ascii="Times New Roman" w:hAnsi="Times New Roman" w:cs="Times New Roman"/>
+          <w:sz w:val="28"/>
+          <w:szCs w:val="28"/>
+        </w:rPr>
+        <w:t>SRT Generation: Automatically generating subtitle files to accompany the audio for accessibility.</w:t>
+      </w:r>
+    </w:p>
+    <w:p>
+      <w:pPr>
+        <w:rPr>
+          <w:sz w:val="20"/>
+          <w:szCs w:val="20"/>
         </w:rPr>
       </w:pPr>
     </w:p>
@@ -3688,6 +2489,155 @@
 <file path=word/numbering.xml><?xml version="1.0" encoding="utf-8"?>
 <w:numbering xmlns:wpc="http://schemas.microsoft.com/office/word/2010/wordprocessingCanvas" xmlns:cx="http://schemas.microsoft.com/office/drawing/2014/chartex" xmlns:cx1="http://schemas.microsoft.com/office/drawing/2015/9/8/chartex" xmlns:cx2="http://schemas.microsoft.com/office/drawing/2015/10/21/chartex" xmlns:cx3="http://schemas.microsoft.com/office/drawing/2016/5/9/chartex" xmlns:cx4="http://schemas.microsoft.com/office/drawing/2016/5/10/chartex" xmlns:cx5="http://schemas.microsoft.com/office/drawing/2016/5/11/chartex" xmlns:cx6="http://schemas.microsoft.com/office/drawing/2016/5/12/chartex" xmlns:cx7="http://schemas.microsoft.com/office/drawing/2016/5/13/chartex" xmlns:cx8="http://schemas.microsoft.com/office/drawing/2016/5/14/chartex" xmlns:mc="http://schemas.openxmlformats.org/markup-compatibility/2006" xmlns:aink="http://schemas.microsoft.com/office/drawing/2016/ink" xmlns:am3d="http://schemas.microsoft.com/office/drawing/2017/model3d" xmlns:o="urn:schemas-microsoft-com:office:office" xmlns:oel="http://schemas.microsoft.com/office/2019/extlst" xmlns:r="http://schemas.openxmlformats.org/officeDocument/2006/relationships" xmlns:m="http://schemas.openxmlformats.org/officeDocument/2006/math" xmlns:v="urn:schemas-microsoft-com:vml" xmlns:wp14="http://schemas.microsoft.com/office/word/2010/wordprocessingDrawing" xmlns:wp="http://schemas.openxmlformats.org/drawingml/2006/wordprocessingDrawing" xmlns:w10="urn:schemas-microsoft-com:office:word" xmlns:w="http://schemas.openxmlformats.org/wordprocessingml/2006/main" xmlns:w14="http://schemas.microsoft.com/office/word/2010/wordml" xmlns:w15="http://schemas.microsoft.com/office/word/2012/wordml" xmlns:w16cex="http://schemas.microsoft.com/office/word/2018/wordml/cex" xmlns:w16cid="http://schemas.microsoft.com/office/word/2016/wordml/cid" xmlns:w16="http://schemas.microsoft.com/office/word/2018/wordml" xmlns:w16du="http://schemas.microsoft.com/office/word/2023/wordml/word16du" xmlns:w16sdtdh="http://schemas.microsoft.com/office/word/2020/wordml/sdtdatahash" xmlns:w16sdtfl="http://schemas.microsoft.com/office/word/2024/wordml/sdtformatlock" xmlns:w16se="http://schemas.microsoft.com/office/word/2015/wordml/symex" xmlns:wpg="http://schemas.microsoft.com/office/word/2010/wordprocessingGroup" xmlns:wpi="http://schemas.microsoft.com/office/word/2010/wordprocessingInk" xmlns:wne="http://schemas.microsoft.com/office/word/2006/wordml" xmlns:wps="http://schemas.microsoft.com/office/word/2010/wordprocessingShape" mc:Ignorable="w14 w15 w16se w16cid w16 w16cex w16sdtdh w16sdtfl w16du wp14">
   <w:abstractNum w:abstractNumId="0" w15:restartNumberingAfterBreak="0">
+    <w:nsid w:val="012938F5"/>
+    <w:multiLevelType w:val="multilevel"/>
+    <w:tmpl w:val="82546D14"/>
+    <w:lvl w:ilvl="0">
+      <w:start w:val="1"/>
+      <w:numFmt w:val="bullet"/>
+      <w:lvlText w:val=""/>
+      <w:lvlJc w:val="left"/>
+      <w:pPr>
+        <w:tabs>
+          <w:tab w:val="num" w:pos="720"/>
+        </w:tabs>
+        <w:ind w:left="720" w:hanging="360"/>
+      </w:pPr>
+      <w:rPr>
+        <w:rFonts w:ascii="Symbol" w:hAnsi="Symbol" w:hint="default"/>
+        <w:sz w:val="20"/>
+      </w:rPr>
+    </w:lvl>
+    <w:lvl w:ilvl="1">
+      <w:start w:val="1"/>
+      <w:numFmt w:val="bullet"/>
+      <w:lvlText w:val="o"/>
+      <w:lvlJc w:val="left"/>
+      <w:pPr>
+        <w:tabs>
+          <w:tab w:val="num" w:pos="1440"/>
+        </w:tabs>
+        <w:ind w:left="1440" w:hanging="360"/>
+      </w:pPr>
+      <w:rPr>
+        <w:rFonts w:ascii="Courier New" w:hAnsi="Courier New" w:hint="default"/>
+        <w:sz w:val="20"/>
+      </w:rPr>
+    </w:lvl>
+    <w:lvl w:ilvl="2" w:tentative="1">
+      <w:start w:val="1"/>
+      <w:numFmt w:val="bullet"/>
+      <w:lvlText w:val=""/>
+      <w:lvlJc w:val="left"/>
+      <w:pPr>
+        <w:tabs>
+          <w:tab w:val="num" w:pos="2160"/>
+        </w:tabs>
+        <w:ind w:left="2160" w:hanging="360"/>
+      </w:pPr>
+      <w:rPr>
+        <w:rFonts w:ascii="Wingdings" w:hAnsi="Wingdings" w:hint="default"/>
+        <w:sz w:val="20"/>
+      </w:rPr>
+    </w:lvl>
+    <w:lvl w:ilvl="3" w:tentative="1">
+      <w:start w:val="1"/>
+      <w:numFmt w:val="bullet"/>
+      <w:lvlText w:val=""/>
+      <w:lvlJc w:val="left"/>
+      <w:pPr>
+        <w:tabs>
+          <w:tab w:val="num" w:pos="2880"/>
+        </w:tabs>
+        <w:ind w:left="2880" w:hanging="360"/>
+      </w:pPr>
+      <w:rPr>
+        <w:rFonts w:ascii="Wingdings" w:hAnsi="Wingdings" w:hint="default"/>
+        <w:sz w:val="20"/>
+      </w:rPr>
+    </w:lvl>
+    <w:lvl w:ilvl="4" w:tentative="1">
+      <w:start w:val="1"/>
+      <w:numFmt w:val="bullet"/>
+      <w:lvlText w:val=""/>
+      <w:lvlJc w:val="left"/>
+      <w:pPr>
+        <w:tabs>
+          <w:tab w:val="num" w:pos="3600"/>
+        </w:tabs>
+        <w:ind w:left="3600" w:hanging="360"/>
+      </w:pPr>
+      <w:rPr>
+        <w:rFonts w:ascii="Wingdings" w:hAnsi="Wingdings" w:hint="default"/>
+        <w:sz w:val="20"/>
+      </w:rPr>
+    </w:lvl>
+    <w:lvl w:ilvl="5" w:tentative="1">
+      <w:start w:val="1"/>
+      <w:numFmt w:val="bullet"/>
+      <w:lvlText w:val=""/>
+      <w:lvlJc w:val="left"/>
+      <w:pPr>
+        <w:tabs>
+          <w:tab w:val="num" w:pos="4320"/>
+        </w:tabs>
+        <w:ind w:left="4320" w:hanging="360"/>
+      </w:pPr>
+      <w:rPr>
+        <w:rFonts w:ascii="Wingdings" w:hAnsi="Wingdings" w:hint="default"/>
+        <w:sz w:val="20"/>
+      </w:rPr>
+    </w:lvl>
+    <w:lvl w:ilvl="6" w:tentative="1">
+      <w:start w:val="1"/>
+      <w:numFmt w:val="bullet"/>
+      <w:lvlText w:val=""/>
+      <w:lvlJc w:val="left"/>
+      <w:pPr>
+        <w:tabs>
+          <w:tab w:val="num" w:pos="5040"/>
+        </w:tabs>
+        <w:ind w:left="5040" w:hanging="360"/>
+      </w:pPr>
+      <w:rPr>
+        <w:rFonts w:ascii="Wingdings" w:hAnsi="Wingdings" w:hint="default"/>
+        <w:sz w:val="20"/>
+      </w:rPr>
+    </w:lvl>
+    <w:lvl w:ilvl="7" w:tentative="1">
+      <w:start w:val="1"/>
+      <w:numFmt w:val="bullet"/>
+      <w:lvlText w:val=""/>
+      <w:lvlJc w:val="left"/>
+      <w:pPr>
+        <w:tabs>
+          <w:tab w:val="num" w:pos="5760"/>
+        </w:tabs>
+        <w:ind w:left="5760" w:hanging="360"/>
+      </w:pPr>
+      <w:rPr>
+        <w:rFonts w:ascii="Wingdings" w:hAnsi="Wingdings" w:hint="default"/>
+        <w:sz w:val="20"/>
+      </w:rPr>
+    </w:lvl>
+    <w:lvl w:ilvl="8" w:tentative="1">
+      <w:start w:val="1"/>
+      <w:numFmt w:val="bullet"/>
+      <w:lvlText w:val=""/>
+      <w:lvlJc w:val="left"/>
+      <w:pPr>
+        <w:tabs>
+          <w:tab w:val="num" w:pos="6480"/>
+        </w:tabs>
+        <w:ind w:left="6480" w:hanging="360"/>
+      </w:pPr>
+      <w:rPr>
+        <w:rFonts w:ascii="Wingdings" w:hAnsi="Wingdings" w:hint="default"/>
+        <w:sz w:val="20"/>
+      </w:rPr>
+    </w:lvl>
+  </w:abstractNum>
+  <w:abstractNum w:abstractNumId="1" w15:restartNumberingAfterBreak="0">
     <w:nsid w:val="02B16642"/>
     <w:multiLevelType w:val="multilevel"/>
     <w:tmpl w:val="8836F19E"/>
@@ -3836,7 +2786,7 @@
       </w:rPr>
     </w:lvl>
   </w:abstractNum>
-  <w:abstractNum w:abstractNumId="1" w15:restartNumberingAfterBreak="0">
+  <w:abstractNum w:abstractNumId="2" w15:restartNumberingAfterBreak="0">
     <w:nsid w:val="04073789"/>
     <w:multiLevelType w:val="multilevel"/>
     <w:tmpl w:val="850EDCEE"/>
@@ -3981,7 +2931,305 @@
       </w:rPr>
     </w:lvl>
   </w:abstractNum>
-  <w:abstractNum w:abstractNumId="2" w15:restartNumberingAfterBreak="0">
+  <w:abstractNum w:abstractNumId="3" w15:restartNumberingAfterBreak="0">
+    <w:nsid w:val="06BF7EF9"/>
+    <w:multiLevelType w:val="multilevel"/>
+    <w:tmpl w:val="CF188184"/>
+    <w:lvl w:ilvl="0">
+      <w:start w:val="1"/>
+      <w:numFmt w:val="bullet"/>
+      <w:lvlText w:val=""/>
+      <w:lvlJc w:val="left"/>
+      <w:pPr>
+        <w:tabs>
+          <w:tab w:val="num" w:pos="720"/>
+        </w:tabs>
+        <w:ind w:left="720" w:hanging="360"/>
+      </w:pPr>
+      <w:rPr>
+        <w:rFonts w:ascii="Symbol" w:hAnsi="Symbol" w:hint="default"/>
+        <w:sz w:val="20"/>
+      </w:rPr>
+    </w:lvl>
+    <w:lvl w:ilvl="1" w:tentative="1">
+      <w:start w:val="1"/>
+      <w:numFmt w:val="bullet"/>
+      <w:lvlText w:val="o"/>
+      <w:lvlJc w:val="left"/>
+      <w:pPr>
+        <w:tabs>
+          <w:tab w:val="num" w:pos="1440"/>
+        </w:tabs>
+        <w:ind w:left="1440" w:hanging="360"/>
+      </w:pPr>
+      <w:rPr>
+        <w:rFonts w:ascii="Courier New" w:hAnsi="Courier New" w:hint="default"/>
+        <w:sz w:val="20"/>
+      </w:rPr>
+    </w:lvl>
+    <w:lvl w:ilvl="2" w:tentative="1">
+      <w:start w:val="1"/>
+      <w:numFmt w:val="bullet"/>
+      <w:lvlText w:val=""/>
+      <w:lvlJc w:val="left"/>
+      <w:pPr>
+        <w:tabs>
+          <w:tab w:val="num" w:pos="2160"/>
+        </w:tabs>
+        <w:ind w:left="2160" w:hanging="360"/>
+      </w:pPr>
+      <w:rPr>
+        <w:rFonts w:ascii="Wingdings" w:hAnsi="Wingdings" w:hint="default"/>
+        <w:sz w:val="20"/>
+      </w:rPr>
+    </w:lvl>
+    <w:lvl w:ilvl="3" w:tentative="1">
+      <w:start w:val="1"/>
+      <w:numFmt w:val="bullet"/>
+      <w:lvlText w:val=""/>
+      <w:lvlJc w:val="left"/>
+      <w:pPr>
+        <w:tabs>
+          <w:tab w:val="num" w:pos="2880"/>
+        </w:tabs>
+        <w:ind w:left="2880" w:hanging="360"/>
+      </w:pPr>
+      <w:rPr>
+        <w:rFonts w:ascii="Wingdings" w:hAnsi="Wingdings" w:hint="default"/>
+        <w:sz w:val="20"/>
+      </w:rPr>
+    </w:lvl>
+    <w:lvl w:ilvl="4" w:tentative="1">
+      <w:start w:val="1"/>
+      <w:numFmt w:val="bullet"/>
+      <w:lvlText w:val=""/>
+      <w:lvlJc w:val="left"/>
+      <w:pPr>
+        <w:tabs>
+          <w:tab w:val="num" w:pos="3600"/>
+        </w:tabs>
+        <w:ind w:left="3600" w:hanging="360"/>
+      </w:pPr>
+      <w:rPr>
+        <w:rFonts w:ascii="Wingdings" w:hAnsi="Wingdings" w:hint="default"/>
+        <w:sz w:val="20"/>
+      </w:rPr>
+    </w:lvl>
+    <w:lvl w:ilvl="5" w:tentative="1">
+      <w:start w:val="1"/>
+      <w:numFmt w:val="bullet"/>
+      <w:lvlText w:val=""/>
+      <w:lvlJc w:val="left"/>
+      <w:pPr>
+        <w:tabs>
+          <w:tab w:val="num" w:pos="4320"/>
+        </w:tabs>
+        <w:ind w:left="4320" w:hanging="360"/>
+      </w:pPr>
+      <w:rPr>
+        <w:rFonts w:ascii="Wingdings" w:hAnsi="Wingdings" w:hint="default"/>
+        <w:sz w:val="20"/>
+      </w:rPr>
+    </w:lvl>
+    <w:lvl w:ilvl="6" w:tentative="1">
+      <w:start w:val="1"/>
+      <w:numFmt w:val="bullet"/>
+      <w:lvlText w:val=""/>
+      <w:lvlJc w:val="left"/>
+      <w:pPr>
+        <w:tabs>
+          <w:tab w:val="num" w:pos="5040"/>
+        </w:tabs>
+        <w:ind w:left="5040" w:hanging="360"/>
+      </w:pPr>
+      <w:rPr>
+        <w:rFonts w:ascii="Wingdings" w:hAnsi="Wingdings" w:hint="default"/>
+        <w:sz w:val="20"/>
+      </w:rPr>
+    </w:lvl>
+    <w:lvl w:ilvl="7" w:tentative="1">
+      <w:start w:val="1"/>
+      <w:numFmt w:val="bullet"/>
+      <w:lvlText w:val=""/>
+      <w:lvlJc w:val="left"/>
+      <w:pPr>
+        <w:tabs>
+          <w:tab w:val="num" w:pos="5760"/>
+        </w:tabs>
+        <w:ind w:left="5760" w:hanging="360"/>
+      </w:pPr>
+      <w:rPr>
+        <w:rFonts w:ascii="Wingdings" w:hAnsi="Wingdings" w:hint="default"/>
+        <w:sz w:val="20"/>
+      </w:rPr>
+    </w:lvl>
+    <w:lvl w:ilvl="8" w:tentative="1">
+      <w:start w:val="1"/>
+      <w:numFmt w:val="bullet"/>
+      <w:lvlText w:val=""/>
+      <w:lvlJc w:val="left"/>
+      <w:pPr>
+        <w:tabs>
+          <w:tab w:val="num" w:pos="6480"/>
+        </w:tabs>
+        <w:ind w:left="6480" w:hanging="360"/>
+      </w:pPr>
+      <w:rPr>
+        <w:rFonts w:ascii="Wingdings" w:hAnsi="Wingdings" w:hint="default"/>
+        <w:sz w:val="20"/>
+      </w:rPr>
+    </w:lvl>
+  </w:abstractNum>
+  <w:abstractNum w:abstractNumId="4" w15:restartNumberingAfterBreak="0">
+    <w:nsid w:val="071307C0"/>
+    <w:multiLevelType w:val="multilevel"/>
+    <w:tmpl w:val="0E0C4DE6"/>
+    <w:lvl w:ilvl="0">
+      <w:start w:val="1"/>
+      <w:numFmt w:val="bullet"/>
+      <w:lvlText w:val=""/>
+      <w:lvlJc w:val="left"/>
+      <w:pPr>
+        <w:tabs>
+          <w:tab w:val="num" w:pos="720"/>
+        </w:tabs>
+        <w:ind w:left="720" w:hanging="360"/>
+      </w:pPr>
+      <w:rPr>
+        <w:rFonts w:ascii="Symbol" w:hAnsi="Symbol" w:hint="default"/>
+        <w:sz w:val="20"/>
+      </w:rPr>
+    </w:lvl>
+    <w:lvl w:ilvl="1" w:tentative="1">
+      <w:start w:val="1"/>
+      <w:numFmt w:val="bullet"/>
+      <w:lvlText w:val="o"/>
+      <w:lvlJc w:val="left"/>
+      <w:pPr>
+        <w:tabs>
+          <w:tab w:val="num" w:pos="1440"/>
+        </w:tabs>
+        <w:ind w:left="1440" w:hanging="360"/>
+      </w:pPr>
+      <w:rPr>
+        <w:rFonts w:ascii="Courier New" w:hAnsi="Courier New" w:hint="default"/>
+        <w:sz w:val="20"/>
+      </w:rPr>
+    </w:lvl>
+    <w:lvl w:ilvl="2" w:tentative="1">
+      <w:start w:val="1"/>
+      <w:numFmt w:val="bullet"/>
+      <w:lvlText w:val=""/>
+      <w:lvlJc w:val="left"/>
+      <w:pPr>
+        <w:tabs>
+          <w:tab w:val="num" w:pos="2160"/>
+        </w:tabs>
+        <w:ind w:left="2160" w:hanging="360"/>
+      </w:pPr>
+      <w:rPr>
+        <w:rFonts w:ascii="Wingdings" w:hAnsi="Wingdings" w:hint="default"/>
+        <w:sz w:val="20"/>
+      </w:rPr>
+    </w:lvl>
+    <w:lvl w:ilvl="3" w:tentative="1">
+      <w:start w:val="1"/>
+      <w:numFmt w:val="bullet"/>
+      <w:lvlText w:val=""/>
+      <w:lvlJc w:val="left"/>
+      <w:pPr>
+        <w:tabs>
+          <w:tab w:val="num" w:pos="2880"/>
+        </w:tabs>
+        <w:ind w:left="2880" w:hanging="360"/>
+      </w:pPr>
+      <w:rPr>
+        <w:rFonts w:ascii="Wingdings" w:hAnsi="Wingdings" w:hint="default"/>
+        <w:sz w:val="20"/>
+      </w:rPr>
+    </w:lvl>
+    <w:lvl w:ilvl="4" w:tentative="1">
+      <w:start w:val="1"/>
+      <w:numFmt w:val="bullet"/>
+      <w:lvlText w:val=""/>
+      <w:lvlJc w:val="left"/>
+      <w:pPr>
+        <w:tabs>
+          <w:tab w:val="num" w:pos="3600"/>
+        </w:tabs>
+        <w:ind w:left="3600" w:hanging="360"/>
+      </w:pPr>
+      <w:rPr>
+        <w:rFonts w:ascii="Wingdings" w:hAnsi="Wingdings" w:hint="default"/>
+        <w:sz w:val="20"/>
+      </w:rPr>
+    </w:lvl>
+    <w:lvl w:ilvl="5" w:tentative="1">
+      <w:start w:val="1"/>
+      <w:numFmt w:val="bullet"/>
+      <w:lvlText w:val=""/>
+      <w:lvlJc w:val="left"/>
+      <w:pPr>
+        <w:tabs>
+          <w:tab w:val="num" w:pos="4320"/>
+        </w:tabs>
+        <w:ind w:left="4320" w:hanging="360"/>
+      </w:pPr>
+      <w:rPr>
+        <w:rFonts w:ascii="Wingdings" w:hAnsi="Wingdings" w:hint="default"/>
+        <w:sz w:val="20"/>
+      </w:rPr>
+    </w:lvl>
+    <w:lvl w:ilvl="6" w:tentative="1">
+      <w:start w:val="1"/>
+      <w:numFmt w:val="bullet"/>
+      <w:lvlText w:val=""/>
+      <w:lvlJc w:val="left"/>
+      <w:pPr>
+        <w:tabs>
+          <w:tab w:val="num" w:pos="5040"/>
+        </w:tabs>
+        <w:ind w:left="5040" w:hanging="360"/>
+      </w:pPr>
+      <w:rPr>
+        <w:rFonts w:ascii="Wingdings" w:hAnsi="Wingdings" w:hint="default"/>
+        <w:sz w:val="20"/>
+      </w:rPr>
+    </w:lvl>
+    <w:lvl w:ilvl="7" w:tentative="1">
+      <w:start w:val="1"/>
+      <w:numFmt w:val="bullet"/>
+      <w:lvlText w:val=""/>
+      <w:lvlJc w:val="left"/>
+      <w:pPr>
+        <w:tabs>
+          <w:tab w:val="num" w:pos="5760"/>
+        </w:tabs>
+        <w:ind w:left="5760" w:hanging="360"/>
+      </w:pPr>
+      <w:rPr>
+        <w:rFonts w:ascii="Wingdings" w:hAnsi="Wingdings" w:hint="default"/>
+        <w:sz w:val="20"/>
+      </w:rPr>
+    </w:lvl>
+    <w:lvl w:ilvl="8" w:tentative="1">
+      <w:start w:val="1"/>
+      <w:numFmt w:val="bullet"/>
+      <w:lvlText w:val=""/>
+      <w:lvlJc w:val="left"/>
+      <w:pPr>
+        <w:tabs>
+          <w:tab w:val="num" w:pos="6480"/>
+        </w:tabs>
+        <w:ind w:left="6480" w:hanging="360"/>
+      </w:pPr>
+      <w:rPr>
+        <w:rFonts w:ascii="Wingdings" w:hAnsi="Wingdings" w:hint="default"/>
+        <w:sz w:val="20"/>
+      </w:rPr>
+    </w:lvl>
+  </w:abstractNum>
+  <w:abstractNum w:abstractNumId="5" w15:restartNumberingAfterBreak="0">
     <w:nsid w:val="0A365D27"/>
     <w:multiLevelType w:val="multilevel"/>
     <w:tmpl w:val="FA94B828"/>
@@ -4130,7 +3378,156 @@
       </w:rPr>
     </w:lvl>
   </w:abstractNum>
-  <w:abstractNum w:abstractNumId="3" w15:restartNumberingAfterBreak="0">
+  <w:abstractNum w:abstractNumId="6" w15:restartNumberingAfterBreak="0">
+    <w:nsid w:val="0ECE1F85"/>
+    <w:multiLevelType w:val="multilevel"/>
+    <w:tmpl w:val="B68CC2B6"/>
+    <w:lvl w:ilvl="0">
+      <w:start w:val="1"/>
+      <w:numFmt w:val="bullet"/>
+      <w:lvlText w:val=""/>
+      <w:lvlJc w:val="left"/>
+      <w:pPr>
+        <w:tabs>
+          <w:tab w:val="num" w:pos="720"/>
+        </w:tabs>
+        <w:ind w:left="720" w:hanging="360"/>
+      </w:pPr>
+      <w:rPr>
+        <w:rFonts w:ascii="Symbol" w:hAnsi="Symbol" w:hint="default"/>
+        <w:sz w:val="20"/>
+      </w:rPr>
+    </w:lvl>
+    <w:lvl w:ilvl="1" w:tentative="1">
+      <w:start w:val="1"/>
+      <w:numFmt w:val="bullet"/>
+      <w:lvlText w:val="o"/>
+      <w:lvlJc w:val="left"/>
+      <w:pPr>
+        <w:tabs>
+          <w:tab w:val="num" w:pos="1440"/>
+        </w:tabs>
+        <w:ind w:left="1440" w:hanging="360"/>
+      </w:pPr>
+      <w:rPr>
+        <w:rFonts w:ascii="Courier New" w:hAnsi="Courier New" w:hint="default"/>
+        <w:sz w:val="20"/>
+      </w:rPr>
+    </w:lvl>
+    <w:lvl w:ilvl="2" w:tentative="1">
+      <w:start w:val="1"/>
+      <w:numFmt w:val="bullet"/>
+      <w:lvlText w:val=""/>
+      <w:lvlJc w:val="left"/>
+      <w:pPr>
+        <w:tabs>
+          <w:tab w:val="num" w:pos="2160"/>
+        </w:tabs>
+        <w:ind w:left="2160" w:hanging="360"/>
+      </w:pPr>
+      <w:rPr>
+        <w:rFonts w:ascii="Wingdings" w:hAnsi="Wingdings" w:hint="default"/>
+        <w:sz w:val="20"/>
+      </w:rPr>
+    </w:lvl>
+    <w:lvl w:ilvl="3" w:tentative="1">
+      <w:start w:val="1"/>
+      <w:numFmt w:val="bullet"/>
+      <w:lvlText w:val=""/>
+      <w:lvlJc w:val="left"/>
+      <w:pPr>
+        <w:tabs>
+          <w:tab w:val="num" w:pos="2880"/>
+        </w:tabs>
+        <w:ind w:left="2880" w:hanging="360"/>
+      </w:pPr>
+      <w:rPr>
+        <w:rFonts w:ascii="Wingdings" w:hAnsi="Wingdings" w:hint="default"/>
+        <w:sz w:val="20"/>
+      </w:rPr>
+    </w:lvl>
+    <w:lvl w:ilvl="4" w:tentative="1">
+      <w:start w:val="1"/>
+      <w:numFmt w:val="bullet"/>
+      <w:lvlText w:val=""/>
+      <w:lvlJc w:val="left"/>
+      <w:pPr>
+        <w:tabs>
+          <w:tab w:val="num" w:pos="3600"/>
+        </w:tabs>
+        <w:ind w:left="3600" w:hanging="360"/>
+      </w:pPr>
+      <w:rPr>
+        <w:rFonts w:ascii="Wingdings" w:hAnsi="Wingdings" w:hint="default"/>
+        <w:sz w:val="20"/>
+      </w:rPr>
+    </w:lvl>
+    <w:lvl w:ilvl="5" w:tentative="1">
+      <w:start w:val="1"/>
+      <w:numFmt w:val="bullet"/>
+      <w:lvlText w:val=""/>
+      <w:lvlJc w:val="left"/>
+      <w:pPr>
+        <w:tabs>
+          <w:tab w:val="num" w:pos="4320"/>
+        </w:tabs>
+        <w:ind w:left="4320" w:hanging="360"/>
+      </w:pPr>
+      <w:rPr>
+        <w:rFonts w:ascii="Wingdings" w:hAnsi="Wingdings" w:hint="default"/>
+        <w:sz w:val="20"/>
+      </w:rPr>
+    </w:lvl>
+    <w:lvl w:ilvl="6" w:tentative="1">
+      <w:start w:val="1"/>
+      <w:numFmt w:val="bullet"/>
+      <w:lvlText w:val=""/>
+      <w:lvlJc w:val="left"/>
+      <w:pPr>
+        <w:tabs>
+          <w:tab w:val="num" w:pos="5040"/>
+        </w:tabs>
+        <w:ind w:left="5040" w:hanging="360"/>
+      </w:pPr>
+      <w:rPr>
+        <w:rFonts w:ascii="Wingdings" w:hAnsi="Wingdings" w:hint="default"/>
+        <w:sz w:val="20"/>
+      </w:rPr>
+    </w:lvl>
+    <w:lvl w:ilvl="7" w:tentative="1">
+      <w:start w:val="1"/>
+      <w:numFmt w:val="bullet"/>
+      <w:lvlText w:val=""/>
+      <w:lvlJc w:val="left"/>
+      <w:pPr>
+        <w:tabs>
+          <w:tab w:val="num" w:pos="5760"/>
+        </w:tabs>
+        <w:ind w:left="5760" w:hanging="360"/>
+      </w:pPr>
+      <w:rPr>
+        <w:rFonts w:ascii="Wingdings" w:hAnsi="Wingdings" w:hint="default"/>
+        <w:sz w:val="20"/>
+      </w:rPr>
+    </w:lvl>
+    <w:lvl w:ilvl="8" w:tentative="1">
+      <w:start w:val="1"/>
+      <w:numFmt w:val="bullet"/>
+      <w:lvlText w:val=""/>
+      <w:lvlJc w:val="left"/>
+      <w:pPr>
+        <w:tabs>
+          <w:tab w:val="num" w:pos="6480"/>
+        </w:tabs>
+        <w:ind w:left="6480" w:hanging="360"/>
+      </w:pPr>
+      <w:rPr>
+        <w:rFonts w:ascii="Wingdings" w:hAnsi="Wingdings" w:hint="default"/>
+        <w:sz w:val="20"/>
+      </w:rPr>
+    </w:lvl>
+  </w:abstractNum>
+  <w:abstractNum w:abstractNumId="7" w15:restartNumberingAfterBreak="0">
     <w:nsid w:val="0F293FCD"/>
     <w:multiLevelType w:val="multilevel"/>
     <w:tmpl w:val="B30EC288"/>
@@ -4279,7 +3676,7 @@
       </w:rPr>
     </w:lvl>
   </w:abstractNum>
-  <w:abstractNum w:abstractNumId="4" w15:restartNumberingAfterBreak="0">
+  <w:abstractNum w:abstractNumId="8" w15:restartNumberingAfterBreak="0">
     <w:nsid w:val="215B6748"/>
     <w:multiLevelType w:val="multilevel"/>
     <w:tmpl w:val="FCDC0EA8"/>
@@ -4392,7 +3789,156 @@
       </w:pPr>
     </w:lvl>
   </w:abstractNum>
-  <w:abstractNum w:abstractNumId="5" w15:restartNumberingAfterBreak="0">
+  <w:abstractNum w:abstractNumId="9" w15:restartNumberingAfterBreak="0">
+    <w:nsid w:val="257D78F3"/>
+    <w:multiLevelType w:val="multilevel"/>
+    <w:tmpl w:val="BB30B37E"/>
+    <w:lvl w:ilvl="0">
+      <w:start w:val="1"/>
+      <w:numFmt w:val="bullet"/>
+      <w:lvlText w:val=""/>
+      <w:lvlJc w:val="left"/>
+      <w:pPr>
+        <w:tabs>
+          <w:tab w:val="num" w:pos="720"/>
+        </w:tabs>
+        <w:ind w:left="720" w:hanging="360"/>
+      </w:pPr>
+      <w:rPr>
+        <w:rFonts w:ascii="Symbol" w:hAnsi="Symbol" w:hint="default"/>
+        <w:sz w:val="20"/>
+      </w:rPr>
+    </w:lvl>
+    <w:lvl w:ilvl="1" w:tentative="1">
+      <w:start w:val="1"/>
+      <w:numFmt w:val="bullet"/>
+      <w:lvlText w:val="o"/>
+      <w:lvlJc w:val="left"/>
+      <w:pPr>
+        <w:tabs>
+          <w:tab w:val="num" w:pos="1440"/>
+        </w:tabs>
+        <w:ind w:left="1440" w:hanging="360"/>
+      </w:pPr>
+      <w:rPr>
+        <w:rFonts w:ascii="Courier New" w:hAnsi="Courier New" w:hint="default"/>
+        <w:sz w:val="20"/>
+      </w:rPr>
+    </w:lvl>
+    <w:lvl w:ilvl="2" w:tentative="1">
+      <w:start w:val="1"/>
+      <w:numFmt w:val="bullet"/>
+      <w:lvlText w:val=""/>
+      <w:lvlJc w:val="left"/>
+      <w:pPr>
+        <w:tabs>
+          <w:tab w:val="num" w:pos="2160"/>
+        </w:tabs>
+        <w:ind w:left="2160" w:hanging="360"/>
+      </w:pPr>
+      <w:rPr>
+        <w:rFonts w:ascii="Wingdings" w:hAnsi="Wingdings" w:hint="default"/>
+        <w:sz w:val="20"/>
+      </w:rPr>
+    </w:lvl>
+    <w:lvl w:ilvl="3" w:tentative="1">
+      <w:start w:val="1"/>
+      <w:numFmt w:val="bullet"/>
+      <w:lvlText w:val=""/>
+      <w:lvlJc w:val="left"/>
+      <w:pPr>
+        <w:tabs>
+          <w:tab w:val="num" w:pos="2880"/>
+        </w:tabs>
+        <w:ind w:left="2880" w:hanging="360"/>
+      </w:pPr>
+      <w:rPr>
+        <w:rFonts w:ascii="Wingdings" w:hAnsi="Wingdings" w:hint="default"/>
+        <w:sz w:val="20"/>
+      </w:rPr>
+    </w:lvl>
+    <w:lvl w:ilvl="4" w:tentative="1">
+      <w:start w:val="1"/>
+      <w:numFmt w:val="bullet"/>
+      <w:lvlText w:val=""/>
+      <w:lvlJc w:val="left"/>
+      <w:pPr>
+        <w:tabs>
+          <w:tab w:val="num" w:pos="3600"/>
+        </w:tabs>
+        <w:ind w:left="3600" w:hanging="360"/>
+      </w:pPr>
+      <w:rPr>
+        <w:rFonts w:ascii="Wingdings" w:hAnsi="Wingdings" w:hint="default"/>
+        <w:sz w:val="20"/>
+      </w:rPr>
+    </w:lvl>
+    <w:lvl w:ilvl="5" w:tentative="1">
+      <w:start w:val="1"/>
+      <w:numFmt w:val="bullet"/>
+      <w:lvlText w:val=""/>
+      <w:lvlJc w:val="left"/>
+      <w:pPr>
+        <w:tabs>
+          <w:tab w:val="num" w:pos="4320"/>
+        </w:tabs>
+        <w:ind w:left="4320" w:hanging="360"/>
+      </w:pPr>
+      <w:rPr>
+        <w:rFonts w:ascii="Wingdings" w:hAnsi="Wingdings" w:hint="default"/>
+        <w:sz w:val="20"/>
+      </w:rPr>
+    </w:lvl>
+    <w:lvl w:ilvl="6" w:tentative="1">
+      <w:start w:val="1"/>
+      <w:numFmt w:val="bullet"/>
+      <w:lvlText w:val=""/>
+      <w:lvlJc w:val="left"/>
+      <w:pPr>
+        <w:tabs>
+          <w:tab w:val="num" w:pos="5040"/>
+        </w:tabs>
+        <w:ind w:left="5040" w:hanging="360"/>
+      </w:pPr>
+      <w:rPr>
+        <w:rFonts w:ascii="Wingdings" w:hAnsi="Wingdings" w:hint="default"/>
+        <w:sz w:val="20"/>
+      </w:rPr>
+    </w:lvl>
+    <w:lvl w:ilvl="7" w:tentative="1">
+      <w:start w:val="1"/>
+      <w:numFmt w:val="bullet"/>
+      <w:lvlText w:val=""/>
+      <w:lvlJc w:val="left"/>
+      <w:pPr>
+        <w:tabs>
+          <w:tab w:val="num" w:pos="5760"/>
+        </w:tabs>
+        <w:ind w:left="5760" w:hanging="360"/>
+      </w:pPr>
+      <w:rPr>
+        <w:rFonts w:ascii="Wingdings" w:hAnsi="Wingdings" w:hint="default"/>
+        <w:sz w:val="20"/>
+      </w:rPr>
+    </w:lvl>
+    <w:lvl w:ilvl="8" w:tentative="1">
+      <w:start w:val="1"/>
+      <w:numFmt w:val="bullet"/>
+      <w:lvlText w:val=""/>
+      <w:lvlJc w:val="left"/>
+      <w:pPr>
+        <w:tabs>
+          <w:tab w:val="num" w:pos="6480"/>
+        </w:tabs>
+        <w:ind w:left="6480" w:hanging="360"/>
+      </w:pPr>
+      <w:rPr>
+        <w:rFonts w:ascii="Wingdings" w:hAnsi="Wingdings" w:hint="default"/>
+        <w:sz w:val="20"/>
+      </w:rPr>
+    </w:lvl>
+  </w:abstractNum>
+  <w:abstractNum w:abstractNumId="10" w15:restartNumberingAfterBreak="0">
     <w:nsid w:val="30F84FA8"/>
     <w:multiLevelType w:val="multilevel"/>
     <w:tmpl w:val="2B68A156"/>
@@ -4541,7 +4087,7 @@
       </w:rPr>
     </w:lvl>
   </w:abstractNum>
-  <w:abstractNum w:abstractNumId="6" w15:restartNumberingAfterBreak="0">
+  <w:abstractNum w:abstractNumId="11" w15:restartNumberingAfterBreak="0">
     <w:nsid w:val="33B56762"/>
     <w:multiLevelType w:val="multilevel"/>
     <w:tmpl w:val="D1B497F4"/>
@@ -4690,7 +4236,305 @@
       </w:rPr>
     </w:lvl>
   </w:abstractNum>
-  <w:abstractNum w:abstractNumId="7" w15:restartNumberingAfterBreak="0">
+  <w:abstractNum w:abstractNumId="12" w15:restartNumberingAfterBreak="0">
+    <w:nsid w:val="36383DFF"/>
+    <w:multiLevelType w:val="multilevel"/>
+    <w:tmpl w:val="3B9E95AE"/>
+    <w:lvl w:ilvl="0">
+      <w:start w:val="1"/>
+      <w:numFmt w:val="bullet"/>
+      <w:lvlText w:val=""/>
+      <w:lvlJc w:val="left"/>
+      <w:pPr>
+        <w:tabs>
+          <w:tab w:val="num" w:pos="720"/>
+        </w:tabs>
+        <w:ind w:left="720" w:hanging="360"/>
+      </w:pPr>
+      <w:rPr>
+        <w:rFonts w:ascii="Symbol" w:hAnsi="Symbol" w:hint="default"/>
+        <w:sz w:val="20"/>
+      </w:rPr>
+    </w:lvl>
+    <w:lvl w:ilvl="1" w:tentative="1">
+      <w:start w:val="1"/>
+      <w:numFmt w:val="bullet"/>
+      <w:lvlText w:val="o"/>
+      <w:lvlJc w:val="left"/>
+      <w:pPr>
+        <w:tabs>
+          <w:tab w:val="num" w:pos="1440"/>
+        </w:tabs>
+        <w:ind w:left="1440" w:hanging="360"/>
+      </w:pPr>
+      <w:rPr>
+        <w:rFonts w:ascii="Courier New" w:hAnsi="Courier New" w:hint="default"/>
+        <w:sz w:val="20"/>
+      </w:rPr>
+    </w:lvl>
+    <w:lvl w:ilvl="2" w:tentative="1">
+      <w:start w:val="1"/>
+      <w:numFmt w:val="bullet"/>
+      <w:lvlText w:val=""/>
+      <w:lvlJc w:val="left"/>
+      <w:pPr>
+        <w:tabs>
+          <w:tab w:val="num" w:pos="2160"/>
+        </w:tabs>
+        <w:ind w:left="2160" w:hanging="360"/>
+      </w:pPr>
+      <w:rPr>
+        <w:rFonts w:ascii="Wingdings" w:hAnsi="Wingdings" w:hint="default"/>
+        <w:sz w:val="20"/>
+      </w:rPr>
+    </w:lvl>
+    <w:lvl w:ilvl="3" w:tentative="1">
+      <w:start w:val="1"/>
+      <w:numFmt w:val="bullet"/>
+      <w:lvlText w:val=""/>
+      <w:lvlJc w:val="left"/>
+      <w:pPr>
+        <w:tabs>
+          <w:tab w:val="num" w:pos="2880"/>
+        </w:tabs>
+        <w:ind w:left="2880" w:hanging="360"/>
+      </w:pPr>
+      <w:rPr>
+        <w:rFonts w:ascii="Wingdings" w:hAnsi="Wingdings" w:hint="default"/>
+        <w:sz w:val="20"/>
+      </w:rPr>
+    </w:lvl>
+    <w:lvl w:ilvl="4" w:tentative="1">
+      <w:start w:val="1"/>
+      <w:numFmt w:val="bullet"/>
+      <w:lvlText w:val=""/>
+      <w:lvlJc w:val="left"/>
+      <w:pPr>
+        <w:tabs>
+          <w:tab w:val="num" w:pos="3600"/>
+        </w:tabs>
+        <w:ind w:left="3600" w:hanging="360"/>
+      </w:pPr>
+      <w:rPr>
+        <w:rFonts w:ascii="Wingdings" w:hAnsi="Wingdings" w:hint="default"/>
+        <w:sz w:val="20"/>
+      </w:rPr>
+    </w:lvl>
+    <w:lvl w:ilvl="5" w:tentative="1">
+      <w:start w:val="1"/>
+      <w:numFmt w:val="bullet"/>
+      <w:lvlText w:val=""/>
+      <w:lvlJc w:val="left"/>
+      <w:pPr>
+        <w:tabs>
+          <w:tab w:val="num" w:pos="4320"/>
+        </w:tabs>
+        <w:ind w:left="4320" w:hanging="360"/>
+      </w:pPr>
+      <w:rPr>
+        <w:rFonts w:ascii="Wingdings" w:hAnsi="Wingdings" w:hint="default"/>
+        <w:sz w:val="20"/>
+      </w:rPr>
+    </w:lvl>
+    <w:lvl w:ilvl="6" w:tentative="1">
+      <w:start w:val="1"/>
+      <w:numFmt w:val="bullet"/>
+      <w:lvlText w:val=""/>
+      <w:lvlJc w:val="left"/>
+      <w:pPr>
+        <w:tabs>
+          <w:tab w:val="num" w:pos="5040"/>
+        </w:tabs>
+        <w:ind w:left="5040" w:hanging="360"/>
+      </w:pPr>
+      <w:rPr>
+        <w:rFonts w:ascii="Wingdings" w:hAnsi="Wingdings" w:hint="default"/>
+        <w:sz w:val="20"/>
+      </w:rPr>
+    </w:lvl>
+    <w:lvl w:ilvl="7" w:tentative="1">
+      <w:start w:val="1"/>
+      <w:numFmt w:val="bullet"/>
+      <w:lvlText w:val=""/>
+      <w:lvlJc w:val="left"/>
+      <w:pPr>
+        <w:tabs>
+          <w:tab w:val="num" w:pos="5760"/>
+        </w:tabs>
+        <w:ind w:left="5760" w:hanging="360"/>
+      </w:pPr>
+      <w:rPr>
+        <w:rFonts w:ascii="Wingdings" w:hAnsi="Wingdings" w:hint="default"/>
+        <w:sz w:val="20"/>
+      </w:rPr>
+    </w:lvl>
+    <w:lvl w:ilvl="8" w:tentative="1">
+      <w:start w:val="1"/>
+      <w:numFmt w:val="bullet"/>
+      <w:lvlText w:val=""/>
+      <w:lvlJc w:val="left"/>
+      <w:pPr>
+        <w:tabs>
+          <w:tab w:val="num" w:pos="6480"/>
+        </w:tabs>
+        <w:ind w:left="6480" w:hanging="360"/>
+      </w:pPr>
+      <w:rPr>
+        <w:rFonts w:ascii="Wingdings" w:hAnsi="Wingdings" w:hint="default"/>
+        <w:sz w:val="20"/>
+      </w:rPr>
+    </w:lvl>
+  </w:abstractNum>
+  <w:abstractNum w:abstractNumId="13" w15:restartNumberingAfterBreak="0">
+    <w:nsid w:val="4A056FBF"/>
+    <w:multiLevelType w:val="multilevel"/>
+    <w:tmpl w:val="7EBC8A64"/>
+    <w:lvl w:ilvl="0">
+      <w:start w:val="1"/>
+      <w:numFmt w:val="bullet"/>
+      <w:lvlText w:val=""/>
+      <w:lvlJc w:val="left"/>
+      <w:pPr>
+        <w:tabs>
+          <w:tab w:val="num" w:pos="720"/>
+        </w:tabs>
+        <w:ind w:left="720" w:hanging="360"/>
+      </w:pPr>
+      <w:rPr>
+        <w:rFonts w:ascii="Symbol" w:hAnsi="Symbol" w:hint="default"/>
+        <w:sz w:val="20"/>
+      </w:rPr>
+    </w:lvl>
+    <w:lvl w:ilvl="1">
+      <w:start w:val="1"/>
+      <w:numFmt w:val="bullet"/>
+      <w:lvlText w:val="o"/>
+      <w:lvlJc w:val="left"/>
+      <w:pPr>
+        <w:tabs>
+          <w:tab w:val="num" w:pos="1440"/>
+        </w:tabs>
+        <w:ind w:left="1440" w:hanging="360"/>
+      </w:pPr>
+      <w:rPr>
+        <w:rFonts w:ascii="Courier New" w:hAnsi="Courier New" w:hint="default"/>
+        <w:sz w:val="20"/>
+      </w:rPr>
+    </w:lvl>
+    <w:lvl w:ilvl="2" w:tentative="1">
+      <w:start w:val="1"/>
+      <w:numFmt w:val="bullet"/>
+      <w:lvlText w:val=""/>
+      <w:lvlJc w:val="left"/>
+      <w:pPr>
+        <w:tabs>
+          <w:tab w:val="num" w:pos="2160"/>
+        </w:tabs>
+        <w:ind w:left="2160" w:hanging="360"/>
+      </w:pPr>
+      <w:rPr>
+        <w:rFonts w:ascii="Wingdings" w:hAnsi="Wingdings" w:hint="default"/>
+        <w:sz w:val="20"/>
+      </w:rPr>
+    </w:lvl>
+    <w:lvl w:ilvl="3" w:tentative="1">
+      <w:start w:val="1"/>
+      <w:numFmt w:val="bullet"/>
+      <w:lvlText w:val=""/>
+      <w:lvlJc w:val="left"/>
+      <w:pPr>
+        <w:tabs>
+          <w:tab w:val="num" w:pos="2880"/>
+        </w:tabs>
+        <w:ind w:left="2880" w:hanging="360"/>
+      </w:pPr>
+      <w:rPr>
+        <w:rFonts w:ascii="Wingdings" w:hAnsi="Wingdings" w:hint="default"/>
+        <w:sz w:val="20"/>
+      </w:rPr>
+    </w:lvl>
+    <w:lvl w:ilvl="4" w:tentative="1">
+      <w:start w:val="1"/>
+      <w:numFmt w:val="bullet"/>
+      <w:lvlText w:val=""/>
+      <w:lvlJc w:val="left"/>
+      <w:pPr>
+        <w:tabs>
+          <w:tab w:val="num" w:pos="3600"/>
+        </w:tabs>
+        <w:ind w:left="3600" w:hanging="360"/>
+      </w:pPr>
+      <w:rPr>
+        <w:rFonts w:ascii="Wingdings" w:hAnsi="Wingdings" w:hint="default"/>
+        <w:sz w:val="20"/>
+      </w:rPr>
+    </w:lvl>
+    <w:lvl w:ilvl="5" w:tentative="1">
+      <w:start w:val="1"/>
+      <w:numFmt w:val="bullet"/>
+      <w:lvlText w:val=""/>
+      <w:lvlJc w:val="left"/>
+      <w:pPr>
+        <w:tabs>
+          <w:tab w:val="num" w:pos="4320"/>
+        </w:tabs>
+        <w:ind w:left="4320" w:hanging="360"/>
+      </w:pPr>
+      <w:rPr>
+        <w:rFonts w:ascii="Wingdings" w:hAnsi="Wingdings" w:hint="default"/>
+        <w:sz w:val="20"/>
+      </w:rPr>
+    </w:lvl>
+    <w:lvl w:ilvl="6" w:tentative="1">
+      <w:start w:val="1"/>
+      <w:numFmt w:val="bullet"/>
+      <w:lvlText w:val=""/>
+      <w:lvlJc w:val="left"/>
+      <w:pPr>
+        <w:tabs>
+          <w:tab w:val="num" w:pos="5040"/>
+        </w:tabs>
+        <w:ind w:left="5040" w:hanging="360"/>
+      </w:pPr>
+      <w:rPr>
+        <w:rFonts w:ascii="Wingdings" w:hAnsi="Wingdings" w:hint="default"/>
+        <w:sz w:val="20"/>
+      </w:rPr>
+    </w:lvl>
+    <w:lvl w:ilvl="7" w:tentative="1">
+      <w:start w:val="1"/>
+      <w:numFmt w:val="bullet"/>
+      <w:lvlText w:val=""/>
+      <w:lvlJc w:val="left"/>
+      <w:pPr>
+        <w:tabs>
+          <w:tab w:val="num" w:pos="5760"/>
+        </w:tabs>
+        <w:ind w:left="5760" w:hanging="360"/>
+      </w:pPr>
+      <w:rPr>
+        <w:rFonts w:ascii="Wingdings" w:hAnsi="Wingdings" w:hint="default"/>
+        <w:sz w:val="20"/>
+      </w:rPr>
+    </w:lvl>
+    <w:lvl w:ilvl="8" w:tentative="1">
+      <w:start w:val="1"/>
+      <w:numFmt w:val="bullet"/>
+      <w:lvlText w:val=""/>
+      <w:lvlJc w:val="left"/>
+      <w:pPr>
+        <w:tabs>
+          <w:tab w:val="num" w:pos="6480"/>
+        </w:tabs>
+        <w:ind w:left="6480" w:hanging="360"/>
+      </w:pPr>
+      <w:rPr>
+        <w:rFonts w:ascii="Wingdings" w:hAnsi="Wingdings" w:hint="default"/>
+        <w:sz w:val="20"/>
+      </w:rPr>
+    </w:lvl>
+  </w:abstractNum>
+  <w:abstractNum w:abstractNumId="14" w15:restartNumberingAfterBreak="0">
     <w:nsid w:val="555449F0"/>
     <w:multiLevelType w:val="multilevel"/>
     <w:tmpl w:val="92EA93D6"/>
@@ -4839,7 +4683,7 @@
       </w:rPr>
     </w:lvl>
   </w:abstractNum>
-  <w:abstractNum w:abstractNumId="8" w15:restartNumberingAfterBreak="0">
+  <w:abstractNum w:abstractNumId="15" w15:restartNumberingAfterBreak="0">
     <w:nsid w:val="668D0F57"/>
     <w:multiLevelType w:val="multilevel"/>
     <w:tmpl w:val="5F2EFAD8"/>
@@ -4988,7 +4832,7 @@
       </w:rPr>
     </w:lvl>
   </w:abstractNum>
-  <w:abstractNum w:abstractNumId="9" w15:restartNumberingAfterBreak="0">
+  <w:abstractNum w:abstractNumId="16" w15:restartNumberingAfterBreak="0">
     <w:nsid w:val="6A8422CA"/>
     <w:multiLevelType w:val="multilevel"/>
     <w:tmpl w:val="9834A278"/>
@@ -5137,7 +4981,124 @@
       </w:rPr>
     </w:lvl>
   </w:abstractNum>
-  <w:abstractNum w:abstractNumId="10" w15:restartNumberingAfterBreak="0">
+  <w:abstractNum w:abstractNumId="17" w15:restartNumberingAfterBreak="0">
+    <w:nsid w:val="763F20A9"/>
+    <w:multiLevelType w:val="multilevel"/>
+    <w:tmpl w:val="5D8C3BF0"/>
+    <w:lvl w:ilvl="0">
+      <w:start w:val="1"/>
+      <w:numFmt w:val="decimal"/>
+      <w:lvlText w:val="%1."/>
+      <w:lvlJc w:val="left"/>
+      <w:pPr>
+        <w:tabs>
+          <w:tab w:val="num" w:pos="720"/>
+        </w:tabs>
+        <w:ind w:left="720" w:hanging="360"/>
+      </w:pPr>
+    </w:lvl>
+    <w:lvl w:ilvl="1">
+      <w:start w:val="1"/>
+      <w:numFmt w:val="bullet"/>
+      <w:lvlText w:val="o"/>
+      <w:lvlJc w:val="left"/>
+      <w:pPr>
+        <w:tabs>
+          <w:tab w:val="num" w:pos="1440"/>
+        </w:tabs>
+        <w:ind w:left="1440" w:hanging="360"/>
+      </w:pPr>
+      <w:rPr>
+        <w:rFonts w:ascii="Courier New" w:hAnsi="Courier New" w:hint="default"/>
+        <w:sz w:val="20"/>
+      </w:rPr>
+    </w:lvl>
+    <w:lvl w:ilvl="2" w:tentative="1">
+      <w:start w:val="1"/>
+      <w:numFmt w:val="decimal"/>
+      <w:lvlText w:val="%3."/>
+      <w:lvlJc w:val="left"/>
+      <w:pPr>
+        <w:tabs>
+          <w:tab w:val="num" w:pos="2160"/>
+        </w:tabs>
+        <w:ind w:left="2160" w:hanging="360"/>
+      </w:pPr>
+    </w:lvl>
+    <w:lvl w:ilvl="3" w:tentative="1">
+      <w:start w:val="1"/>
+      <w:numFmt w:val="decimal"/>
+      <w:lvlText w:val="%4."/>
+      <w:lvlJc w:val="left"/>
+      <w:pPr>
+        <w:tabs>
+          <w:tab w:val="num" w:pos="2880"/>
+        </w:tabs>
+        <w:ind w:left="2880" w:hanging="360"/>
+      </w:pPr>
+    </w:lvl>
+    <w:lvl w:ilvl="4" w:tentative="1">
+      <w:start w:val="1"/>
+      <w:numFmt w:val="decimal"/>
+      <w:lvlText w:val="%5."/>
+      <w:lvlJc w:val="left"/>
+      <w:pPr>
+        <w:tabs>
+          <w:tab w:val="num" w:pos="3600"/>
+        </w:tabs>
+        <w:ind w:left="3600" w:hanging="360"/>
+      </w:pPr>
+    </w:lvl>
+    <w:lvl w:ilvl="5" w:tentative="1">
+      <w:start w:val="1"/>
+      <w:numFmt w:val="decimal"/>
+      <w:lvlText w:val="%6."/>
+      <w:lvlJc w:val="left"/>
+      <w:pPr>
+        <w:tabs>
+          <w:tab w:val="num" w:pos="4320"/>
+        </w:tabs>
+        <w:ind w:left="4320" w:hanging="360"/>
+      </w:pPr>
+    </w:lvl>
+    <w:lvl w:ilvl="6" w:tentative="1">
+      <w:start w:val="1"/>
+      <w:numFmt w:val="decimal"/>
+      <w:lvlText w:val="%7."/>
+      <w:lvlJc w:val="left"/>
+      <w:pPr>
+        <w:tabs>
+          <w:tab w:val="num" w:pos="5040"/>
+        </w:tabs>
+        <w:ind w:left="5040" w:hanging="360"/>
+      </w:pPr>
+    </w:lvl>
+    <w:lvl w:ilvl="7" w:tentative="1">
+      <w:start w:val="1"/>
+      <w:numFmt w:val="decimal"/>
+      <w:lvlText w:val="%8."/>
+      <w:lvlJc w:val="left"/>
+      <w:pPr>
+        <w:tabs>
+          <w:tab w:val="num" w:pos="5760"/>
+        </w:tabs>
+        <w:ind w:left="5760" w:hanging="360"/>
+      </w:pPr>
+    </w:lvl>
+    <w:lvl w:ilvl="8" w:tentative="1">
+      <w:start w:val="1"/>
+      <w:numFmt w:val="decimal"/>
+      <w:lvlText w:val="%9."/>
+      <w:lvlJc w:val="left"/>
+      <w:pPr>
+        <w:tabs>
+          <w:tab w:val="num" w:pos="6480"/>
+        </w:tabs>
+        <w:ind w:left="6480" w:hanging="360"/>
+      </w:pPr>
+    </w:lvl>
+  </w:abstractNum>
+  <w:abstractNum w:abstractNumId="18" w15:restartNumberingAfterBreak="0">
     <w:nsid w:val="7D1E3384"/>
     <w:multiLevelType w:val="multilevel"/>
     <w:tmpl w:val="FCE2F7F2"/>
@@ -5286,7 +5247,7 @@
       </w:rPr>
     </w:lvl>
   </w:abstractNum>
-  <w:abstractNum w:abstractNumId="11" w15:restartNumberingAfterBreak="0">
+  <w:abstractNum w:abstractNumId="19" w15:restartNumberingAfterBreak="0">
     <w:nsid w:val="7DDE04F2"/>
     <w:multiLevelType w:val="multilevel"/>
     <w:tmpl w:val="D7B268EE"/>
@@ -5435,7 +5396,156 @@
       </w:rPr>
     </w:lvl>
   </w:abstractNum>
-  <w:abstractNum w:abstractNumId="12" w15:restartNumberingAfterBreak="0">
+  <w:abstractNum w:abstractNumId="20" w15:restartNumberingAfterBreak="0">
+    <w:nsid w:val="7F16347E"/>
+    <w:multiLevelType w:val="multilevel"/>
+    <w:tmpl w:val="F1888F82"/>
+    <w:lvl w:ilvl="0">
+      <w:start w:val="1"/>
+      <w:numFmt w:val="bullet"/>
+      <w:lvlText w:val=""/>
+      <w:lvlJc w:val="left"/>
+      <w:pPr>
+        <w:tabs>
+          <w:tab w:val="num" w:pos="720"/>
+        </w:tabs>
+        <w:ind w:left="720" w:hanging="360"/>
+      </w:pPr>
+      <w:rPr>
+        <w:rFonts w:ascii="Symbol" w:hAnsi="Symbol" w:hint="default"/>
+        <w:sz w:val="20"/>
+      </w:rPr>
+    </w:lvl>
+    <w:lvl w:ilvl="1" w:tentative="1">
+      <w:start w:val="1"/>
+      <w:numFmt w:val="bullet"/>
+      <w:lvlText w:val="o"/>
+      <w:lvlJc w:val="left"/>
+      <w:pPr>
+        <w:tabs>
+          <w:tab w:val="num" w:pos="1440"/>
+        </w:tabs>
+        <w:ind w:left="1440" w:hanging="360"/>
+      </w:pPr>
+      <w:rPr>
+        <w:rFonts w:ascii="Courier New" w:hAnsi="Courier New" w:hint="default"/>
+        <w:sz w:val="20"/>
+      </w:rPr>
+    </w:lvl>
+    <w:lvl w:ilvl="2" w:tentative="1">
+      <w:start w:val="1"/>
+      <w:numFmt w:val="bullet"/>
+      <w:lvlText w:val=""/>
+      <w:lvlJc w:val="left"/>
+      <w:pPr>
+        <w:tabs>
+          <w:tab w:val="num" w:pos="2160"/>
+        </w:tabs>
+        <w:ind w:left="2160" w:hanging="360"/>
+      </w:pPr>
+      <w:rPr>
+        <w:rFonts w:ascii="Wingdings" w:hAnsi="Wingdings" w:hint="default"/>
+        <w:sz w:val="20"/>
+      </w:rPr>
+    </w:lvl>
+    <w:lvl w:ilvl="3" w:tentative="1">
+      <w:start w:val="1"/>
+      <w:numFmt w:val="bullet"/>
+      <w:lvlText w:val=""/>
+      <w:lvlJc w:val="left"/>
+      <w:pPr>
+        <w:tabs>
+          <w:tab w:val="num" w:pos="2880"/>
+        </w:tabs>
+        <w:ind w:left="2880" w:hanging="360"/>
+      </w:pPr>
+      <w:rPr>
+        <w:rFonts w:ascii="Wingdings" w:hAnsi="Wingdings" w:hint="default"/>
+        <w:sz w:val="20"/>
+      </w:rPr>
+    </w:lvl>
+    <w:lvl w:ilvl="4" w:tentative="1">
+      <w:start w:val="1"/>
+      <w:numFmt w:val="bullet"/>
+      <w:lvlText w:val=""/>
+      <w:lvlJc w:val="left"/>
+      <w:pPr>
+        <w:tabs>
+          <w:tab w:val="num" w:pos="3600"/>
+        </w:tabs>
+        <w:ind w:left="3600" w:hanging="360"/>
+      </w:pPr>
+      <w:rPr>
+        <w:rFonts w:ascii="Wingdings" w:hAnsi="Wingdings" w:hint="default"/>
+        <w:sz w:val="20"/>
+      </w:rPr>
+    </w:lvl>
+    <w:lvl w:ilvl="5" w:tentative="1">
+      <w:start w:val="1"/>
+      <w:numFmt w:val="bullet"/>
+      <w:lvlText w:val=""/>
+      <w:lvlJc w:val="left"/>
+      <w:pPr>
+        <w:tabs>
+          <w:tab w:val="num" w:pos="4320"/>
+        </w:tabs>
+        <w:ind w:left="4320" w:hanging="360"/>
+      </w:pPr>
+      <w:rPr>
+        <w:rFonts w:ascii="Wingdings" w:hAnsi="Wingdings" w:hint="default"/>
+        <w:sz w:val="20"/>
+      </w:rPr>
+    </w:lvl>
+    <w:lvl w:ilvl="6" w:tentative="1">
+      <w:start w:val="1"/>
+      <w:numFmt w:val="bullet"/>
+      <w:lvlText w:val=""/>
+      <w:lvlJc w:val="left"/>
+      <w:pPr>
+        <w:tabs>
+          <w:tab w:val="num" w:pos="5040"/>
+        </w:tabs>
+        <w:ind w:left="5040" w:hanging="360"/>
+      </w:pPr>
+      <w:rPr>
+        <w:rFonts w:ascii="Wingdings" w:hAnsi="Wingdings" w:hint="default"/>
+        <w:sz w:val="20"/>
+      </w:rPr>
+    </w:lvl>
+    <w:lvl w:ilvl="7" w:tentative="1">
+      <w:start w:val="1"/>
+      <w:numFmt w:val="bullet"/>
+      <w:lvlText w:val=""/>
+      <w:lvlJc w:val="left"/>
+      <w:pPr>
+        <w:tabs>
+          <w:tab w:val="num" w:pos="5760"/>
+        </w:tabs>
+        <w:ind w:left="5760" w:hanging="360"/>
+      </w:pPr>
+      <w:rPr>
+        <w:rFonts w:ascii="Wingdings" w:hAnsi="Wingdings" w:hint="default"/>
+        <w:sz w:val="20"/>
+      </w:rPr>
+    </w:lvl>
+    <w:lvl w:ilvl="8" w:tentative="1">
+      <w:start w:val="1"/>
+      <w:numFmt w:val="bullet"/>
+      <w:lvlText w:val=""/>
+      <w:lvlJc w:val="left"/>
+      <w:pPr>
+        <w:tabs>
+          <w:tab w:val="num" w:pos="6480"/>
+        </w:tabs>
+        <w:ind w:left="6480" w:hanging="360"/>
+      </w:pPr>
+      <w:rPr>
+        <w:rFonts w:ascii="Wingdings" w:hAnsi="Wingdings" w:hint="default"/>
+        <w:sz w:val="20"/>
+      </w:rPr>
+    </w:lvl>
+  </w:abstractNum>
+  <w:abstractNum w:abstractNumId="21" w15:restartNumberingAfterBreak="0">
     <w:nsid w:val="7F8A2DE2"/>
     <w:multiLevelType w:val="multilevel"/>
     <w:tmpl w:val="ED0A520C"/>
@@ -5585,43 +5695,70 @@
     </w:lvl>
   </w:abstractNum>
   <w:num w:numId="1" w16cid:durableId="65997911">
+    <w:abstractNumId w:val="10"/>
+  </w:num>
+  <w:num w:numId="2" w16cid:durableId="782922018">
     <w:abstractNumId w:val="5"/>
   </w:num>
-  <w:num w:numId="2" w16cid:durableId="782922018">
+  <w:num w:numId="3" w16cid:durableId="1398091761">
+    <w:abstractNumId w:val="18"/>
+  </w:num>
+  <w:num w:numId="4" w16cid:durableId="1967663753">
+    <w:abstractNumId w:val="21"/>
+  </w:num>
+  <w:num w:numId="5" w16cid:durableId="1954826248">
+    <w:abstractNumId w:val="1"/>
+  </w:num>
+  <w:num w:numId="6" w16cid:durableId="971592836">
+    <w:abstractNumId w:val="7"/>
+  </w:num>
+  <w:num w:numId="7" w16cid:durableId="2007827343">
+    <w:abstractNumId w:val="14"/>
+  </w:num>
+  <w:num w:numId="8" w16cid:durableId="1181091183">
+    <w:abstractNumId w:val="8"/>
+  </w:num>
+  <w:num w:numId="9" w16cid:durableId="1816800081">
+    <w:abstractNumId w:val="11"/>
+  </w:num>
+  <w:num w:numId="10" w16cid:durableId="943194114">
+    <w:abstractNumId w:val="16"/>
+  </w:num>
+  <w:num w:numId="11" w16cid:durableId="143007195">
+    <w:abstractNumId w:val="19"/>
+  </w:num>
+  <w:num w:numId="12" w16cid:durableId="256063060">
     <w:abstractNumId w:val="2"/>
   </w:num>
-  <w:num w:numId="3" w16cid:durableId="1398091761">
-    <w:abstractNumId w:val="10"/>
+  <w:num w:numId="13" w16cid:durableId="2129203469">
+    <w:abstractNumId w:val="15"/>
   </w:num>
-  <w:num w:numId="4" w16cid:durableId="1967663753">
+  <w:num w:numId="14" w16cid:durableId="461726978">
+    <w:abstractNumId w:val="0"/>
+  </w:num>
+  <w:num w:numId="15" w16cid:durableId="1584609877">
+    <w:abstractNumId w:val="13"/>
+  </w:num>
+  <w:num w:numId="16" w16cid:durableId="713236616">
+    <w:abstractNumId w:val="6"/>
+  </w:num>
+  <w:num w:numId="17" w16cid:durableId="1820272085">
+    <w:abstractNumId w:val="17"/>
+  </w:num>
+  <w:num w:numId="18" w16cid:durableId="1351108505">
+    <w:abstractNumId w:val="9"/>
+  </w:num>
+  <w:num w:numId="19" w16cid:durableId="1928494588">
+    <w:abstractNumId w:val="4"/>
+  </w:num>
+  <w:num w:numId="20" w16cid:durableId="138037247">
+    <w:abstractNumId w:val="3"/>
+  </w:num>
+  <w:num w:numId="21" w16cid:durableId="1730108531">
     <w:abstractNumId w:val="12"/>
   </w:num>
-  <w:num w:numId="5" w16cid:durableId="1954826248">
-    <w:abstractNumId w:val="0"/>
-  </w:num>
-  <w:num w:numId="6" w16cid:durableId="971592836">
-    <w:abstractNumId w:val="3"/>
-  </w:num>
-  <w:num w:numId="7" w16cid:durableId="2007827343">
-    <w:abstractNumId w:val="7"/>
-  </w:num>
-  <w:num w:numId="8" w16cid:durableId="1181091183">
-    <w:abstractNumId w:val="4"/>
-  </w:num>
-  <w:num w:numId="9" w16cid:durableId="1816800081">
-    <w:abstractNumId w:val="6"/>
-  </w:num>
-  <w:num w:numId="10" w16cid:durableId="943194114">
-    <w:abstractNumId w:val="9"/>
-  </w:num>
-  <w:num w:numId="11" w16cid:durableId="143007195">
-    <w:abstractNumId w:val="11"/>
-  </w:num>
-  <w:num w:numId="12" w16cid:durableId="256063060">
-    <w:abstractNumId w:val="1"/>
-  </w:num>
-  <w:num w:numId="13" w16cid:durableId="2129203469">
-    <w:abstractNumId w:val="8"/>
+  <w:num w:numId="22" w16cid:durableId="87237175">
+    <w:abstractNumId w:val="20"/>
   </w:num>
 </w:numbering>
 </file>
@@ -6229,7 +6366,6 @@
   <w:style w:type="character" w:default="1" w:styleId="DefaultParagraphFont">
     <w:name w:val="Default Paragraph Font"/>
     <w:uiPriority w:val="1"/>
-    <w:semiHidden/>
     <w:unhideWhenUsed/>
   </w:style>
   <w:style w:type="table" w:default="1" w:styleId="TableNormal">
